--- a/项目文档/项目计划书.docx
+++ b/项目文档/项目计划书.docx
@@ -6,46 +6,3398 @@
       <w:pPr>
         <w:pStyle w:val="a3"/>
         <w:rPr>
-          <w:rFonts w:hint="eastAsia"/>
           <w:sz w:val="40"/>
           <w:szCs w:val="40"/>
         </w:rPr>
       </w:pPr>
-      <w:r>
+    </w:p>
+    <w:p>
+      <w:pPr>
+        <w:pStyle w:val="a3"/>
         <w:rPr>
           <w:sz w:val="40"/>
           <w:szCs w:val="40"/>
         </w:rPr>
-        <w:t>智教魔方 —— 大模型驱动教学全链路智能体</w:t>
-      </w:r>
+      </w:pPr>
     </w:p>
     <w:p>
       <w:pPr>
         <w:pStyle w:val="a3"/>
         <w:rPr>
-          <w:rFonts w:hint="eastAsia"/>
           <w:sz w:val="40"/>
           <w:szCs w:val="40"/>
         </w:rPr>
       </w:pPr>
-      <w:r>
+    </w:p>
+    <w:p>
+      <w:pPr>
+        <w:pStyle w:val="a3"/>
         <w:rPr>
           <w:sz w:val="40"/>
           <w:szCs w:val="40"/>
         </w:rPr>
+      </w:pPr>
+    </w:p>
+    <w:p>
+      <w:pPr>
+        <w:pStyle w:val="a3"/>
+        <w:rPr>
+          <w:sz w:val="40"/>
+          <w:szCs w:val="40"/>
+        </w:rPr>
+      </w:pPr>
+    </w:p>
+    <w:p>
+      <w:pPr>
+        <w:pStyle w:val="a3"/>
+        <w:rPr>
+          <w:sz w:val="40"/>
+          <w:szCs w:val="40"/>
+        </w:rPr>
+      </w:pPr>
+    </w:p>
+    <w:p>
+      <w:pPr>
+        <w:pStyle w:val="a3"/>
+        <w:rPr>
+          <w:sz w:val="40"/>
+          <w:szCs w:val="40"/>
+        </w:rPr>
+      </w:pPr>
+    </w:p>
+    <w:p>
+      <w:pPr>
+        <w:pStyle w:val="a3"/>
+        <w:rPr>
+          <w:rFonts w:hint="eastAsia"/>
+          <w:sz w:val="52"/>
+          <w:szCs w:val="52"/>
+        </w:rPr>
+      </w:pPr>
+      <w:proofErr w:type="gramStart"/>
+      <w:r>
+        <w:rPr>
+          <w:sz w:val="52"/>
+          <w:szCs w:val="52"/>
+        </w:rPr>
+        <w:t>智教魔方</w:t>
+      </w:r>
+      <w:proofErr w:type="gramEnd"/>
+      <w:r>
+        <w:rPr>
+          <w:sz w:val="52"/>
+          <w:szCs w:val="52"/>
+        </w:rPr>
+        <w:t xml:space="preserve"> —— 大模型驱动教学全链路智能体</w:t>
+      </w:r>
+    </w:p>
+    <w:p>
+      <w:pPr>
+        <w:pStyle w:val="a3"/>
+        <w:rPr>
+          <w:rFonts w:ascii="黑体" w:eastAsia="黑体" w:hAnsi="黑体" w:hint="eastAsia"/>
+          <w:b/>
+          <w:bCs/>
+          <w:sz w:val="52"/>
+          <w:szCs w:val="52"/>
+        </w:rPr>
+      </w:pPr>
+      <w:r>
+        <w:rPr>
+          <w:rFonts w:ascii="黑体" w:eastAsia="黑体" w:hAnsi="黑体"/>
+          <w:b/>
+          <w:bCs/>
+          <w:sz w:val="52"/>
+          <w:szCs w:val="52"/>
+        </w:rPr>
         <w:t>项目计划书</w:t>
       </w:r>
     </w:p>
     <w:p>
       <w:pPr>
+        <w:widowControl/>
+        <w:rPr>
+          <w:rFonts w:asciiTheme="majorHAnsi" w:eastAsiaTheme="majorEastAsia" w:hAnsiTheme="majorHAnsi" w:cstheme="majorBidi" w:hint="eastAsia"/>
+          <w:spacing w:val="-10"/>
+          <w:kern w:val="28"/>
+          <w:sz w:val="40"/>
+          <w:szCs w:val="40"/>
+        </w:rPr>
+      </w:pPr>
+      <w:r>
+        <w:rPr>
+          <w:rFonts w:hint="eastAsia"/>
+          <w:sz w:val="40"/>
+          <w:szCs w:val="40"/>
+        </w:rPr>
+        <w:br w:type="page"/>
+      </w:r>
+    </w:p>
+    <w:sdt>
+      <w:sdtPr>
+        <w:rPr>
+          <w:lang w:val="zh-CN"/>
+        </w:rPr>
+        <w:id w:val="-1073818436"/>
+        <w:docPartObj>
+          <w:docPartGallery w:val="Table of Contents"/>
+          <w:docPartUnique/>
+        </w:docPartObj>
+      </w:sdtPr>
+      <w:sdtEndPr>
+        <w:rPr>
+          <w:rFonts w:asciiTheme="minorHAnsi" w:eastAsiaTheme="minorEastAsia" w:hAnsiTheme="minorHAnsi" w:cstheme="minorBidi"/>
+          <w:b/>
+          <w:bCs/>
+          <w:color w:val="auto"/>
+          <w:kern w:val="2"/>
+          <w:sz w:val="22"/>
+          <w:szCs w:val="24"/>
+          <w14:ligatures w14:val="standardContextual"/>
+        </w:rPr>
+      </w:sdtEndPr>
+      <w:sdtContent>
+        <w:p>
+          <w:pPr>
+            <w:pStyle w:val="TOC"/>
+            <w:rPr>
+              <w:rFonts w:hint="eastAsia"/>
+            </w:rPr>
+          </w:pPr>
+          <w:r>
+            <w:rPr>
+              <w:lang w:val="zh-CN"/>
+            </w:rPr>
+            <w:t>目录</w:t>
+          </w:r>
+        </w:p>
+        <w:p>
+          <w:pPr>
+            <w:pStyle w:val="TOC1"/>
+            <w:tabs>
+              <w:tab w:val="right" w:leader="dot" w:pos="8296"/>
+            </w:tabs>
+            <w:rPr>
+              <w:rFonts w:hint="eastAsia"/>
+              <w:noProof/>
+            </w:rPr>
+          </w:pPr>
+          <w:r>
+            <w:fldChar w:fldCharType="begin"/>
+          </w:r>
+          <w:r>
+            <w:instrText xml:space="preserve"> TOC \o "1-3" \h \z \u </w:instrText>
+          </w:r>
+          <w:r>
+            <w:rPr>
+              <w:rFonts w:hint="eastAsia"/>
+            </w:rPr>
+            <w:fldChar w:fldCharType="separate"/>
+          </w:r>
+          <w:hyperlink w:anchor="_Toc224718111" w:history="1">
+            <w:r>
+              <w:rPr>
+                <w:rStyle w:val="af3"/>
+                <w:rFonts w:hint="eastAsia"/>
+                <w:noProof/>
+              </w:rPr>
+              <w:t>1 引言</w:t>
+            </w:r>
+            <w:r>
+              <w:rPr>
+                <w:rFonts w:hint="eastAsia"/>
+                <w:noProof/>
+                <w:webHidden/>
+              </w:rPr>
+              <w:tab/>
+            </w:r>
+            <w:r>
+              <w:rPr>
+                <w:rFonts w:hint="eastAsia"/>
+                <w:noProof/>
+                <w:webHidden/>
+              </w:rPr>
+              <w:fldChar w:fldCharType="begin"/>
+            </w:r>
+            <w:r>
+              <w:rPr>
+                <w:rFonts w:hint="eastAsia"/>
+                <w:noProof/>
+                <w:webHidden/>
+              </w:rPr>
+              <w:instrText xml:space="preserve"> </w:instrText>
+            </w:r>
+            <w:r>
+              <w:rPr>
+                <w:noProof/>
+                <w:webHidden/>
+              </w:rPr>
+              <w:instrText>PAGEREF _Toc224718111 \h</w:instrText>
+            </w:r>
+            <w:r>
+              <w:rPr>
+                <w:rFonts w:hint="eastAsia"/>
+                <w:noProof/>
+                <w:webHidden/>
+              </w:rPr>
+              <w:instrText xml:space="preserve"> </w:instrText>
+            </w:r>
+            <w:r>
+              <w:rPr>
+                <w:rFonts w:hint="eastAsia"/>
+                <w:noProof/>
+                <w:webHidden/>
+              </w:rPr>
+            </w:r>
+            <w:r>
+              <w:rPr>
+                <w:rFonts w:hint="eastAsia"/>
+                <w:noProof/>
+                <w:webHidden/>
+              </w:rPr>
+              <w:fldChar w:fldCharType="separate"/>
+            </w:r>
+            <w:r>
+              <w:rPr>
+                <w:rFonts w:hint="eastAsia"/>
+                <w:noProof/>
+                <w:webHidden/>
+              </w:rPr>
+              <w:t>3</w:t>
+            </w:r>
+            <w:r>
+              <w:rPr>
+                <w:rFonts w:hint="eastAsia"/>
+                <w:noProof/>
+                <w:webHidden/>
+              </w:rPr>
+              <w:fldChar w:fldCharType="end"/>
+            </w:r>
+          </w:hyperlink>
+        </w:p>
+        <w:p>
+          <w:pPr>
+            <w:pStyle w:val="TOC2"/>
+            <w:tabs>
+              <w:tab w:val="right" w:leader="dot" w:pos="8296"/>
+            </w:tabs>
+            <w:ind w:left="440"/>
+            <w:rPr>
+              <w:rFonts w:hint="eastAsia"/>
+              <w:noProof/>
+            </w:rPr>
+          </w:pPr>
+          <w:hyperlink w:anchor="_Toc224718112" w:history="1">
+            <w:r>
+              <w:rPr>
+                <w:rStyle w:val="af3"/>
+                <w:rFonts w:hint="eastAsia"/>
+                <w:noProof/>
+              </w:rPr>
+              <w:t>1.1 编写目的</w:t>
+            </w:r>
+            <w:r>
+              <w:rPr>
+                <w:rFonts w:hint="eastAsia"/>
+                <w:noProof/>
+                <w:webHidden/>
+              </w:rPr>
+              <w:tab/>
+            </w:r>
+            <w:r>
+              <w:rPr>
+                <w:rFonts w:hint="eastAsia"/>
+                <w:noProof/>
+                <w:webHidden/>
+              </w:rPr>
+              <w:fldChar w:fldCharType="begin"/>
+            </w:r>
+            <w:r>
+              <w:rPr>
+                <w:rFonts w:hint="eastAsia"/>
+                <w:noProof/>
+                <w:webHidden/>
+              </w:rPr>
+              <w:instrText xml:space="preserve"> </w:instrText>
+            </w:r>
+            <w:r>
+              <w:rPr>
+                <w:noProof/>
+                <w:webHidden/>
+              </w:rPr>
+              <w:instrText>PAGEREF _Toc224718112 \h</w:instrText>
+            </w:r>
+            <w:r>
+              <w:rPr>
+                <w:rFonts w:hint="eastAsia"/>
+                <w:noProof/>
+                <w:webHidden/>
+              </w:rPr>
+              <w:instrText xml:space="preserve"> </w:instrText>
+            </w:r>
+            <w:r>
+              <w:rPr>
+                <w:rFonts w:hint="eastAsia"/>
+                <w:noProof/>
+                <w:webHidden/>
+              </w:rPr>
+            </w:r>
+            <w:r>
+              <w:rPr>
+                <w:rFonts w:hint="eastAsia"/>
+                <w:noProof/>
+                <w:webHidden/>
+              </w:rPr>
+              <w:fldChar w:fldCharType="separate"/>
+            </w:r>
+            <w:r>
+              <w:rPr>
+                <w:rFonts w:hint="eastAsia"/>
+                <w:noProof/>
+                <w:webHidden/>
+              </w:rPr>
+              <w:t>3</w:t>
+            </w:r>
+            <w:r>
+              <w:rPr>
+                <w:rFonts w:hint="eastAsia"/>
+                <w:noProof/>
+                <w:webHidden/>
+              </w:rPr>
+              <w:fldChar w:fldCharType="end"/>
+            </w:r>
+          </w:hyperlink>
+        </w:p>
+        <w:p>
+          <w:pPr>
+            <w:pStyle w:val="TOC2"/>
+            <w:tabs>
+              <w:tab w:val="right" w:leader="dot" w:pos="8296"/>
+            </w:tabs>
+            <w:ind w:left="440"/>
+            <w:rPr>
+              <w:rFonts w:hint="eastAsia"/>
+              <w:noProof/>
+            </w:rPr>
+          </w:pPr>
+          <w:hyperlink w:anchor="_Toc224718113" w:history="1">
+            <w:r>
+              <w:rPr>
+                <w:rStyle w:val="af3"/>
+                <w:rFonts w:hint="eastAsia"/>
+                <w:noProof/>
+              </w:rPr>
+              <w:t>1.2 项目背景</w:t>
+            </w:r>
+            <w:r>
+              <w:rPr>
+                <w:rFonts w:hint="eastAsia"/>
+                <w:noProof/>
+                <w:webHidden/>
+              </w:rPr>
+              <w:tab/>
+            </w:r>
+            <w:r>
+              <w:rPr>
+                <w:rFonts w:hint="eastAsia"/>
+                <w:noProof/>
+                <w:webHidden/>
+              </w:rPr>
+              <w:fldChar w:fldCharType="begin"/>
+            </w:r>
+            <w:r>
+              <w:rPr>
+                <w:rFonts w:hint="eastAsia"/>
+                <w:noProof/>
+                <w:webHidden/>
+              </w:rPr>
+              <w:instrText xml:space="preserve"> </w:instrText>
+            </w:r>
+            <w:r>
+              <w:rPr>
+                <w:noProof/>
+                <w:webHidden/>
+              </w:rPr>
+              <w:instrText>PAGEREF _Toc224718113 \h</w:instrText>
+            </w:r>
+            <w:r>
+              <w:rPr>
+                <w:rFonts w:hint="eastAsia"/>
+                <w:noProof/>
+                <w:webHidden/>
+              </w:rPr>
+              <w:instrText xml:space="preserve"> </w:instrText>
+            </w:r>
+            <w:r>
+              <w:rPr>
+                <w:rFonts w:hint="eastAsia"/>
+                <w:noProof/>
+                <w:webHidden/>
+              </w:rPr>
+            </w:r>
+            <w:r>
+              <w:rPr>
+                <w:rFonts w:hint="eastAsia"/>
+                <w:noProof/>
+                <w:webHidden/>
+              </w:rPr>
+              <w:fldChar w:fldCharType="separate"/>
+            </w:r>
+            <w:r>
+              <w:rPr>
+                <w:rFonts w:hint="eastAsia"/>
+                <w:noProof/>
+                <w:webHidden/>
+              </w:rPr>
+              <w:t>3</w:t>
+            </w:r>
+            <w:r>
+              <w:rPr>
+                <w:rFonts w:hint="eastAsia"/>
+                <w:noProof/>
+                <w:webHidden/>
+              </w:rPr>
+              <w:fldChar w:fldCharType="end"/>
+            </w:r>
+          </w:hyperlink>
+        </w:p>
+        <w:p>
+          <w:pPr>
+            <w:pStyle w:val="TOC2"/>
+            <w:tabs>
+              <w:tab w:val="right" w:leader="dot" w:pos="8296"/>
+            </w:tabs>
+            <w:ind w:left="440"/>
+            <w:rPr>
+              <w:rFonts w:hint="eastAsia"/>
+              <w:noProof/>
+            </w:rPr>
+          </w:pPr>
+          <w:hyperlink w:anchor="_Toc224718114" w:history="1">
+            <w:r>
+              <w:rPr>
+                <w:rStyle w:val="af3"/>
+                <w:rFonts w:hint="eastAsia"/>
+                <w:noProof/>
+              </w:rPr>
+              <w:t>1.3 定义</w:t>
+            </w:r>
+            <w:r>
+              <w:rPr>
+                <w:rFonts w:hint="eastAsia"/>
+                <w:noProof/>
+                <w:webHidden/>
+              </w:rPr>
+              <w:tab/>
+            </w:r>
+            <w:r>
+              <w:rPr>
+                <w:rFonts w:hint="eastAsia"/>
+                <w:noProof/>
+                <w:webHidden/>
+              </w:rPr>
+              <w:fldChar w:fldCharType="begin"/>
+            </w:r>
+            <w:r>
+              <w:rPr>
+                <w:rFonts w:hint="eastAsia"/>
+                <w:noProof/>
+                <w:webHidden/>
+              </w:rPr>
+              <w:instrText xml:space="preserve"> </w:instrText>
+            </w:r>
+            <w:r>
+              <w:rPr>
+                <w:noProof/>
+                <w:webHidden/>
+              </w:rPr>
+              <w:instrText>PAGEREF _Toc224718114 \h</w:instrText>
+            </w:r>
+            <w:r>
+              <w:rPr>
+                <w:rFonts w:hint="eastAsia"/>
+                <w:noProof/>
+                <w:webHidden/>
+              </w:rPr>
+              <w:instrText xml:space="preserve"> </w:instrText>
+            </w:r>
+            <w:r>
+              <w:rPr>
+                <w:rFonts w:hint="eastAsia"/>
+                <w:noProof/>
+                <w:webHidden/>
+              </w:rPr>
+            </w:r>
+            <w:r>
+              <w:rPr>
+                <w:rFonts w:hint="eastAsia"/>
+                <w:noProof/>
+                <w:webHidden/>
+              </w:rPr>
+              <w:fldChar w:fldCharType="separate"/>
+            </w:r>
+            <w:r>
+              <w:rPr>
+                <w:rFonts w:hint="eastAsia"/>
+                <w:noProof/>
+                <w:webHidden/>
+              </w:rPr>
+              <w:t>3</w:t>
+            </w:r>
+            <w:r>
+              <w:rPr>
+                <w:rFonts w:hint="eastAsia"/>
+                <w:noProof/>
+                <w:webHidden/>
+              </w:rPr>
+              <w:fldChar w:fldCharType="end"/>
+            </w:r>
+          </w:hyperlink>
+        </w:p>
+        <w:p>
+          <w:pPr>
+            <w:pStyle w:val="TOC2"/>
+            <w:tabs>
+              <w:tab w:val="right" w:leader="dot" w:pos="8296"/>
+            </w:tabs>
+            <w:ind w:left="440"/>
+            <w:rPr>
+              <w:rFonts w:hint="eastAsia"/>
+              <w:noProof/>
+            </w:rPr>
+          </w:pPr>
+          <w:hyperlink w:anchor="_Toc224718115" w:history="1">
+            <w:r>
+              <w:rPr>
+                <w:rStyle w:val="af3"/>
+                <w:rFonts w:hint="eastAsia"/>
+                <w:noProof/>
+              </w:rPr>
+              <w:t>1.4 项目内容</w:t>
+            </w:r>
+            <w:r>
+              <w:rPr>
+                <w:rFonts w:hint="eastAsia"/>
+                <w:noProof/>
+                <w:webHidden/>
+              </w:rPr>
+              <w:tab/>
+            </w:r>
+            <w:r>
+              <w:rPr>
+                <w:rFonts w:hint="eastAsia"/>
+                <w:noProof/>
+                <w:webHidden/>
+              </w:rPr>
+              <w:fldChar w:fldCharType="begin"/>
+            </w:r>
+            <w:r>
+              <w:rPr>
+                <w:rFonts w:hint="eastAsia"/>
+                <w:noProof/>
+                <w:webHidden/>
+              </w:rPr>
+              <w:instrText xml:space="preserve"> </w:instrText>
+            </w:r>
+            <w:r>
+              <w:rPr>
+                <w:noProof/>
+                <w:webHidden/>
+              </w:rPr>
+              <w:instrText>PAGEREF _Toc224718115 \h</w:instrText>
+            </w:r>
+            <w:r>
+              <w:rPr>
+                <w:rFonts w:hint="eastAsia"/>
+                <w:noProof/>
+                <w:webHidden/>
+              </w:rPr>
+              <w:instrText xml:space="preserve"> </w:instrText>
+            </w:r>
+            <w:r>
+              <w:rPr>
+                <w:rFonts w:hint="eastAsia"/>
+                <w:noProof/>
+                <w:webHidden/>
+              </w:rPr>
+            </w:r>
+            <w:r>
+              <w:rPr>
+                <w:rFonts w:hint="eastAsia"/>
+                <w:noProof/>
+                <w:webHidden/>
+              </w:rPr>
+              <w:fldChar w:fldCharType="separate"/>
+            </w:r>
+            <w:r>
+              <w:rPr>
+                <w:rFonts w:hint="eastAsia"/>
+                <w:noProof/>
+                <w:webHidden/>
+              </w:rPr>
+              <w:t>3</w:t>
+            </w:r>
+            <w:r>
+              <w:rPr>
+                <w:rFonts w:hint="eastAsia"/>
+                <w:noProof/>
+                <w:webHidden/>
+              </w:rPr>
+              <w:fldChar w:fldCharType="end"/>
+            </w:r>
+          </w:hyperlink>
+        </w:p>
+        <w:p>
+          <w:pPr>
+            <w:pStyle w:val="TOC1"/>
+            <w:tabs>
+              <w:tab w:val="right" w:leader="dot" w:pos="8296"/>
+            </w:tabs>
+            <w:rPr>
+              <w:rFonts w:hint="eastAsia"/>
+              <w:noProof/>
+            </w:rPr>
+          </w:pPr>
+          <w:hyperlink w:anchor="_Toc224718116" w:history="1">
+            <w:r>
+              <w:rPr>
+                <w:rStyle w:val="af3"/>
+                <w:rFonts w:hint="eastAsia"/>
+                <w:noProof/>
+              </w:rPr>
+              <w:t>2 项目概述</w:t>
+            </w:r>
+            <w:r>
+              <w:rPr>
+                <w:rFonts w:hint="eastAsia"/>
+                <w:noProof/>
+                <w:webHidden/>
+              </w:rPr>
+              <w:tab/>
+            </w:r>
+            <w:r>
+              <w:rPr>
+                <w:rFonts w:hint="eastAsia"/>
+                <w:noProof/>
+                <w:webHidden/>
+              </w:rPr>
+              <w:fldChar w:fldCharType="begin"/>
+            </w:r>
+            <w:r>
+              <w:rPr>
+                <w:rFonts w:hint="eastAsia"/>
+                <w:noProof/>
+                <w:webHidden/>
+              </w:rPr>
+              <w:instrText xml:space="preserve"> </w:instrText>
+            </w:r>
+            <w:r>
+              <w:rPr>
+                <w:noProof/>
+                <w:webHidden/>
+              </w:rPr>
+              <w:instrText>PAGEREF _Toc224718116 \h</w:instrText>
+            </w:r>
+            <w:r>
+              <w:rPr>
+                <w:rFonts w:hint="eastAsia"/>
+                <w:noProof/>
+                <w:webHidden/>
+              </w:rPr>
+              <w:instrText xml:space="preserve"> </w:instrText>
+            </w:r>
+            <w:r>
+              <w:rPr>
+                <w:rFonts w:hint="eastAsia"/>
+                <w:noProof/>
+                <w:webHidden/>
+              </w:rPr>
+            </w:r>
+            <w:r>
+              <w:rPr>
+                <w:rFonts w:hint="eastAsia"/>
+                <w:noProof/>
+                <w:webHidden/>
+              </w:rPr>
+              <w:fldChar w:fldCharType="separate"/>
+            </w:r>
+            <w:r>
+              <w:rPr>
+                <w:rFonts w:hint="eastAsia"/>
+                <w:noProof/>
+                <w:webHidden/>
+              </w:rPr>
+              <w:t>4</w:t>
+            </w:r>
+            <w:r>
+              <w:rPr>
+                <w:rFonts w:hint="eastAsia"/>
+                <w:noProof/>
+                <w:webHidden/>
+              </w:rPr>
+              <w:fldChar w:fldCharType="end"/>
+            </w:r>
+          </w:hyperlink>
+        </w:p>
+        <w:p>
+          <w:pPr>
+            <w:pStyle w:val="TOC2"/>
+            <w:tabs>
+              <w:tab w:val="right" w:leader="dot" w:pos="8296"/>
+            </w:tabs>
+            <w:ind w:left="440"/>
+            <w:rPr>
+              <w:rFonts w:hint="eastAsia"/>
+              <w:noProof/>
+            </w:rPr>
+          </w:pPr>
+          <w:hyperlink w:anchor="_Toc224718117" w:history="1">
+            <w:r>
+              <w:rPr>
+                <w:rStyle w:val="af3"/>
+                <w:rFonts w:hint="eastAsia"/>
+                <w:noProof/>
+              </w:rPr>
+              <w:t>2.1 项目目标</w:t>
+            </w:r>
+            <w:r>
+              <w:rPr>
+                <w:rFonts w:hint="eastAsia"/>
+                <w:noProof/>
+                <w:webHidden/>
+              </w:rPr>
+              <w:tab/>
+            </w:r>
+            <w:r>
+              <w:rPr>
+                <w:rFonts w:hint="eastAsia"/>
+                <w:noProof/>
+                <w:webHidden/>
+              </w:rPr>
+              <w:fldChar w:fldCharType="begin"/>
+            </w:r>
+            <w:r>
+              <w:rPr>
+                <w:rFonts w:hint="eastAsia"/>
+                <w:noProof/>
+                <w:webHidden/>
+              </w:rPr>
+              <w:instrText xml:space="preserve"> </w:instrText>
+            </w:r>
+            <w:r>
+              <w:rPr>
+                <w:noProof/>
+                <w:webHidden/>
+              </w:rPr>
+              <w:instrText>PAGEREF _Toc224718117 \h</w:instrText>
+            </w:r>
+            <w:r>
+              <w:rPr>
+                <w:rFonts w:hint="eastAsia"/>
+                <w:noProof/>
+                <w:webHidden/>
+              </w:rPr>
+              <w:instrText xml:space="preserve"> </w:instrText>
+            </w:r>
+            <w:r>
+              <w:rPr>
+                <w:rFonts w:hint="eastAsia"/>
+                <w:noProof/>
+                <w:webHidden/>
+              </w:rPr>
+            </w:r>
+            <w:r>
+              <w:rPr>
+                <w:rFonts w:hint="eastAsia"/>
+                <w:noProof/>
+                <w:webHidden/>
+              </w:rPr>
+              <w:fldChar w:fldCharType="separate"/>
+            </w:r>
+            <w:r>
+              <w:rPr>
+                <w:rFonts w:hint="eastAsia"/>
+                <w:noProof/>
+                <w:webHidden/>
+              </w:rPr>
+              <w:t>4</w:t>
+            </w:r>
+            <w:r>
+              <w:rPr>
+                <w:rFonts w:hint="eastAsia"/>
+                <w:noProof/>
+                <w:webHidden/>
+              </w:rPr>
+              <w:fldChar w:fldCharType="end"/>
+            </w:r>
+          </w:hyperlink>
+        </w:p>
+        <w:p>
+          <w:pPr>
+            <w:pStyle w:val="TOC2"/>
+            <w:tabs>
+              <w:tab w:val="right" w:leader="dot" w:pos="8296"/>
+            </w:tabs>
+            <w:ind w:left="440"/>
+            <w:rPr>
+              <w:rFonts w:hint="eastAsia"/>
+              <w:noProof/>
+            </w:rPr>
+          </w:pPr>
+          <w:hyperlink w:anchor="_Toc224718118" w:history="1">
+            <w:r>
+              <w:rPr>
+                <w:rStyle w:val="af3"/>
+                <w:rFonts w:hint="eastAsia"/>
+                <w:noProof/>
+              </w:rPr>
+              <w:t>2.2 产品目标与范围</w:t>
+            </w:r>
+            <w:r>
+              <w:rPr>
+                <w:rFonts w:hint="eastAsia"/>
+                <w:noProof/>
+                <w:webHidden/>
+              </w:rPr>
+              <w:tab/>
+            </w:r>
+            <w:r>
+              <w:rPr>
+                <w:rFonts w:hint="eastAsia"/>
+                <w:noProof/>
+                <w:webHidden/>
+              </w:rPr>
+              <w:fldChar w:fldCharType="begin"/>
+            </w:r>
+            <w:r>
+              <w:rPr>
+                <w:rFonts w:hint="eastAsia"/>
+                <w:noProof/>
+                <w:webHidden/>
+              </w:rPr>
+              <w:instrText xml:space="preserve"> </w:instrText>
+            </w:r>
+            <w:r>
+              <w:rPr>
+                <w:noProof/>
+                <w:webHidden/>
+              </w:rPr>
+              <w:instrText>PAGEREF _Toc224718118 \h</w:instrText>
+            </w:r>
+            <w:r>
+              <w:rPr>
+                <w:rFonts w:hint="eastAsia"/>
+                <w:noProof/>
+                <w:webHidden/>
+              </w:rPr>
+              <w:instrText xml:space="preserve"> </w:instrText>
+            </w:r>
+            <w:r>
+              <w:rPr>
+                <w:rFonts w:hint="eastAsia"/>
+                <w:noProof/>
+                <w:webHidden/>
+              </w:rPr>
+            </w:r>
+            <w:r>
+              <w:rPr>
+                <w:rFonts w:hint="eastAsia"/>
+                <w:noProof/>
+                <w:webHidden/>
+              </w:rPr>
+              <w:fldChar w:fldCharType="separate"/>
+            </w:r>
+            <w:r>
+              <w:rPr>
+                <w:rFonts w:hint="eastAsia"/>
+                <w:noProof/>
+                <w:webHidden/>
+              </w:rPr>
+              <w:t>4</w:t>
+            </w:r>
+            <w:r>
+              <w:rPr>
+                <w:rFonts w:hint="eastAsia"/>
+                <w:noProof/>
+                <w:webHidden/>
+              </w:rPr>
+              <w:fldChar w:fldCharType="end"/>
+            </w:r>
+          </w:hyperlink>
+        </w:p>
+        <w:p>
+          <w:pPr>
+            <w:pStyle w:val="TOC3"/>
+            <w:tabs>
+              <w:tab w:val="right" w:leader="dot" w:pos="8296"/>
+            </w:tabs>
+            <w:ind w:left="880"/>
+            <w:rPr>
+              <w:rFonts w:hint="eastAsia"/>
+              <w:noProof/>
+            </w:rPr>
+          </w:pPr>
+          <w:hyperlink w:anchor="_Toc224718119" w:history="1">
+            <w:r>
+              <w:rPr>
+                <w:rStyle w:val="af3"/>
+                <w:rFonts w:hint="eastAsia"/>
+                <w:noProof/>
+              </w:rPr>
+              <w:t>2.2.1 技术性能目标</w:t>
+            </w:r>
+            <w:r>
+              <w:rPr>
+                <w:rFonts w:hint="eastAsia"/>
+                <w:noProof/>
+                <w:webHidden/>
+              </w:rPr>
+              <w:tab/>
+            </w:r>
+            <w:r>
+              <w:rPr>
+                <w:rFonts w:hint="eastAsia"/>
+                <w:noProof/>
+                <w:webHidden/>
+              </w:rPr>
+              <w:fldChar w:fldCharType="begin"/>
+            </w:r>
+            <w:r>
+              <w:rPr>
+                <w:rFonts w:hint="eastAsia"/>
+                <w:noProof/>
+                <w:webHidden/>
+              </w:rPr>
+              <w:instrText xml:space="preserve"> </w:instrText>
+            </w:r>
+            <w:r>
+              <w:rPr>
+                <w:noProof/>
+                <w:webHidden/>
+              </w:rPr>
+              <w:instrText>PAGEREF _Toc224718119 \h</w:instrText>
+            </w:r>
+            <w:r>
+              <w:rPr>
+                <w:rFonts w:hint="eastAsia"/>
+                <w:noProof/>
+                <w:webHidden/>
+              </w:rPr>
+              <w:instrText xml:space="preserve"> </w:instrText>
+            </w:r>
+            <w:r>
+              <w:rPr>
+                <w:rFonts w:hint="eastAsia"/>
+                <w:noProof/>
+                <w:webHidden/>
+              </w:rPr>
+            </w:r>
+            <w:r>
+              <w:rPr>
+                <w:rFonts w:hint="eastAsia"/>
+                <w:noProof/>
+                <w:webHidden/>
+              </w:rPr>
+              <w:fldChar w:fldCharType="separate"/>
+            </w:r>
+            <w:r>
+              <w:rPr>
+                <w:rFonts w:hint="eastAsia"/>
+                <w:noProof/>
+                <w:webHidden/>
+              </w:rPr>
+              <w:t>4</w:t>
+            </w:r>
+            <w:r>
+              <w:rPr>
+                <w:rFonts w:hint="eastAsia"/>
+                <w:noProof/>
+                <w:webHidden/>
+              </w:rPr>
+              <w:fldChar w:fldCharType="end"/>
+            </w:r>
+          </w:hyperlink>
+        </w:p>
+        <w:p>
+          <w:pPr>
+            <w:pStyle w:val="TOC3"/>
+            <w:tabs>
+              <w:tab w:val="right" w:leader="dot" w:pos="8296"/>
+            </w:tabs>
+            <w:ind w:left="880"/>
+            <w:rPr>
+              <w:rFonts w:hint="eastAsia"/>
+              <w:noProof/>
+            </w:rPr>
+          </w:pPr>
+          <w:hyperlink w:anchor="_Toc224718120" w:history="1">
+            <w:r>
+              <w:rPr>
+                <w:rStyle w:val="af3"/>
+                <w:rFonts w:hint="eastAsia"/>
+                <w:noProof/>
+              </w:rPr>
+              <w:t>2.2.2 用户体验目标</w:t>
+            </w:r>
+            <w:r>
+              <w:rPr>
+                <w:rFonts w:hint="eastAsia"/>
+                <w:noProof/>
+                <w:webHidden/>
+              </w:rPr>
+              <w:tab/>
+            </w:r>
+            <w:r>
+              <w:rPr>
+                <w:rFonts w:hint="eastAsia"/>
+                <w:noProof/>
+                <w:webHidden/>
+              </w:rPr>
+              <w:fldChar w:fldCharType="begin"/>
+            </w:r>
+            <w:r>
+              <w:rPr>
+                <w:rFonts w:hint="eastAsia"/>
+                <w:noProof/>
+                <w:webHidden/>
+              </w:rPr>
+              <w:instrText xml:space="preserve"> </w:instrText>
+            </w:r>
+            <w:r>
+              <w:rPr>
+                <w:noProof/>
+                <w:webHidden/>
+              </w:rPr>
+              <w:instrText>PAGEREF _Toc224718120 \h</w:instrText>
+            </w:r>
+            <w:r>
+              <w:rPr>
+                <w:rFonts w:hint="eastAsia"/>
+                <w:noProof/>
+                <w:webHidden/>
+              </w:rPr>
+              <w:instrText xml:space="preserve"> </w:instrText>
+            </w:r>
+            <w:r>
+              <w:rPr>
+                <w:rFonts w:hint="eastAsia"/>
+                <w:noProof/>
+                <w:webHidden/>
+              </w:rPr>
+            </w:r>
+            <w:r>
+              <w:rPr>
+                <w:rFonts w:hint="eastAsia"/>
+                <w:noProof/>
+                <w:webHidden/>
+              </w:rPr>
+              <w:fldChar w:fldCharType="separate"/>
+            </w:r>
+            <w:r>
+              <w:rPr>
+                <w:rFonts w:hint="eastAsia"/>
+                <w:noProof/>
+                <w:webHidden/>
+              </w:rPr>
+              <w:t>4</w:t>
+            </w:r>
+            <w:r>
+              <w:rPr>
+                <w:rFonts w:hint="eastAsia"/>
+                <w:noProof/>
+                <w:webHidden/>
+              </w:rPr>
+              <w:fldChar w:fldCharType="end"/>
+            </w:r>
+          </w:hyperlink>
+        </w:p>
+        <w:p>
+          <w:pPr>
+            <w:pStyle w:val="TOC3"/>
+            <w:tabs>
+              <w:tab w:val="right" w:leader="dot" w:pos="8296"/>
+            </w:tabs>
+            <w:ind w:left="880"/>
+            <w:rPr>
+              <w:rFonts w:hint="eastAsia"/>
+              <w:noProof/>
+            </w:rPr>
+          </w:pPr>
+          <w:hyperlink w:anchor="_Toc224718121" w:history="1">
+            <w:r>
+              <w:rPr>
+                <w:rStyle w:val="af3"/>
+                <w:rFonts w:hint="eastAsia"/>
+                <w:noProof/>
+              </w:rPr>
+              <w:t>2.2.3 功能范围</w:t>
+            </w:r>
+            <w:r>
+              <w:rPr>
+                <w:rFonts w:hint="eastAsia"/>
+                <w:noProof/>
+                <w:webHidden/>
+              </w:rPr>
+              <w:tab/>
+            </w:r>
+            <w:r>
+              <w:rPr>
+                <w:rFonts w:hint="eastAsia"/>
+                <w:noProof/>
+                <w:webHidden/>
+              </w:rPr>
+              <w:fldChar w:fldCharType="begin"/>
+            </w:r>
+            <w:r>
+              <w:rPr>
+                <w:rFonts w:hint="eastAsia"/>
+                <w:noProof/>
+                <w:webHidden/>
+              </w:rPr>
+              <w:instrText xml:space="preserve"> </w:instrText>
+            </w:r>
+            <w:r>
+              <w:rPr>
+                <w:noProof/>
+                <w:webHidden/>
+              </w:rPr>
+              <w:instrText>PAGEREF _Toc224718121 \h</w:instrText>
+            </w:r>
+            <w:r>
+              <w:rPr>
+                <w:rFonts w:hint="eastAsia"/>
+                <w:noProof/>
+                <w:webHidden/>
+              </w:rPr>
+              <w:instrText xml:space="preserve"> </w:instrText>
+            </w:r>
+            <w:r>
+              <w:rPr>
+                <w:rFonts w:hint="eastAsia"/>
+                <w:noProof/>
+                <w:webHidden/>
+              </w:rPr>
+            </w:r>
+            <w:r>
+              <w:rPr>
+                <w:rFonts w:hint="eastAsia"/>
+                <w:noProof/>
+                <w:webHidden/>
+              </w:rPr>
+              <w:fldChar w:fldCharType="separate"/>
+            </w:r>
+            <w:r>
+              <w:rPr>
+                <w:rFonts w:hint="eastAsia"/>
+                <w:noProof/>
+                <w:webHidden/>
+              </w:rPr>
+              <w:t>4</w:t>
+            </w:r>
+            <w:r>
+              <w:rPr>
+                <w:rFonts w:hint="eastAsia"/>
+                <w:noProof/>
+                <w:webHidden/>
+              </w:rPr>
+              <w:fldChar w:fldCharType="end"/>
+            </w:r>
+          </w:hyperlink>
+        </w:p>
+        <w:p>
+          <w:pPr>
+            <w:pStyle w:val="TOC2"/>
+            <w:tabs>
+              <w:tab w:val="right" w:leader="dot" w:pos="8296"/>
+            </w:tabs>
+            <w:ind w:left="440"/>
+            <w:rPr>
+              <w:rFonts w:hint="eastAsia"/>
+              <w:noProof/>
+            </w:rPr>
+          </w:pPr>
+          <w:hyperlink w:anchor="_Toc224718122" w:history="1">
+            <w:r>
+              <w:rPr>
+                <w:rStyle w:val="af3"/>
+                <w:rFonts w:hint="eastAsia"/>
+                <w:noProof/>
+              </w:rPr>
+              <w:t>2.3 应交付成果</w:t>
+            </w:r>
+            <w:r>
+              <w:rPr>
+                <w:rFonts w:hint="eastAsia"/>
+                <w:noProof/>
+                <w:webHidden/>
+              </w:rPr>
+              <w:tab/>
+            </w:r>
+            <w:r>
+              <w:rPr>
+                <w:rFonts w:hint="eastAsia"/>
+                <w:noProof/>
+                <w:webHidden/>
+              </w:rPr>
+              <w:fldChar w:fldCharType="begin"/>
+            </w:r>
+            <w:r>
+              <w:rPr>
+                <w:rFonts w:hint="eastAsia"/>
+                <w:noProof/>
+                <w:webHidden/>
+              </w:rPr>
+              <w:instrText xml:space="preserve"> </w:instrText>
+            </w:r>
+            <w:r>
+              <w:rPr>
+                <w:noProof/>
+                <w:webHidden/>
+              </w:rPr>
+              <w:instrText>PAGEREF _Toc224718122 \h</w:instrText>
+            </w:r>
+            <w:r>
+              <w:rPr>
+                <w:rFonts w:hint="eastAsia"/>
+                <w:noProof/>
+                <w:webHidden/>
+              </w:rPr>
+              <w:instrText xml:space="preserve"> </w:instrText>
+            </w:r>
+            <w:r>
+              <w:rPr>
+                <w:rFonts w:hint="eastAsia"/>
+                <w:noProof/>
+                <w:webHidden/>
+              </w:rPr>
+            </w:r>
+            <w:r>
+              <w:rPr>
+                <w:rFonts w:hint="eastAsia"/>
+                <w:noProof/>
+                <w:webHidden/>
+              </w:rPr>
+              <w:fldChar w:fldCharType="separate"/>
+            </w:r>
+            <w:r>
+              <w:rPr>
+                <w:rFonts w:hint="eastAsia"/>
+                <w:noProof/>
+                <w:webHidden/>
+              </w:rPr>
+              <w:t>5</w:t>
+            </w:r>
+            <w:r>
+              <w:rPr>
+                <w:rFonts w:hint="eastAsia"/>
+                <w:noProof/>
+                <w:webHidden/>
+              </w:rPr>
+              <w:fldChar w:fldCharType="end"/>
+            </w:r>
+          </w:hyperlink>
+        </w:p>
+        <w:p>
+          <w:pPr>
+            <w:pStyle w:val="TOC3"/>
+            <w:tabs>
+              <w:tab w:val="right" w:leader="dot" w:pos="8296"/>
+            </w:tabs>
+            <w:ind w:left="880"/>
+            <w:rPr>
+              <w:rFonts w:hint="eastAsia"/>
+              <w:noProof/>
+            </w:rPr>
+          </w:pPr>
+          <w:hyperlink w:anchor="_Toc224718123" w:history="1">
+            <w:r>
+              <w:rPr>
+                <w:rStyle w:val="af3"/>
+                <w:rFonts w:hint="eastAsia"/>
+                <w:noProof/>
+              </w:rPr>
+              <w:t>2.3.1 需完成的软件</w:t>
+            </w:r>
+            <w:r>
+              <w:rPr>
+                <w:rFonts w:hint="eastAsia"/>
+                <w:noProof/>
+                <w:webHidden/>
+              </w:rPr>
+              <w:tab/>
+            </w:r>
+            <w:r>
+              <w:rPr>
+                <w:rFonts w:hint="eastAsia"/>
+                <w:noProof/>
+                <w:webHidden/>
+              </w:rPr>
+              <w:fldChar w:fldCharType="begin"/>
+            </w:r>
+            <w:r>
+              <w:rPr>
+                <w:rFonts w:hint="eastAsia"/>
+                <w:noProof/>
+                <w:webHidden/>
+              </w:rPr>
+              <w:instrText xml:space="preserve"> </w:instrText>
+            </w:r>
+            <w:r>
+              <w:rPr>
+                <w:noProof/>
+                <w:webHidden/>
+              </w:rPr>
+              <w:instrText>PAGEREF _Toc224718123 \h</w:instrText>
+            </w:r>
+            <w:r>
+              <w:rPr>
+                <w:rFonts w:hint="eastAsia"/>
+                <w:noProof/>
+                <w:webHidden/>
+              </w:rPr>
+              <w:instrText xml:space="preserve"> </w:instrText>
+            </w:r>
+            <w:r>
+              <w:rPr>
+                <w:rFonts w:hint="eastAsia"/>
+                <w:noProof/>
+                <w:webHidden/>
+              </w:rPr>
+            </w:r>
+            <w:r>
+              <w:rPr>
+                <w:rFonts w:hint="eastAsia"/>
+                <w:noProof/>
+                <w:webHidden/>
+              </w:rPr>
+              <w:fldChar w:fldCharType="separate"/>
+            </w:r>
+            <w:r>
+              <w:rPr>
+                <w:rFonts w:hint="eastAsia"/>
+                <w:noProof/>
+                <w:webHidden/>
+              </w:rPr>
+              <w:t>5</w:t>
+            </w:r>
+            <w:r>
+              <w:rPr>
+                <w:rFonts w:hint="eastAsia"/>
+                <w:noProof/>
+                <w:webHidden/>
+              </w:rPr>
+              <w:fldChar w:fldCharType="end"/>
+            </w:r>
+          </w:hyperlink>
+        </w:p>
+        <w:p>
+          <w:pPr>
+            <w:pStyle w:val="TOC3"/>
+            <w:tabs>
+              <w:tab w:val="right" w:leader="dot" w:pos="8296"/>
+            </w:tabs>
+            <w:ind w:left="880"/>
+            <w:rPr>
+              <w:rFonts w:hint="eastAsia"/>
+              <w:noProof/>
+            </w:rPr>
+          </w:pPr>
+          <w:hyperlink w:anchor="_Toc224718124" w:history="1">
+            <w:r>
+              <w:rPr>
+                <w:rStyle w:val="af3"/>
+                <w:rFonts w:hint="eastAsia"/>
+                <w:noProof/>
+              </w:rPr>
+              <w:t>2.3.2 需提交用户的文档</w:t>
+            </w:r>
+            <w:r>
+              <w:rPr>
+                <w:rFonts w:hint="eastAsia"/>
+                <w:noProof/>
+                <w:webHidden/>
+              </w:rPr>
+              <w:tab/>
+            </w:r>
+            <w:r>
+              <w:rPr>
+                <w:rFonts w:hint="eastAsia"/>
+                <w:noProof/>
+                <w:webHidden/>
+              </w:rPr>
+              <w:fldChar w:fldCharType="begin"/>
+            </w:r>
+            <w:r>
+              <w:rPr>
+                <w:rFonts w:hint="eastAsia"/>
+                <w:noProof/>
+                <w:webHidden/>
+              </w:rPr>
+              <w:instrText xml:space="preserve"> </w:instrText>
+            </w:r>
+            <w:r>
+              <w:rPr>
+                <w:noProof/>
+                <w:webHidden/>
+              </w:rPr>
+              <w:instrText>PAGEREF _Toc224718124 \h</w:instrText>
+            </w:r>
+            <w:r>
+              <w:rPr>
+                <w:rFonts w:hint="eastAsia"/>
+                <w:noProof/>
+                <w:webHidden/>
+              </w:rPr>
+              <w:instrText xml:space="preserve"> </w:instrText>
+            </w:r>
+            <w:r>
+              <w:rPr>
+                <w:rFonts w:hint="eastAsia"/>
+                <w:noProof/>
+                <w:webHidden/>
+              </w:rPr>
+            </w:r>
+            <w:r>
+              <w:rPr>
+                <w:rFonts w:hint="eastAsia"/>
+                <w:noProof/>
+                <w:webHidden/>
+              </w:rPr>
+              <w:fldChar w:fldCharType="separate"/>
+            </w:r>
+            <w:r>
+              <w:rPr>
+                <w:rFonts w:hint="eastAsia"/>
+                <w:noProof/>
+                <w:webHidden/>
+              </w:rPr>
+              <w:t>5</w:t>
+            </w:r>
+            <w:r>
+              <w:rPr>
+                <w:rFonts w:hint="eastAsia"/>
+                <w:noProof/>
+                <w:webHidden/>
+              </w:rPr>
+              <w:fldChar w:fldCharType="end"/>
+            </w:r>
+          </w:hyperlink>
+        </w:p>
+        <w:p>
+          <w:pPr>
+            <w:pStyle w:val="TOC3"/>
+            <w:tabs>
+              <w:tab w:val="right" w:leader="dot" w:pos="8296"/>
+            </w:tabs>
+            <w:ind w:left="880"/>
+            <w:rPr>
+              <w:rFonts w:hint="eastAsia"/>
+              <w:noProof/>
+            </w:rPr>
+          </w:pPr>
+          <w:hyperlink w:anchor="_Toc224718125" w:history="1">
+            <w:r>
+              <w:rPr>
+                <w:rStyle w:val="af3"/>
+                <w:rFonts w:hint="eastAsia"/>
+                <w:noProof/>
+              </w:rPr>
+              <w:t>2.3.3 须提交内部的文档</w:t>
+            </w:r>
+            <w:r>
+              <w:rPr>
+                <w:rFonts w:hint="eastAsia"/>
+                <w:noProof/>
+                <w:webHidden/>
+              </w:rPr>
+              <w:tab/>
+            </w:r>
+            <w:r>
+              <w:rPr>
+                <w:rFonts w:hint="eastAsia"/>
+                <w:noProof/>
+                <w:webHidden/>
+              </w:rPr>
+              <w:fldChar w:fldCharType="begin"/>
+            </w:r>
+            <w:r>
+              <w:rPr>
+                <w:rFonts w:hint="eastAsia"/>
+                <w:noProof/>
+                <w:webHidden/>
+              </w:rPr>
+              <w:instrText xml:space="preserve"> </w:instrText>
+            </w:r>
+            <w:r>
+              <w:rPr>
+                <w:noProof/>
+                <w:webHidden/>
+              </w:rPr>
+              <w:instrText>PAGEREF _Toc224718125 \h</w:instrText>
+            </w:r>
+            <w:r>
+              <w:rPr>
+                <w:rFonts w:hint="eastAsia"/>
+                <w:noProof/>
+                <w:webHidden/>
+              </w:rPr>
+              <w:instrText xml:space="preserve"> </w:instrText>
+            </w:r>
+            <w:r>
+              <w:rPr>
+                <w:rFonts w:hint="eastAsia"/>
+                <w:noProof/>
+                <w:webHidden/>
+              </w:rPr>
+            </w:r>
+            <w:r>
+              <w:rPr>
+                <w:rFonts w:hint="eastAsia"/>
+                <w:noProof/>
+                <w:webHidden/>
+              </w:rPr>
+              <w:fldChar w:fldCharType="separate"/>
+            </w:r>
+            <w:r>
+              <w:rPr>
+                <w:rFonts w:hint="eastAsia"/>
+                <w:noProof/>
+                <w:webHidden/>
+              </w:rPr>
+              <w:t>5</w:t>
+            </w:r>
+            <w:r>
+              <w:rPr>
+                <w:rFonts w:hint="eastAsia"/>
+                <w:noProof/>
+                <w:webHidden/>
+              </w:rPr>
+              <w:fldChar w:fldCharType="end"/>
+            </w:r>
+          </w:hyperlink>
+        </w:p>
+        <w:p>
+          <w:pPr>
+            <w:pStyle w:val="TOC3"/>
+            <w:tabs>
+              <w:tab w:val="right" w:leader="dot" w:pos="8296"/>
+            </w:tabs>
+            <w:ind w:left="880"/>
+            <w:rPr>
+              <w:rFonts w:hint="eastAsia"/>
+              <w:noProof/>
+            </w:rPr>
+          </w:pPr>
+          <w:hyperlink w:anchor="_Toc224718126" w:history="1">
+            <w:r>
+              <w:rPr>
+                <w:rStyle w:val="af3"/>
+                <w:rFonts w:hint="eastAsia"/>
+                <w:noProof/>
+              </w:rPr>
+              <w:t>2.3.4 应当提供的服务</w:t>
+            </w:r>
+            <w:r>
+              <w:rPr>
+                <w:rFonts w:hint="eastAsia"/>
+                <w:noProof/>
+                <w:webHidden/>
+              </w:rPr>
+              <w:tab/>
+            </w:r>
+            <w:r>
+              <w:rPr>
+                <w:rFonts w:hint="eastAsia"/>
+                <w:noProof/>
+                <w:webHidden/>
+              </w:rPr>
+              <w:fldChar w:fldCharType="begin"/>
+            </w:r>
+            <w:r>
+              <w:rPr>
+                <w:rFonts w:hint="eastAsia"/>
+                <w:noProof/>
+                <w:webHidden/>
+              </w:rPr>
+              <w:instrText xml:space="preserve"> </w:instrText>
+            </w:r>
+            <w:r>
+              <w:rPr>
+                <w:noProof/>
+                <w:webHidden/>
+              </w:rPr>
+              <w:instrText>PAGEREF _Toc224718126 \h</w:instrText>
+            </w:r>
+            <w:r>
+              <w:rPr>
+                <w:rFonts w:hint="eastAsia"/>
+                <w:noProof/>
+                <w:webHidden/>
+              </w:rPr>
+              <w:instrText xml:space="preserve"> </w:instrText>
+            </w:r>
+            <w:r>
+              <w:rPr>
+                <w:rFonts w:hint="eastAsia"/>
+                <w:noProof/>
+                <w:webHidden/>
+              </w:rPr>
+            </w:r>
+            <w:r>
+              <w:rPr>
+                <w:rFonts w:hint="eastAsia"/>
+                <w:noProof/>
+                <w:webHidden/>
+              </w:rPr>
+              <w:fldChar w:fldCharType="separate"/>
+            </w:r>
+            <w:r>
+              <w:rPr>
+                <w:rFonts w:hint="eastAsia"/>
+                <w:noProof/>
+                <w:webHidden/>
+              </w:rPr>
+              <w:t>5</w:t>
+            </w:r>
+            <w:r>
+              <w:rPr>
+                <w:rFonts w:hint="eastAsia"/>
+                <w:noProof/>
+                <w:webHidden/>
+              </w:rPr>
+              <w:fldChar w:fldCharType="end"/>
+            </w:r>
+          </w:hyperlink>
+        </w:p>
+        <w:p>
+          <w:pPr>
+            <w:pStyle w:val="TOC2"/>
+            <w:tabs>
+              <w:tab w:val="right" w:leader="dot" w:pos="8296"/>
+            </w:tabs>
+            <w:ind w:left="440"/>
+            <w:rPr>
+              <w:rFonts w:hint="eastAsia"/>
+              <w:noProof/>
+            </w:rPr>
+          </w:pPr>
+          <w:hyperlink w:anchor="_Toc224718127" w:history="1">
+            <w:r>
+              <w:rPr>
+                <w:rStyle w:val="af3"/>
+                <w:rFonts w:hint="eastAsia"/>
+                <w:noProof/>
+              </w:rPr>
+              <w:t>2.4 项目开发环境</w:t>
+            </w:r>
+            <w:r>
+              <w:rPr>
+                <w:rFonts w:hint="eastAsia"/>
+                <w:noProof/>
+                <w:webHidden/>
+              </w:rPr>
+              <w:tab/>
+            </w:r>
+            <w:r>
+              <w:rPr>
+                <w:rFonts w:hint="eastAsia"/>
+                <w:noProof/>
+                <w:webHidden/>
+              </w:rPr>
+              <w:fldChar w:fldCharType="begin"/>
+            </w:r>
+            <w:r>
+              <w:rPr>
+                <w:rFonts w:hint="eastAsia"/>
+                <w:noProof/>
+                <w:webHidden/>
+              </w:rPr>
+              <w:instrText xml:space="preserve"> </w:instrText>
+            </w:r>
+            <w:r>
+              <w:rPr>
+                <w:noProof/>
+                <w:webHidden/>
+              </w:rPr>
+              <w:instrText>PAGEREF _Toc224718127 \h</w:instrText>
+            </w:r>
+            <w:r>
+              <w:rPr>
+                <w:rFonts w:hint="eastAsia"/>
+                <w:noProof/>
+                <w:webHidden/>
+              </w:rPr>
+              <w:instrText xml:space="preserve"> </w:instrText>
+            </w:r>
+            <w:r>
+              <w:rPr>
+                <w:rFonts w:hint="eastAsia"/>
+                <w:noProof/>
+                <w:webHidden/>
+              </w:rPr>
+            </w:r>
+            <w:r>
+              <w:rPr>
+                <w:rFonts w:hint="eastAsia"/>
+                <w:noProof/>
+                <w:webHidden/>
+              </w:rPr>
+              <w:fldChar w:fldCharType="separate"/>
+            </w:r>
+            <w:r>
+              <w:rPr>
+                <w:rFonts w:hint="eastAsia"/>
+                <w:noProof/>
+                <w:webHidden/>
+              </w:rPr>
+              <w:t>5</w:t>
+            </w:r>
+            <w:r>
+              <w:rPr>
+                <w:rFonts w:hint="eastAsia"/>
+                <w:noProof/>
+                <w:webHidden/>
+              </w:rPr>
+              <w:fldChar w:fldCharType="end"/>
+            </w:r>
+          </w:hyperlink>
+        </w:p>
+        <w:p>
+          <w:pPr>
+            <w:pStyle w:val="TOC1"/>
+            <w:tabs>
+              <w:tab w:val="right" w:leader="dot" w:pos="8296"/>
+            </w:tabs>
+            <w:rPr>
+              <w:rFonts w:hint="eastAsia"/>
+              <w:noProof/>
+            </w:rPr>
+          </w:pPr>
+          <w:hyperlink w:anchor="_Toc224718128" w:history="1">
+            <w:r>
+              <w:rPr>
+                <w:rStyle w:val="af3"/>
+                <w:rFonts w:hint="eastAsia"/>
+                <w:noProof/>
+              </w:rPr>
+              <w:t>3 项目团队组织</w:t>
+            </w:r>
+            <w:r>
+              <w:rPr>
+                <w:rFonts w:hint="eastAsia"/>
+                <w:noProof/>
+                <w:webHidden/>
+              </w:rPr>
+              <w:tab/>
+            </w:r>
+            <w:r>
+              <w:rPr>
+                <w:rFonts w:hint="eastAsia"/>
+                <w:noProof/>
+                <w:webHidden/>
+              </w:rPr>
+              <w:fldChar w:fldCharType="begin"/>
+            </w:r>
+            <w:r>
+              <w:rPr>
+                <w:rFonts w:hint="eastAsia"/>
+                <w:noProof/>
+                <w:webHidden/>
+              </w:rPr>
+              <w:instrText xml:space="preserve"> </w:instrText>
+            </w:r>
+            <w:r>
+              <w:rPr>
+                <w:noProof/>
+                <w:webHidden/>
+              </w:rPr>
+              <w:instrText>PAGEREF _Toc224718128 \h</w:instrText>
+            </w:r>
+            <w:r>
+              <w:rPr>
+                <w:rFonts w:hint="eastAsia"/>
+                <w:noProof/>
+                <w:webHidden/>
+              </w:rPr>
+              <w:instrText xml:space="preserve"> </w:instrText>
+            </w:r>
+            <w:r>
+              <w:rPr>
+                <w:rFonts w:hint="eastAsia"/>
+                <w:noProof/>
+                <w:webHidden/>
+              </w:rPr>
+            </w:r>
+            <w:r>
+              <w:rPr>
+                <w:rFonts w:hint="eastAsia"/>
+                <w:noProof/>
+                <w:webHidden/>
+              </w:rPr>
+              <w:fldChar w:fldCharType="separate"/>
+            </w:r>
+            <w:r>
+              <w:rPr>
+                <w:rFonts w:hint="eastAsia"/>
+                <w:noProof/>
+                <w:webHidden/>
+              </w:rPr>
+              <w:t>6</w:t>
+            </w:r>
+            <w:r>
+              <w:rPr>
+                <w:rFonts w:hint="eastAsia"/>
+                <w:noProof/>
+                <w:webHidden/>
+              </w:rPr>
+              <w:fldChar w:fldCharType="end"/>
+            </w:r>
+          </w:hyperlink>
+        </w:p>
+        <w:p>
+          <w:pPr>
+            <w:pStyle w:val="TOC2"/>
+            <w:tabs>
+              <w:tab w:val="right" w:leader="dot" w:pos="8296"/>
+            </w:tabs>
+            <w:ind w:left="440"/>
+            <w:rPr>
+              <w:rFonts w:hint="eastAsia"/>
+              <w:noProof/>
+            </w:rPr>
+          </w:pPr>
+          <w:hyperlink w:anchor="_Toc224718129" w:history="1">
+            <w:r>
+              <w:rPr>
+                <w:rStyle w:val="af3"/>
+                <w:rFonts w:hint="eastAsia"/>
+                <w:noProof/>
+              </w:rPr>
+              <w:t>3.1 人员分工（6 人团队）</w:t>
+            </w:r>
+            <w:r>
+              <w:rPr>
+                <w:rFonts w:hint="eastAsia"/>
+                <w:noProof/>
+                <w:webHidden/>
+              </w:rPr>
+              <w:tab/>
+            </w:r>
+            <w:r>
+              <w:rPr>
+                <w:rFonts w:hint="eastAsia"/>
+                <w:noProof/>
+                <w:webHidden/>
+              </w:rPr>
+              <w:fldChar w:fldCharType="begin"/>
+            </w:r>
+            <w:r>
+              <w:rPr>
+                <w:rFonts w:hint="eastAsia"/>
+                <w:noProof/>
+                <w:webHidden/>
+              </w:rPr>
+              <w:instrText xml:space="preserve"> </w:instrText>
+            </w:r>
+            <w:r>
+              <w:rPr>
+                <w:noProof/>
+                <w:webHidden/>
+              </w:rPr>
+              <w:instrText>PAGEREF _Toc224718129 \h</w:instrText>
+            </w:r>
+            <w:r>
+              <w:rPr>
+                <w:rFonts w:hint="eastAsia"/>
+                <w:noProof/>
+                <w:webHidden/>
+              </w:rPr>
+              <w:instrText xml:space="preserve"> </w:instrText>
+            </w:r>
+            <w:r>
+              <w:rPr>
+                <w:rFonts w:hint="eastAsia"/>
+                <w:noProof/>
+                <w:webHidden/>
+              </w:rPr>
+            </w:r>
+            <w:r>
+              <w:rPr>
+                <w:rFonts w:hint="eastAsia"/>
+                <w:noProof/>
+                <w:webHidden/>
+              </w:rPr>
+              <w:fldChar w:fldCharType="separate"/>
+            </w:r>
+            <w:r>
+              <w:rPr>
+                <w:rFonts w:hint="eastAsia"/>
+                <w:noProof/>
+                <w:webHidden/>
+              </w:rPr>
+              <w:t>6</w:t>
+            </w:r>
+            <w:r>
+              <w:rPr>
+                <w:rFonts w:hint="eastAsia"/>
+                <w:noProof/>
+                <w:webHidden/>
+              </w:rPr>
+              <w:fldChar w:fldCharType="end"/>
+            </w:r>
+          </w:hyperlink>
+        </w:p>
+        <w:p>
+          <w:pPr>
+            <w:pStyle w:val="TOC1"/>
+            <w:tabs>
+              <w:tab w:val="right" w:leader="dot" w:pos="8296"/>
+            </w:tabs>
+            <w:rPr>
+              <w:rFonts w:hint="eastAsia"/>
+              <w:noProof/>
+            </w:rPr>
+          </w:pPr>
+          <w:hyperlink w:anchor="_Toc224718130" w:history="1">
+            <w:r>
+              <w:rPr>
+                <w:rStyle w:val="af3"/>
+                <w:rFonts w:hint="eastAsia"/>
+                <w:noProof/>
+              </w:rPr>
+              <w:t>4 实施计划</w:t>
+            </w:r>
+            <w:r>
+              <w:rPr>
+                <w:rFonts w:hint="eastAsia"/>
+                <w:noProof/>
+                <w:webHidden/>
+              </w:rPr>
+              <w:tab/>
+            </w:r>
+            <w:r>
+              <w:rPr>
+                <w:rFonts w:hint="eastAsia"/>
+                <w:noProof/>
+                <w:webHidden/>
+              </w:rPr>
+              <w:fldChar w:fldCharType="begin"/>
+            </w:r>
+            <w:r>
+              <w:rPr>
+                <w:rFonts w:hint="eastAsia"/>
+                <w:noProof/>
+                <w:webHidden/>
+              </w:rPr>
+              <w:instrText xml:space="preserve"> </w:instrText>
+            </w:r>
+            <w:r>
+              <w:rPr>
+                <w:noProof/>
+                <w:webHidden/>
+              </w:rPr>
+              <w:instrText>PAGEREF _Toc224718130 \h</w:instrText>
+            </w:r>
+            <w:r>
+              <w:rPr>
+                <w:rFonts w:hint="eastAsia"/>
+                <w:noProof/>
+                <w:webHidden/>
+              </w:rPr>
+              <w:instrText xml:space="preserve"> </w:instrText>
+            </w:r>
+            <w:r>
+              <w:rPr>
+                <w:rFonts w:hint="eastAsia"/>
+                <w:noProof/>
+                <w:webHidden/>
+              </w:rPr>
+            </w:r>
+            <w:r>
+              <w:rPr>
+                <w:rFonts w:hint="eastAsia"/>
+                <w:noProof/>
+                <w:webHidden/>
+              </w:rPr>
+              <w:fldChar w:fldCharType="separate"/>
+            </w:r>
+            <w:r>
+              <w:rPr>
+                <w:rFonts w:hint="eastAsia"/>
+                <w:noProof/>
+                <w:webHidden/>
+              </w:rPr>
+              <w:t>6</w:t>
+            </w:r>
+            <w:r>
+              <w:rPr>
+                <w:rFonts w:hint="eastAsia"/>
+                <w:noProof/>
+                <w:webHidden/>
+              </w:rPr>
+              <w:fldChar w:fldCharType="end"/>
+            </w:r>
+          </w:hyperlink>
+        </w:p>
+        <w:p>
+          <w:pPr>
+            <w:pStyle w:val="TOC2"/>
+            <w:tabs>
+              <w:tab w:val="right" w:leader="dot" w:pos="8296"/>
+            </w:tabs>
+            <w:ind w:left="440"/>
+            <w:rPr>
+              <w:rFonts w:hint="eastAsia"/>
+              <w:noProof/>
+            </w:rPr>
+          </w:pPr>
+          <w:hyperlink w:anchor="_Toc224718131" w:history="1">
+            <w:r>
+              <w:rPr>
+                <w:rStyle w:val="af3"/>
+                <w:rFonts w:hint="eastAsia"/>
+                <w:noProof/>
+              </w:rPr>
+              <w:t>4.1 风险评估及对策</w:t>
+            </w:r>
+            <w:r>
+              <w:rPr>
+                <w:rFonts w:hint="eastAsia"/>
+                <w:noProof/>
+                <w:webHidden/>
+              </w:rPr>
+              <w:tab/>
+            </w:r>
+            <w:r>
+              <w:rPr>
+                <w:rFonts w:hint="eastAsia"/>
+                <w:noProof/>
+                <w:webHidden/>
+              </w:rPr>
+              <w:fldChar w:fldCharType="begin"/>
+            </w:r>
+            <w:r>
+              <w:rPr>
+                <w:rFonts w:hint="eastAsia"/>
+                <w:noProof/>
+                <w:webHidden/>
+              </w:rPr>
+              <w:instrText xml:space="preserve"> </w:instrText>
+            </w:r>
+            <w:r>
+              <w:rPr>
+                <w:noProof/>
+                <w:webHidden/>
+              </w:rPr>
+              <w:instrText>PAGEREF _Toc224718131 \h</w:instrText>
+            </w:r>
+            <w:r>
+              <w:rPr>
+                <w:rFonts w:hint="eastAsia"/>
+                <w:noProof/>
+                <w:webHidden/>
+              </w:rPr>
+              <w:instrText xml:space="preserve"> </w:instrText>
+            </w:r>
+            <w:r>
+              <w:rPr>
+                <w:rFonts w:hint="eastAsia"/>
+                <w:noProof/>
+                <w:webHidden/>
+              </w:rPr>
+            </w:r>
+            <w:r>
+              <w:rPr>
+                <w:rFonts w:hint="eastAsia"/>
+                <w:noProof/>
+                <w:webHidden/>
+              </w:rPr>
+              <w:fldChar w:fldCharType="separate"/>
+            </w:r>
+            <w:r>
+              <w:rPr>
+                <w:rFonts w:hint="eastAsia"/>
+                <w:noProof/>
+                <w:webHidden/>
+              </w:rPr>
+              <w:t>6</w:t>
+            </w:r>
+            <w:r>
+              <w:rPr>
+                <w:rFonts w:hint="eastAsia"/>
+                <w:noProof/>
+                <w:webHidden/>
+              </w:rPr>
+              <w:fldChar w:fldCharType="end"/>
+            </w:r>
+          </w:hyperlink>
+        </w:p>
+        <w:p>
+          <w:pPr>
+            <w:pStyle w:val="TOC2"/>
+            <w:tabs>
+              <w:tab w:val="right" w:leader="dot" w:pos="8296"/>
+            </w:tabs>
+            <w:ind w:left="440"/>
+            <w:rPr>
+              <w:rFonts w:hint="eastAsia"/>
+              <w:noProof/>
+            </w:rPr>
+          </w:pPr>
+          <w:hyperlink w:anchor="_Toc224718132" w:history="1">
+            <w:r>
+              <w:rPr>
+                <w:rStyle w:val="af3"/>
+                <w:rFonts w:hint="eastAsia"/>
+                <w:noProof/>
+              </w:rPr>
+              <w:t>4.2 总体进度计划（13 周）</w:t>
+            </w:r>
+            <w:r>
+              <w:rPr>
+                <w:rFonts w:hint="eastAsia"/>
+                <w:noProof/>
+                <w:webHidden/>
+              </w:rPr>
+              <w:tab/>
+            </w:r>
+            <w:r>
+              <w:rPr>
+                <w:rFonts w:hint="eastAsia"/>
+                <w:noProof/>
+                <w:webHidden/>
+              </w:rPr>
+              <w:fldChar w:fldCharType="begin"/>
+            </w:r>
+            <w:r>
+              <w:rPr>
+                <w:rFonts w:hint="eastAsia"/>
+                <w:noProof/>
+                <w:webHidden/>
+              </w:rPr>
+              <w:instrText xml:space="preserve"> </w:instrText>
+            </w:r>
+            <w:r>
+              <w:rPr>
+                <w:noProof/>
+                <w:webHidden/>
+              </w:rPr>
+              <w:instrText>PAGEREF _Toc224718132 \h</w:instrText>
+            </w:r>
+            <w:r>
+              <w:rPr>
+                <w:rFonts w:hint="eastAsia"/>
+                <w:noProof/>
+                <w:webHidden/>
+              </w:rPr>
+              <w:instrText xml:space="preserve"> </w:instrText>
+            </w:r>
+            <w:r>
+              <w:rPr>
+                <w:rFonts w:hint="eastAsia"/>
+                <w:noProof/>
+                <w:webHidden/>
+              </w:rPr>
+            </w:r>
+            <w:r>
+              <w:rPr>
+                <w:rFonts w:hint="eastAsia"/>
+                <w:noProof/>
+                <w:webHidden/>
+              </w:rPr>
+              <w:fldChar w:fldCharType="separate"/>
+            </w:r>
+            <w:r>
+              <w:rPr>
+                <w:rFonts w:hint="eastAsia"/>
+                <w:noProof/>
+                <w:webHidden/>
+              </w:rPr>
+              <w:t>7</w:t>
+            </w:r>
+            <w:r>
+              <w:rPr>
+                <w:rFonts w:hint="eastAsia"/>
+                <w:noProof/>
+                <w:webHidden/>
+              </w:rPr>
+              <w:fldChar w:fldCharType="end"/>
+            </w:r>
+          </w:hyperlink>
+        </w:p>
+        <w:p>
+          <w:pPr>
+            <w:pStyle w:val="TOC3"/>
+            <w:tabs>
+              <w:tab w:val="right" w:leader="dot" w:pos="8296"/>
+            </w:tabs>
+            <w:ind w:left="880"/>
+            <w:rPr>
+              <w:rFonts w:hint="eastAsia"/>
+              <w:noProof/>
+            </w:rPr>
+          </w:pPr>
+          <w:hyperlink w:anchor="_Toc224718133" w:history="1">
+            <w:r>
+              <w:rPr>
+                <w:rStyle w:val="af3"/>
+                <w:rFonts w:hint="eastAsia"/>
+                <w:noProof/>
+              </w:rPr>
+              <w:t>4.2.1第一阶段：项目启动与规划（第 1-2 周）</w:t>
+            </w:r>
+            <w:r>
+              <w:rPr>
+                <w:rFonts w:hint="eastAsia"/>
+                <w:noProof/>
+                <w:webHidden/>
+              </w:rPr>
+              <w:tab/>
+            </w:r>
+            <w:r>
+              <w:rPr>
+                <w:rFonts w:hint="eastAsia"/>
+                <w:noProof/>
+                <w:webHidden/>
+              </w:rPr>
+              <w:fldChar w:fldCharType="begin"/>
+            </w:r>
+            <w:r>
+              <w:rPr>
+                <w:rFonts w:hint="eastAsia"/>
+                <w:noProof/>
+                <w:webHidden/>
+              </w:rPr>
+              <w:instrText xml:space="preserve"> </w:instrText>
+            </w:r>
+            <w:r>
+              <w:rPr>
+                <w:noProof/>
+                <w:webHidden/>
+              </w:rPr>
+              <w:instrText>PAGEREF _Toc224718133 \h</w:instrText>
+            </w:r>
+            <w:r>
+              <w:rPr>
+                <w:rFonts w:hint="eastAsia"/>
+                <w:noProof/>
+                <w:webHidden/>
+              </w:rPr>
+              <w:instrText xml:space="preserve"> </w:instrText>
+            </w:r>
+            <w:r>
+              <w:rPr>
+                <w:rFonts w:hint="eastAsia"/>
+                <w:noProof/>
+                <w:webHidden/>
+              </w:rPr>
+            </w:r>
+            <w:r>
+              <w:rPr>
+                <w:rFonts w:hint="eastAsia"/>
+                <w:noProof/>
+                <w:webHidden/>
+              </w:rPr>
+              <w:fldChar w:fldCharType="separate"/>
+            </w:r>
+            <w:r>
+              <w:rPr>
+                <w:rFonts w:hint="eastAsia"/>
+                <w:noProof/>
+                <w:webHidden/>
+              </w:rPr>
+              <w:t>7</w:t>
+            </w:r>
+            <w:r>
+              <w:rPr>
+                <w:rFonts w:hint="eastAsia"/>
+                <w:noProof/>
+                <w:webHidden/>
+              </w:rPr>
+              <w:fldChar w:fldCharType="end"/>
+            </w:r>
+          </w:hyperlink>
+        </w:p>
+        <w:p>
+          <w:pPr>
+            <w:pStyle w:val="TOC3"/>
+            <w:tabs>
+              <w:tab w:val="right" w:leader="dot" w:pos="8296"/>
+            </w:tabs>
+            <w:ind w:left="880"/>
+            <w:rPr>
+              <w:rFonts w:hint="eastAsia"/>
+              <w:noProof/>
+            </w:rPr>
+          </w:pPr>
+          <w:hyperlink w:anchor="_Toc224718134" w:history="1">
+            <w:r>
+              <w:rPr>
+                <w:rStyle w:val="af3"/>
+                <w:rFonts w:hint="eastAsia"/>
+                <w:noProof/>
+              </w:rPr>
+              <w:t>4.2.2第二阶段：需求分析与软件设计（第 3-4 周）</w:t>
+            </w:r>
+            <w:r>
+              <w:rPr>
+                <w:rFonts w:hint="eastAsia"/>
+                <w:noProof/>
+                <w:webHidden/>
+              </w:rPr>
+              <w:tab/>
+            </w:r>
+            <w:r>
+              <w:rPr>
+                <w:rFonts w:hint="eastAsia"/>
+                <w:noProof/>
+                <w:webHidden/>
+              </w:rPr>
+              <w:fldChar w:fldCharType="begin"/>
+            </w:r>
+            <w:r>
+              <w:rPr>
+                <w:rFonts w:hint="eastAsia"/>
+                <w:noProof/>
+                <w:webHidden/>
+              </w:rPr>
+              <w:instrText xml:space="preserve"> </w:instrText>
+            </w:r>
+            <w:r>
+              <w:rPr>
+                <w:noProof/>
+                <w:webHidden/>
+              </w:rPr>
+              <w:instrText>PAGEREF _Toc224718134 \h</w:instrText>
+            </w:r>
+            <w:r>
+              <w:rPr>
+                <w:rFonts w:hint="eastAsia"/>
+                <w:noProof/>
+                <w:webHidden/>
+              </w:rPr>
+              <w:instrText xml:space="preserve"> </w:instrText>
+            </w:r>
+            <w:r>
+              <w:rPr>
+                <w:rFonts w:hint="eastAsia"/>
+                <w:noProof/>
+                <w:webHidden/>
+              </w:rPr>
+            </w:r>
+            <w:r>
+              <w:rPr>
+                <w:rFonts w:hint="eastAsia"/>
+                <w:noProof/>
+                <w:webHidden/>
+              </w:rPr>
+              <w:fldChar w:fldCharType="separate"/>
+            </w:r>
+            <w:r>
+              <w:rPr>
+                <w:rFonts w:hint="eastAsia"/>
+                <w:noProof/>
+                <w:webHidden/>
+              </w:rPr>
+              <w:t>7</w:t>
+            </w:r>
+            <w:r>
+              <w:rPr>
+                <w:rFonts w:hint="eastAsia"/>
+                <w:noProof/>
+                <w:webHidden/>
+              </w:rPr>
+              <w:fldChar w:fldCharType="end"/>
+            </w:r>
+          </w:hyperlink>
+        </w:p>
+        <w:p>
+          <w:pPr>
+            <w:pStyle w:val="TOC3"/>
+            <w:tabs>
+              <w:tab w:val="right" w:leader="dot" w:pos="8296"/>
+            </w:tabs>
+            <w:ind w:left="880"/>
+            <w:rPr>
+              <w:rFonts w:hint="eastAsia"/>
+              <w:noProof/>
+            </w:rPr>
+          </w:pPr>
+          <w:hyperlink w:anchor="_Toc224718135" w:history="1">
+            <w:r>
+              <w:rPr>
+                <w:rStyle w:val="af3"/>
+                <w:rFonts w:hint="eastAsia"/>
+                <w:noProof/>
+              </w:rPr>
+              <w:t>4.2.3第三阶段：核心功能开发（第 5-9 周）</w:t>
+            </w:r>
+            <w:r>
+              <w:rPr>
+                <w:rFonts w:hint="eastAsia"/>
+                <w:noProof/>
+                <w:webHidden/>
+              </w:rPr>
+              <w:tab/>
+            </w:r>
+            <w:r>
+              <w:rPr>
+                <w:rFonts w:hint="eastAsia"/>
+                <w:noProof/>
+                <w:webHidden/>
+              </w:rPr>
+              <w:fldChar w:fldCharType="begin"/>
+            </w:r>
+            <w:r>
+              <w:rPr>
+                <w:rFonts w:hint="eastAsia"/>
+                <w:noProof/>
+                <w:webHidden/>
+              </w:rPr>
+              <w:instrText xml:space="preserve"> </w:instrText>
+            </w:r>
+            <w:r>
+              <w:rPr>
+                <w:noProof/>
+                <w:webHidden/>
+              </w:rPr>
+              <w:instrText>PAGEREF _Toc224718135 \h</w:instrText>
+            </w:r>
+            <w:r>
+              <w:rPr>
+                <w:rFonts w:hint="eastAsia"/>
+                <w:noProof/>
+                <w:webHidden/>
+              </w:rPr>
+              <w:instrText xml:space="preserve"> </w:instrText>
+            </w:r>
+            <w:r>
+              <w:rPr>
+                <w:rFonts w:hint="eastAsia"/>
+                <w:noProof/>
+                <w:webHidden/>
+              </w:rPr>
+            </w:r>
+            <w:r>
+              <w:rPr>
+                <w:rFonts w:hint="eastAsia"/>
+                <w:noProof/>
+                <w:webHidden/>
+              </w:rPr>
+              <w:fldChar w:fldCharType="separate"/>
+            </w:r>
+            <w:r>
+              <w:rPr>
+                <w:rFonts w:hint="eastAsia"/>
+                <w:noProof/>
+                <w:webHidden/>
+              </w:rPr>
+              <w:t>7</w:t>
+            </w:r>
+            <w:r>
+              <w:rPr>
+                <w:rFonts w:hint="eastAsia"/>
+                <w:noProof/>
+                <w:webHidden/>
+              </w:rPr>
+              <w:fldChar w:fldCharType="end"/>
+            </w:r>
+          </w:hyperlink>
+        </w:p>
+        <w:p>
+          <w:pPr>
+            <w:pStyle w:val="TOC3"/>
+            <w:tabs>
+              <w:tab w:val="right" w:leader="dot" w:pos="8296"/>
+            </w:tabs>
+            <w:ind w:left="880"/>
+            <w:rPr>
+              <w:rFonts w:hint="eastAsia"/>
+              <w:noProof/>
+            </w:rPr>
+          </w:pPr>
+          <w:hyperlink w:anchor="_Toc224718136" w:history="1">
+            <w:r>
+              <w:rPr>
+                <w:rStyle w:val="af3"/>
+                <w:rFonts w:hint="eastAsia"/>
+                <w:noProof/>
+              </w:rPr>
+              <w:t>4.2.4第四阶段：系统集成与测试（第 10-11 周）</w:t>
+            </w:r>
+            <w:r>
+              <w:rPr>
+                <w:rFonts w:hint="eastAsia"/>
+                <w:noProof/>
+                <w:webHidden/>
+              </w:rPr>
+              <w:tab/>
+            </w:r>
+            <w:r>
+              <w:rPr>
+                <w:rFonts w:hint="eastAsia"/>
+                <w:noProof/>
+                <w:webHidden/>
+              </w:rPr>
+              <w:fldChar w:fldCharType="begin"/>
+            </w:r>
+            <w:r>
+              <w:rPr>
+                <w:rFonts w:hint="eastAsia"/>
+                <w:noProof/>
+                <w:webHidden/>
+              </w:rPr>
+              <w:instrText xml:space="preserve"> </w:instrText>
+            </w:r>
+            <w:r>
+              <w:rPr>
+                <w:noProof/>
+                <w:webHidden/>
+              </w:rPr>
+              <w:instrText>PAGEREF _Toc224718136 \h</w:instrText>
+            </w:r>
+            <w:r>
+              <w:rPr>
+                <w:rFonts w:hint="eastAsia"/>
+                <w:noProof/>
+                <w:webHidden/>
+              </w:rPr>
+              <w:instrText xml:space="preserve"> </w:instrText>
+            </w:r>
+            <w:r>
+              <w:rPr>
+                <w:rFonts w:hint="eastAsia"/>
+                <w:noProof/>
+                <w:webHidden/>
+              </w:rPr>
+            </w:r>
+            <w:r>
+              <w:rPr>
+                <w:rFonts w:hint="eastAsia"/>
+                <w:noProof/>
+                <w:webHidden/>
+              </w:rPr>
+              <w:fldChar w:fldCharType="separate"/>
+            </w:r>
+            <w:r>
+              <w:rPr>
+                <w:rFonts w:hint="eastAsia"/>
+                <w:noProof/>
+                <w:webHidden/>
+              </w:rPr>
+              <w:t>7</w:t>
+            </w:r>
+            <w:r>
+              <w:rPr>
+                <w:rFonts w:hint="eastAsia"/>
+                <w:noProof/>
+                <w:webHidden/>
+              </w:rPr>
+              <w:fldChar w:fldCharType="end"/>
+            </w:r>
+          </w:hyperlink>
+        </w:p>
+        <w:p>
+          <w:pPr>
+            <w:pStyle w:val="TOC3"/>
+            <w:tabs>
+              <w:tab w:val="right" w:leader="dot" w:pos="8296"/>
+            </w:tabs>
+            <w:ind w:left="880"/>
+            <w:rPr>
+              <w:rFonts w:hint="eastAsia"/>
+              <w:noProof/>
+            </w:rPr>
+          </w:pPr>
+          <w:hyperlink w:anchor="_Toc224718137" w:history="1">
+            <w:r>
+              <w:rPr>
+                <w:rStyle w:val="af3"/>
+                <w:rFonts w:hint="eastAsia"/>
+                <w:noProof/>
+              </w:rPr>
+              <w:t>4.2.5第五阶段：系统优化与部署运行（第 12-13 周）</w:t>
+            </w:r>
+            <w:r>
+              <w:rPr>
+                <w:rFonts w:hint="eastAsia"/>
+                <w:noProof/>
+                <w:webHidden/>
+              </w:rPr>
+              <w:tab/>
+            </w:r>
+            <w:r>
+              <w:rPr>
+                <w:rFonts w:hint="eastAsia"/>
+                <w:noProof/>
+                <w:webHidden/>
+              </w:rPr>
+              <w:fldChar w:fldCharType="begin"/>
+            </w:r>
+            <w:r>
+              <w:rPr>
+                <w:rFonts w:hint="eastAsia"/>
+                <w:noProof/>
+                <w:webHidden/>
+              </w:rPr>
+              <w:instrText xml:space="preserve"> </w:instrText>
+            </w:r>
+            <w:r>
+              <w:rPr>
+                <w:noProof/>
+                <w:webHidden/>
+              </w:rPr>
+              <w:instrText>PAGEREF _Toc224718137 \h</w:instrText>
+            </w:r>
+            <w:r>
+              <w:rPr>
+                <w:rFonts w:hint="eastAsia"/>
+                <w:noProof/>
+                <w:webHidden/>
+              </w:rPr>
+              <w:instrText xml:space="preserve"> </w:instrText>
+            </w:r>
+            <w:r>
+              <w:rPr>
+                <w:rFonts w:hint="eastAsia"/>
+                <w:noProof/>
+                <w:webHidden/>
+              </w:rPr>
+            </w:r>
+            <w:r>
+              <w:rPr>
+                <w:rFonts w:hint="eastAsia"/>
+                <w:noProof/>
+                <w:webHidden/>
+              </w:rPr>
+              <w:fldChar w:fldCharType="separate"/>
+            </w:r>
+            <w:r>
+              <w:rPr>
+                <w:rFonts w:hint="eastAsia"/>
+                <w:noProof/>
+                <w:webHidden/>
+              </w:rPr>
+              <w:t>7</w:t>
+            </w:r>
+            <w:r>
+              <w:rPr>
+                <w:rFonts w:hint="eastAsia"/>
+                <w:noProof/>
+                <w:webHidden/>
+              </w:rPr>
+              <w:fldChar w:fldCharType="end"/>
+            </w:r>
+          </w:hyperlink>
+        </w:p>
+        <w:p>
+          <w:pPr>
+            <w:pStyle w:val="TOC2"/>
+            <w:tabs>
+              <w:tab w:val="right" w:leader="dot" w:pos="8296"/>
+            </w:tabs>
+            <w:ind w:left="440"/>
+            <w:rPr>
+              <w:rFonts w:hint="eastAsia"/>
+              <w:noProof/>
+            </w:rPr>
+          </w:pPr>
+          <w:hyperlink w:anchor="_Toc224718138" w:history="1">
+            <w:r>
+              <w:rPr>
+                <w:rStyle w:val="af3"/>
+                <w:rFonts w:hint="eastAsia"/>
+                <w:noProof/>
+              </w:rPr>
+              <w:t>4.3 项目里程碑计划</w:t>
+            </w:r>
+            <w:r>
+              <w:rPr>
+                <w:rFonts w:hint="eastAsia"/>
+                <w:noProof/>
+                <w:webHidden/>
+              </w:rPr>
+              <w:tab/>
+            </w:r>
+            <w:r>
+              <w:rPr>
+                <w:rFonts w:hint="eastAsia"/>
+                <w:noProof/>
+                <w:webHidden/>
+              </w:rPr>
+              <w:fldChar w:fldCharType="begin"/>
+            </w:r>
+            <w:r>
+              <w:rPr>
+                <w:rFonts w:hint="eastAsia"/>
+                <w:noProof/>
+                <w:webHidden/>
+              </w:rPr>
+              <w:instrText xml:space="preserve"> </w:instrText>
+            </w:r>
+            <w:r>
+              <w:rPr>
+                <w:noProof/>
+                <w:webHidden/>
+              </w:rPr>
+              <w:instrText>PAGEREF _Toc224718138 \h</w:instrText>
+            </w:r>
+            <w:r>
+              <w:rPr>
+                <w:rFonts w:hint="eastAsia"/>
+                <w:noProof/>
+                <w:webHidden/>
+              </w:rPr>
+              <w:instrText xml:space="preserve"> </w:instrText>
+            </w:r>
+            <w:r>
+              <w:rPr>
+                <w:rFonts w:hint="eastAsia"/>
+                <w:noProof/>
+                <w:webHidden/>
+              </w:rPr>
+            </w:r>
+            <w:r>
+              <w:rPr>
+                <w:rFonts w:hint="eastAsia"/>
+                <w:noProof/>
+                <w:webHidden/>
+              </w:rPr>
+              <w:fldChar w:fldCharType="separate"/>
+            </w:r>
+            <w:r>
+              <w:rPr>
+                <w:rFonts w:hint="eastAsia"/>
+                <w:noProof/>
+                <w:webHidden/>
+              </w:rPr>
+              <w:t>8</w:t>
+            </w:r>
+            <w:r>
+              <w:rPr>
+                <w:rFonts w:hint="eastAsia"/>
+                <w:noProof/>
+                <w:webHidden/>
+              </w:rPr>
+              <w:fldChar w:fldCharType="end"/>
+            </w:r>
+          </w:hyperlink>
+        </w:p>
+        <w:p>
+          <w:pPr>
+            <w:pStyle w:val="TOC1"/>
+            <w:tabs>
+              <w:tab w:val="right" w:leader="dot" w:pos="8296"/>
+            </w:tabs>
+            <w:rPr>
+              <w:rFonts w:hint="eastAsia"/>
+              <w:noProof/>
+            </w:rPr>
+          </w:pPr>
+          <w:hyperlink w:anchor="_Toc224718139" w:history="1">
+            <w:r>
+              <w:rPr>
+                <w:rStyle w:val="af3"/>
+                <w:rFonts w:hint="eastAsia"/>
+                <w:noProof/>
+              </w:rPr>
+              <w:t>5 预算</w:t>
+            </w:r>
+            <w:r>
+              <w:rPr>
+                <w:rFonts w:hint="eastAsia"/>
+                <w:noProof/>
+                <w:webHidden/>
+              </w:rPr>
+              <w:tab/>
+            </w:r>
+            <w:r>
+              <w:rPr>
+                <w:rFonts w:hint="eastAsia"/>
+                <w:noProof/>
+                <w:webHidden/>
+              </w:rPr>
+              <w:fldChar w:fldCharType="begin"/>
+            </w:r>
+            <w:r>
+              <w:rPr>
+                <w:rFonts w:hint="eastAsia"/>
+                <w:noProof/>
+                <w:webHidden/>
+              </w:rPr>
+              <w:instrText xml:space="preserve"> </w:instrText>
+            </w:r>
+            <w:r>
+              <w:rPr>
+                <w:noProof/>
+                <w:webHidden/>
+              </w:rPr>
+              <w:instrText>PAGEREF _Toc224718139 \h</w:instrText>
+            </w:r>
+            <w:r>
+              <w:rPr>
+                <w:rFonts w:hint="eastAsia"/>
+                <w:noProof/>
+                <w:webHidden/>
+              </w:rPr>
+              <w:instrText xml:space="preserve"> </w:instrText>
+            </w:r>
+            <w:r>
+              <w:rPr>
+                <w:rFonts w:hint="eastAsia"/>
+                <w:noProof/>
+                <w:webHidden/>
+              </w:rPr>
+            </w:r>
+            <w:r>
+              <w:rPr>
+                <w:rFonts w:hint="eastAsia"/>
+                <w:noProof/>
+                <w:webHidden/>
+              </w:rPr>
+              <w:fldChar w:fldCharType="separate"/>
+            </w:r>
+            <w:r>
+              <w:rPr>
+                <w:rFonts w:hint="eastAsia"/>
+                <w:noProof/>
+                <w:webHidden/>
+              </w:rPr>
+              <w:t>8</w:t>
+            </w:r>
+            <w:r>
+              <w:rPr>
+                <w:rFonts w:hint="eastAsia"/>
+                <w:noProof/>
+                <w:webHidden/>
+              </w:rPr>
+              <w:fldChar w:fldCharType="end"/>
+            </w:r>
+          </w:hyperlink>
+        </w:p>
+        <w:p>
+          <w:pPr>
+            <w:pStyle w:val="TOC2"/>
+            <w:tabs>
+              <w:tab w:val="right" w:leader="dot" w:pos="8296"/>
+            </w:tabs>
+            <w:ind w:left="440"/>
+            <w:rPr>
+              <w:rFonts w:hint="eastAsia"/>
+              <w:noProof/>
+            </w:rPr>
+          </w:pPr>
+          <w:hyperlink w:anchor="_Toc224718140" w:history="1">
+            <w:r>
+              <w:rPr>
+                <w:rStyle w:val="af3"/>
+                <w:rFonts w:hint="eastAsia"/>
+                <w:noProof/>
+              </w:rPr>
+              <w:t>5.1 人员成本</w:t>
+            </w:r>
+            <w:r>
+              <w:rPr>
+                <w:rFonts w:hint="eastAsia"/>
+                <w:noProof/>
+                <w:webHidden/>
+              </w:rPr>
+              <w:tab/>
+            </w:r>
+            <w:r>
+              <w:rPr>
+                <w:rFonts w:hint="eastAsia"/>
+                <w:noProof/>
+                <w:webHidden/>
+              </w:rPr>
+              <w:fldChar w:fldCharType="begin"/>
+            </w:r>
+            <w:r>
+              <w:rPr>
+                <w:rFonts w:hint="eastAsia"/>
+                <w:noProof/>
+                <w:webHidden/>
+              </w:rPr>
+              <w:instrText xml:space="preserve"> </w:instrText>
+            </w:r>
+            <w:r>
+              <w:rPr>
+                <w:noProof/>
+                <w:webHidden/>
+              </w:rPr>
+              <w:instrText>PAGEREF _Toc224718140 \h</w:instrText>
+            </w:r>
+            <w:r>
+              <w:rPr>
+                <w:rFonts w:hint="eastAsia"/>
+                <w:noProof/>
+                <w:webHidden/>
+              </w:rPr>
+              <w:instrText xml:space="preserve"> </w:instrText>
+            </w:r>
+            <w:r>
+              <w:rPr>
+                <w:rFonts w:hint="eastAsia"/>
+                <w:noProof/>
+                <w:webHidden/>
+              </w:rPr>
+            </w:r>
+            <w:r>
+              <w:rPr>
+                <w:rFonts w:hint="eastAsia"/>
+                <w:noProof/>
+                <w:webHidden/>
+              </w:rPr>
+              <w:fldChar w:fldCharType="separate"/>
+            </w:r>
+            <w:r>
+              <w:rPr>
+                <w:rFonts w:hint="eastAsia"/>
+                <w:noProof/>
+                <w:webHidden/>
+              </w:rPr>
+              <w:t>8</w:t>
+            </w:r>
+            <w:r>
+              <w:rPr>
+                <w:rFonts w:hint="eastAsia"/>
+                <w:noProof/>
+                <w:webHidden/>
+              </w:rPr>
+              <w:fldChar w:fldCharType="end"/>
+            </w:r>
+          </w:hyperlink>
+        </w:p>
+        <w:p>
+          <w:pPr>
+            <w:pStyle w:val="TOC2"/>
+            <w:tabs>
+              <w:tab w:val="right" w:leader="dot" w:pos="8296"/>
+            </w:tabs>
+            <w:ind w:left="440"/>
+            <w:rPr>
+              <w:rFonts w:hint="eastAsia"/>
+              <w:noProof/>
+            </w:rPr>
+          </w:pPr>
+          <w:hyperlink w:anchor="_Toc224718141" w:history="1">
+            <w:r>
+              <w:rPr>
+                <w:rStyle w:val="af3"/>
+                <w:rFonts w:hint="eastAsia"/>
+                <w:noProof/>
+              </w:rPr>
+              <w:t>5.2 硬件和云服务成本</w:t>
+            </w:r>
+            <w:r>
+              <w:rPr>
+                <w:rFonts w:hint="eastAsia"/>
+                <w:noProof/>
+                <w:webHidden/>
+              </w:rPr>
+              <w:tab/>
+            </w:r>
+            <w:r>
+              <w:rPr>
+                <w:rFonts w:hint="eastAsia"/>
+                <w:noProof/>
+                <w:webHidden/>
+              </w:rPr>
+              <w:fldChar w:fldCharType="begin"/>
+            </w:r>
+            <w:r>
+              <w:rPr>
+                <w:rFonts w:hint="eastAsia"/>
+                <w:noProof/>
+                <w:webHidden/>
+              </w:rPr>
+              <w:instrText xml:space="preserve"> </w:instrText>
+            </w:r>
+            <w:r>
+              <w:rPr>
+                <w:noProof/>
+                <w:webHidden/>
+              </w:rPr>
+              <w:instrText>PAGEREF _Toc224718141 \h</w:instrText>
+            </w:r>
+            <w:r>
+              <w:rPr>
+                <w:rFonts w:hint="eastAsia"/>
+                <w:noProof/>
+                <w:webHidden/>
+              </w:rPr>
+              <w:instrText xml:space="preserve"> </w:instrText>
+            </w:r>
+            <w:r>
+              <w:rPr>
+                <w:rFonts w:hint="eastAsia"/>
+                <w:noProof/>
+                <w:webHidden/>
+              </w:rPr>
+            </w:r>
+            <w:r>
+              <w:rPr>
+                <w:rFonts w:hint="eastAsia"/>
+                <w:noProof/>
+                <w:webHidden/>
+              </w:rPr>
+              <w:fldChar w:fldCharType="separate"/>
+            </w:r>
+            <w:r>
+              <w:rPr>
+                <w:rFonts w:hint="eastAsia"/>
+                <w:noProof/>
+                <w:webHidden/>
+              </w:rPr>
+              <w:t>8</w:t>
+            </w:r>
+            <w:r>
+              <w:rPr>
+                <w:rFonts w:hint="eastAsia"/>
+                <w:noProof/>
+                <w:webHidden/>
+              </w:rPr>
+              <w:fldChar w:fldCharType="end"/>
+            </w:r>
+          </w:hyperlink>
+        </w:p>
+        <w:p>
+          <w:pPr>
+            <w:pStyle w:val="TOC2"/>
+            <w:tabs>
+              <w:tab w:val="right" w:leader="dot" w:pos="8296"/>
+            </w:tabs>
+            <w:ind w:left="440"/>
+            <w:rPr>
+              <w:rFonts w:hint="eastAsia"/>
+              <w:noProof/>
+            </w:rPr>
+          </w:pPr>
+          <w:hyperlink w:anchor="_Toc224718142" w:history="1">
+            <w:r>
+              <w:rPr>
+                <w:rStyle w:val="af3"/>
+                <w:rFonts w:hint="eastAsia"/>
+                <w:noProof/>
+              </w:rPr>
+              <w:t>5.3 其他经费预算</w:t>
+            </w:r>
+            <w:r>
+              <w:rPr>
+                <w:rFonts w:hint="eastAsia"/>
+                <w:noProof/>
+                <w:webHidden/>
+              </w:rPr>
+              <w:tab/>
+            </w:r>
+            <w:r>
+              <w:rPr>
+                <w:rFonts w:hint="eastAsia"/>
+                <w:noProof/>
+                <w:webHidden/>
+              </w:rPr>
+              <w:fldChar w:fldCharType="begin"/>
+            </w:r>
+            <w:r>
+              <w:rPr>
+                <w:rFonts w:hint="eastAsia"/>
+                <w:noProof/>
+                <w:webHidden/>
+              </w:rPr>
+              <w:instrText xml:space="preserve"> </w:instrText>
+            </w:r>
+            <w:r>
+              <w:rPr>
+                <w:noProof/>
+                <w:webHidden/>
+              </w:rPr>
+              <w:instrText>PAGEREF _Toc224718142 \h</w:instrText>
+            </w:r>
+            <w:r>
+              <w:rPr>
+                <w:rFonts w:hint="eastAsia"/>
+                <w:noProof/>
+                <w:webHidden/>
+              </w:rPr>
+              <w:instrText xml:space="preserve"> </w:instrText>
+            </w:r>
+            <w:r>
+              <w:rPr>
+                <w:rFonts w:hint="eastAsia"/>
+                <w:noProof/>
+                <w:webHidden/>
+              </w:rPr>
+            </w:r>
+            <w:r>
+              <w:rPr>
+                <w:rFonts w:hint="eastAsia"/>
+                <w:noProof/>
+                <w:webHidden/>
+              </w:rPr>
+              <w:fldChar w:fldCharType="separate"/>
+            </w:r>
+            <w:r>
+              <w:rPr>
+                <w:rFonts w:hint="eastAsia"/>
+                <w:noProof/>
+                <w:webHidden/>
+              </w:rPr>
+              <w:t>8</w:t>
+            </w:r>
+            <w:r>
+              <w:rPr>
+                <w:rFonts w:hint="eastAsia"/>
+                <w:noProof/>
+                <w:webHidden/>
+              </w:rPr>
+              <w:fldChar w:fldCharType="end"/>
+            </w:r>
+          </w:hyperlink>
+        </w:p>
+        <w:p>
+          <w:pPr>
+            <w:pStyle w:val="TOC2"/>
+            <w:tabs>
+              <w:tab w:val="right" w:leader="dot" w:pos="8296"/>
+            </w:tabs>
+            <w:ind w:left="440"/>
+            <w:rPr>
+              <w:rFonts w:hint="eastAsia"/>
+              <w:noProof/>
+            </w:rPr>
+          </w:pPr>
+          <w:hyperlink w:anchor="_Toc224718143" w:history="1">
+            <w:r>
+              <w:rPr>
+                <w:rStyle w:val="af3"/>
+                <w:rFonts w:hint="eastAsia"/>
+                <w:noProof/>
+              </w:rPr>
+              <w:t>5.4 总经费预算</w:t>
+            </w:r>
+            <w:r>
+              <w:rPr>
+                <w:rFonts w:hint="eastAsia"/>
+                <w:noProof/>
+                <w:webHidden/>
+              </w:rPr>
+              <w:tab/>
+            </w:r>
+            <w:r>
+              <w:rPr>
+                <w:rFonts w:hint="eastAsia"/>
+                <w:noProof/>
+                <w:webHidden/>
+              </w:rPr>
+              <w:fldChar w:fldCharType="begin"/>
+            </w:r>
+            <w:r>
+              <w:rPr>
+                <w:rFonts w:hint="eastAsia"/>
+                <w:noProof/>
+                <w:webHidden/>
+              </w:rPr>
+              <w:instrText xml:space="preserve"> </w:instrText>
+            </w:r>
+            <w:r>
+              <w:rPr>
+                <w:noProof/>
+                <w:webHidden/>
+              </w:rPr>
+              <w:instrText>PAGEREF _Toc224718143 \h</w:instrText>
+            </w:r>
+            <w:r>
+              <w:rPr>
+                <w:rFonts w:hint="eastAsia"/>
+                <w:noProof/>
+                <w:webHidden/>
+              </w:rPr>
+              <w:instrText xml:space="preserve"> </w:instrText>
+            </w:r>
+            <w:r>
+              <w:rPr>
+                <w:rFonts w:hint="eastAsia"/>
+                <w:noProof/>
+                <w:webHidden/>
+              </w:rPr>
+            </w:r>
+            <w:r>
+              <w:rPr>
+                <w:rFonts w:hint="eastAsia"/>
+                <w:noProof/>
+                <w:webHidden/>
+              </w:rPr>
+              <w:fldChar w:fldCharType="separate"/>
+            </w:r>
+            <w:r>
+              <w:rPr>
+                <w:rFonts w:hint="eastAsia"/>
+                <w:noProof/>
+                <w:webHidden/>
+              </w:rPr>
+              <w:t>9</w:t>
+            </w:r>
+            <w:r>
+              <w:rPr>
+                <w:rFonts w:hint="eastAsia"/>
+                <w:noProof/>
+                <w:webHidden/>
+              </w:rPr>
+              <w:fldChar w:fldCharType="end"/>
+            </w:r>
+          </w:hyperlink>
+        </w:p>
+        <w:p>
+          <w:pPr>
+            <w:pStyle w:val="TOC1"/>
+            <w:tabs>
+              <w:tab w:val="right" w:leader="dot" w:pos="8296"/>
+            </w:tabs>
+            <w:rPr>
+              <w:rFonts w:hint="eastAsia"/>
+              <w:noProof/>
+            </w:rPr>
+          </w:pPr>
+          <w:hyperlink w:anchor="_Toc224718144" w:history="1">
+            <w:r>
+              <w:rPr>
+                <w:rStyle w:val="af3"/>
+                <w:rFonts w:hint="eastAsia"/>
+                <w:noProof/>
+              </w:rPr>
+              <w:t>6 参考资料</w:t>
+            </w:r>
+            <w:r>
+              <w:rPr>
+                <w:rFonts w:hint="eastAsia"/>
+                <w:noProof/>
+                <w:webHidden/>
+              </w:rPr>
+              <w:tab/>
+            </w:r>
+            <w:r>
+              <w:rPr>
+                <w:rFonts w:hint="eastAsia"/>
+                <w:noProof/>
+                <w:webHidden/>
+              </w:rPr>
+              <w:fldChar w:fldCharType="begin"/>
+            </w:r>
+            <w:r>
+              <w:rPr>
+                <w:rFonts w:hint="eastAsia"/>
+                <w:noProof/>
+                <w:webHidden/>
+              </w:rPr>
+              <w:instrText xml:space="preserve"> </w:instrText>
+            </w:r>
+            <w:r>
+              <w:rPr>
+                <w:noProof/>
+                <w:webHidden/>
+              </w:rPr>
+              <w:instrText>PAGEREF _Toc224718144 \h</w:instrText>
+            </w:r>
+            <w:r>
+              <w:rPr>
+                <w:rFonts w:hint="eastAsia"/>
+                <w:noProof/>
+                <w:webHidden/>
+              </w:rPr>
+              <w:instrText xml:space="preserve"> </w:instrText>
+            </w:r>
+            <w:r>
+              <w:rPr>
+                <w:rFonts w:hint="eastAsia"/>
+                <w:noProof/>
+                <w:webHidden/>
+              </w:rPr>
+            </w:r>
+            <w:r>
+              <w:rPr>
+                <w:rFonts w:hint="eastAsia"/>
+                <w:noProof/>
+                <w:webHidden/>
+              </w:rPr>
+              <w:fldChar w:fldCharType="separate"/>
+            </w:r>
+            <w:r>
+              <w:rPr>
+                <w:rFonts w:hint="eastAsia"/>
+                <w:noProof/>
+                <w:webHidden/>
+              </w:rPr>
+              <w:t>9</w:t>
+            </w:r>
+            <w:r>
+              <w:rPr>
+                <w:rFonts w:hint="eastAsia"/>
+                <w:noProof/>
+                <w:webHidden/>
+              </w:rPr>
+              <w:fldChar w:fldCharType="end"/>
+            </w:r>
+          </w:hyperlink>
+        </w:p>
+        <w:p>
+          <w:pPr>
+            <w:rPr>
+              <w:rFonts w:hint="eastAsia"/>
+            </w:rPr>
+          </w:pPr>
+          <w:r>
+            <w:rPr>
+              <w:b/>
+              <w:bCs/>
+              <w:lang w:val="zh-CN"/>
+            </w:rPr>
+            <w:fldChar w:fldCharType="end"/>
+          </w:r>
+        </w:p>
+      </w:sdtContent>
+    </w:sdt>
+    <w:p>
+      <w:pPr>
+        <w:pStyle w:val="a3"/>
+        <w:rPr>
+          <w:rFonts w:hint="eastAsia"/>
+          <w:sz w:val="40"/>
+          <w:szCs w:val="40"/>
+        </w:rPr>
+      </w:pPr>
+    </w:p>
+    <w:p>
+      <w:pPr>
+        <w:widowControl/>
+        <w:rPr>
+          <w:rFonts w:asciiTheme="majorHAnsi" w:eastAsiaTheme="majorEastAsia" w:hAnsiTheme="majorHAnsi" w:cstheme="majorBidi" w:hint="eastAsia"/>
+          <w:spacing w:val="-10"/>
+          <w:kern w:val="28"/>
+          <w:sz w:val="40"/>
+          <w:szCs w:val="40"/>
+        </w:rPr>
+      </w:pPr>
+      <w:r>
+        <w:rPr>
+          <w:rFonts w:hint="eastAsia"/>
+          <w:sz w:val="40"/>
+          <w:szCs w:val="40"/>
+        </w:rPr>
+        <w:br w:type="page"/>
+      </w:r>
+    </w:p>
+    <w:p>
+      <w:pPr>
         <w:pStyle w:val="1"/>
         <w:rPr>
           <w:rFonts w:hint="eastAsia"/>
         </w:rPr>
       </w:pPr>
+      <w:bookmarkStart w:id="0" w:name="_Toc224718111"/>
       <w:r>
         <w:t>1 引言</w:t>
       </w:r>
+      <w:bookmarkEnd w:id="0"/>
     </w:p>
     <w:p>
       <w:pPr>
@@ -54,9 +3406,11 @@
           <w:rFonts w:hint="eastAsia"/>
         </w:rPr>
       </w:pPr>
+      <w:bookmarkStart w:id="1" w:name="_Toc224718112"/>
       <w:r>
         <w:t>1.1 编写目的</w:t>
       </w:r>
+      <w:bookmarkEnd w:id="1"/>
     </w:p>
     <w:p>
       <w:pPr>
@@ -75,18 +3429,36 @@
           <w:rFonts w:hint="eastAsia"/>
         </w:rPr>
       </w:pPr>
+      <w:bookmarkStart w:id="2" w:name="_Toc224718113"/>
       <w:r>
         <w:t>1.2 项目背景</w:t>
       </w:r>
-    </w:p>
-    <w:p>
-      <w:pPr>
-        <w:rPr>
-          <w:rFonts w:hint="eastAsia"/>
-        </w:rPr>
-      </w:pPr>
-      <w:r>
-        <w:t>当前高校实训教学存在教师备课效率低、学生缺乏实时指导、学情分析不精准、教育资源利用率不足等痛点，教育数字化转型亟需轻量化、本地化、全链路的智能教学工具。本项目基于开源大模型与 RAG 技术，打造适配教学场景的智能体，解决实训教学核心问题，推动教育数字化落地。</w:t>
+      <w:bookmarkEnd w:id="2"/>
+    </w:p>
+    <w:p>
+      <w:pPr>
+        <w:rPr>
+          <w:rFonts w:hint="eastAsia"/>
+        </w:rPr>
+      </w:pPr>
+      <w:r>
+        <w:t>当前高校实</w:t>
+      </w:r>
+      <w:proofErr w:type="gramStart"/>
+      <w:r>
+        <w:t>训教学</w:t>
+      </w:r>
+      <w:proofErr w:type="gramEnd"/>
+      <w:r>
+        <w:t>存在教师备课效率低、学生缺乏实时指导、学情分析不精准、教育资源利用率不足等痛点，教育数字化转型亟需轻量化、本地化、全链路的智能教学工具。本项目基于开源大模型与 RAG 技术，打造适配教学场景的智能体，解决实</w:t>
+      </w:r>
+      <w:proofErr w:type="gramStart"/>
+      <w:r>
+        <w:t>训教学核心</w:t>
+      </w:r>
+      <w:proofErr w:type="gramEnd"/>
+      <w:r>
+        <w:t>问题，推动教育数字化落地。</w:t>
       </w:r>
     </w:p>
     <w:p>
@@ -96,9 +3468,11 @@
           <w:rFonts w:hint="eastAsia"/>
         </w:rPr>
       </w:pPr>
+      <w:bookmarkStart w:id="3" w:name="_Toc224718114"/>
       <w:r>
         <w:t>1.3 定义</w:t>
       </w:r>
+      <w:bookmarkEnd w:id="3"/>
     </w:p>
     <w:p>
       <w:pPr>
@@ -128,10 +3502,21 @@
         <w:rPr>
           <w:rFonts w:hint="eastAsia"/>
         </w:rPr>
-        <w:t>/小参数</w:t>
-      </w:r>
-      <w:r>
-        <w:t>本地部署</w:t>
+        <w:t>/小</w:t>
+      </w:r>
+      <w:proofErr w:type="gramStart"/>
+      <w:r>
+        <w:rPr>
+          <w:rFonts w:hint="eastAsia"/>
+        </w:rPr>
+        <w:t>参数</w:t>
+      </w:r>
+      <w:r>
+        <w:t>本地</w:t>
+      </w:r>
+      <w:proofErr w:type="gramEnd"/>
+      <w:r>
+        <w:t>部署</w:t>
       </w:r>
       <w:r>
         <w:rPr>
@@ -157,17 +3542,33 @@
         </w:rPr>
       </w:pPr>
       <w:r>
-        <w:t>向量数据库：存储文本向量，实现高效语义检索，本项目采用 ChromaDB。</w:t>
-      </w:r>
-    </w:p>
-    <w:p>
-      <w:pPr>
-        <w:rPr>
-          <w:rFonts w:hint="eastAsia"/>
-        </w:rPr>
-      </w:pPr>
-      <w:r>
-        <w:t>前后端分离：Vue3 前端 + FastAPI 后端，RESTful API 通信，松耦合架构。</w:t>
+        <w:t xml:space="preserve">向量数据库：存储文本向量，实现高效语义检索，本项目采用 </w:t>
+      </w:r>
+      <w:proofErr w:type="spellStart"/>
+      <w:r>
+        <w:t>ChromaDB</w:t>
+      </w:r>
+      <w:proofErr w:type="spellEnd"/>
+      <w:r>
+        <w:t>。</w:t>
+      </w:r>
+    </w:p>
+    <w:p>
+      <w:pPr>
+        <w:rPr>
+          <w:rFonts w:hint="eastAsia"/>
+        </w:rPr>
+      </w:pPr>
+      <w:r>
+        <w:t xml:space="preserve">前后端分离：Vue3 前端 + </w:t>
+      </w:r>
+      <w:proofErr w:type="spellStart"/>
+      <w:r>
+        <w:t>FastAPI</w:t>
+      </w:r>
+      <w:proofErr w:type="spellEnd"/>
+      <w:r>
+        <w:t xml:space="preserve"> 后端，RESTful API 通信，松耦合架构。</w:t>
       </w:r>
     </w:p>
     <w:p>
@@ -208,18 +3609,28 @@
           <w:rFonts w:hint="eastAsia"/>
         </w:rPr>
       </w:pPr>
+      <w:bookmarkStart w:id="4" w:name="_Toc224718115"/>
       <w:r>
         <w:t>1.4 项目内容</w:t>
       </w:r>
-    </w:p>
-    <w:p>
-      <w:pPr>
-        <w:rPr>
-          <w:rFonts w:hint="eastAsia"/>
-        </w:rPr>
-      </w:pPr>
-      <w:r>
-        <w:t>本项目构建大模型驱动的教学全链路智能平台，核心技术栈为 Qwen3</w:t>
+      <w:bookmarkEnd w:id="4"/>
+    </w:p>
+    <w:p>
+      <w:pPr>
+        <w:rPr>
+          <w:rFonts w:hint="eastAsia"/>
+        </w:rPr>
+      </w:pPr>
+      <w:r>
+        <w:t>本项目构建大模型驱动的教学全链路智能平台，核心技术</w:t>
+      </w:r>
+      <w:proofErr w:type="gramStart"/>
+      <w:r>
+        <w:t>栈</w:t>
+      </w:r>
+      <w:proofErr w:type="gramEnd"/>
+      <w:r>
+        <w:t>为 Qwen3</w:t>
       </w:r>
       <w:r>
         <w:t>.5</w:t>
@@ -255,7 +3666,6 @@
         </w:rPr>
       </w:pPr>
       <w:r>
-        <w:lastRenderedPageBreak/>
         <w:t>管理员：用户管理、资源管理、系统数据大屏。</w:t>
       </w:r>
     </w:p>
@@ -276,9 +3686,11 @@
           <w:rFonts w:hint="eastAsia"/>
         </w:rPr>
       </w:pPr>
+      <w:bookmarkStart w:id="5" w:name="_Toc224718116"/>
       <w:r>
         <w:t>2 项目概述</w:t>
       </w:r>
+      <w:bookmarkEnd w:id="5"/>
     </w:p>
     <w:p>
       <w:pPr>
@@ -287,9 +3699,11 @@
           <w:rFonts w:hint="eastAsia"/>
         </w:rPr>
       </w:pPr>
+      <w:bookmarkStart w:id="6" w:name="_Toc224718117"/>
       <w:r>
         <w:t>2.1 项目目标</w:t>
       </w:r>
+      <w:bookmarkEnd w:id="6"/>
     </w:p>
     <w:p>
       <w:pPr>
@@ -353,9 +3767,11 @@
           <w:rFonts w:hint="eastAsia"/>
         </w:rPr>
       </w:pPr>
+      <w:bookmarkStart w:id="7" w:name="_Toc224718118"/>
       <w:r>
         <w:t>2.2 产品目标与范围</w:t>
       </w:r>
+      <w:bookmarkEnd w:id="7"/>
     </w:p>
     <w:p>
       <w:pPr>
@@ -364,9 +3780,11 @@
           <w:rFonts w:hint="eastAsia"/>
         </w:rPr>
       </w:pPr>
+      <w:bookmarkStart w:id="8" w:name="_Toc224718119"/>
       <w:r>
         <w:t>2.2.1 技术性能目标</w:t>
       </w:r>
+      <w:bookmarkEnd w:id="8"/>
     </w:p>
     <w:p>
       <w:pPr>
@@ -412,7 +3830,21 @@
         <w:rPr>
           <w:rFonts w:hint="eastAsia"/>
         </w:rPr>
-        <w:t>调用时，云端极速响应，轻量化部署；</w:t>
+        <w:t>调用时，云端</w:t>
+      </w:r>
+      <w:proofErr w:type="gramStart"/>
+      <w:r>
+        <w:rPr>
+          <w:rFonts w:hint="eastAsia"/>
+        </w:rPr>
+        <w:t>极</w:t>
+      </w:r>
+      <w:proofErr w:type="gramEnd"/>
+      <w:r>
+        <w:rPr>
+          <w:rFonts w:hint="eastAsia"/>
+        </w:rPr>
+        <w:t>速响应，轻量化部署；</w:t>
       </w:r>
     </w:p>
     <w:p>
@@ -452,18 +3884,28 @@
           <w:rFonts w:hint="eastAsia"/>
         </w:rPr>
       </w:pPr>
+      <w:bookmarkStart w:id="9" w:name="_Toc224718120"/>
       <w:r>
         <w:t>2.2.2 用户体验目标</w:t>
       </w:r>
-    </w:p>
-    <w:p>
-      <w:pPr>
-        <w:rPr>
-          <w:rFonts w:hint="eastAsia"/>
-        </w:rPr>
-      </w:pPr>
-      <w:r>
-        <w:t>界面操作简洁，核心功能 3 步内完成；</w:t>
+      <w:bookmarkEnd w:id="9"/>
+    </w:p>
+    <w:p>
+      <w:pPr>
+        <w:rPr>
+          <w:rFonts w:hint="eastAsia"/>
+        </w:rPr>
+      </w:pPr>
+      <w:r>
+        <w:t xml:space="preserve">界面操作简洁，核心功能 3 </w:t>
+      </w:r>
+      <w:proofErr w:type="gramStart"/>
+      <w:r>
+        <w:t>步内完成</w:t>
+      </w:r>
+      <w:proofErr w:type="gramEnd"/>
+      <w:r>
+        <w:t>；</w:t>
       </w:r>
     </w:p>
     <w:p>
@@ -503,9 +3945,11 @@
           <w:rFonts w:hint="eastAsia"/>
         </w:rPr>
       </w:pPr>
+      <w:bookmarkStart w:id="10" w:name="_Toc224718121"/>
       <w:r>
         <w:t>2.2.3 功能范围</w:t>
       </w:r>
+      <w:bookmarkEnd w:id="10"/>
     </w:p>
     <w:p>
       <w:pPr>
@@ -554,9 +3998,11 @@
           <w:rFonts w:hint="eastAsia"/>
         </w:rPr>
       </w:pPr>
+      <w:bookmarkStart w:id="11" w:name="_Toc224718122"/>
       <w:r>
         <w:t>2.3 应交付成果</w:t>
       </w:r>
+      <w:bookmarkEnd w:id="11"/>
     </w:p>
     <w:p>
       <w:pPr>
@@ -565,9 +4011,11 @@
           <w:rFonts w:hint="eastAsia"/>
         </w:rPr>
       </w:pPr>
+      <w:bookmarkStart w:id="12" w:name="_Toc224718123"/>
       <w:r>
         <w:t>2.3.1 需完成的软件</w:t>
       </w:r>
+      <w:bookmarkEnd w:id="12"/>
     </w:p>
     <w:p>
       <w:pPr>
@@ -585,8 +4033,13 @@
           <w:rFonts w:hint="eastAsia"/>
         </w:rPr>
       </w:pPr>
-      <w:r>
-        <w:t>FastAPI 异步后端服务；</w:t>
+      <w:proofErr w:type="spellStart"/>
+      <w:r>
+        <w:t>FastAPI</w:t>
+      </w:r>
+      <w:proofErr w:type="spellEnd"/>
+      <w:r>
+        <w:t xml:space="preserve"> 异步后端服务；</w:t>
       </w:r>
     </w:p>
     <w:p>
@@ -630,7 +4083,15 @@
         </w:rPr>
       </w:pPr>
       <w:r>
-        <w:t>RAG 管道与 ChromaDB 向量存储模块；</w:t>
+        <w:t xml:space="preserve">RAG 管道与 </w:t>
+      </w:r>
+      <w:proofErr w:type="spellStart"/>
+      <w:r>
+        <w:t>ChromaDB</w:t>
+      </w:r>
+      <w:proofErr w:type="spellEnd"/>
+      <w:r>
+        <w:t xml:space="preserve"> 向量存储模块；</w:t>
       </w:r>
     </w:p>
     <w:p>
@@ -650,9 +4111,11 @@
           <w:rFonts w:hint="eastAsia"/>
         </w:rPr>
       </w:pPr>
+      <w:bookmarkStart w:id="13" w:name="_Toc224718124"/>
       <w:r>
         <w:t>2.3.2 需提交用户的文档</w:t>
       </w:r>
+      <w:bookmarkEnd w:id="13"/>
     </w:p>
     <w:p>
       <w:pPr>
@@ -691,9 +4154,11 @@
           <w:rFonts w:hint="eastAsia"/>
         </w:rPr>
       </w:pPr>
+      <w:bookmarkStart w:id="14" w:name="_Toc224718125"/>
       <w:r>
         <w:t>2.3.3 须提交内部的文档</w:t>
       </w:r>
+      <w:bookmarkEnd w:id="14"/>
     </w:p>
     <w:p>
       <w:pPr>
@@ -752,18 +4217,25 @@
           <w:rFonts w:hint="eastAsia"/>
         </w:rPr>
       </w:pPr>
+      <w:bookmarkStart w:id="15" w:name="_Toc224718126"/>
       <w:r>
         <w:t>2.3.4 应当提供的服务</w:t>
       </w:r>
-    </w:p>
-    <w:p>
-      <w:pPr>
-        <w:rPr>
-          <w:rFonts w:hint="eastAsia"/>
-        </w:rPr>
-      </w:pPr>
-      <w:r>
-        <w:t>系统本地部署与环境配置；</w:t>
+      <w:bookmarkEnd w:id="15"/>
+    </w:p>
+    <w:p>
+      <w:pPr>
+        <w:rPr>
+          <w:rFonts w:hint="eastAsia"/>
+        </w:rPr>
+      </w:pPr>
+      <w:proofErr w:type="gramStart"/>
+      <w:r>
+        <w:t>系统本地</w:t>
+      </w:r>
+      <w:proofErr w:type="gramEnd"/>
+      <w:r>
+        <w:t>部署与环境配置；</w:t>
       </w:r>
     </w:p>
     <w:p>
@@ -793,9 +4265,11 @@
           <w:rFonts w:hint="eastAsia"/>
         </w:rPr>
       </w:pPr>
+      <w:bookmarkStart w:id="16" w:name="_Toc224718127"/>
       <w:r>
         <w:t>2.4 项目开发环境</w:t>
       </w:r>
+      <w:bookmarkEnd w:id="16"/>
     </w:p>
     <w:p>
       <w:pPr>
@@ -814,7 +4288,31 @@
         </w:rPr>
       </w:pPr>
       <w:r>
-        <w:t>后端：FastAPI、SQLAlchemy（异步）、Uvicorn；</w:t>
+        <w:t>后端：</w:t>
+      </w:r>
+      <w:proofErr w:type="spellStart"/>
+      <w:r>
+        <w:t>FastAPI</w:t>
+      </w:r>
+      <w:proofErr w:type="spellEnd"/>
+      <w:r>
+        <w:t>、</w:t>
+      </w:r>
+      <w:proofErr w:type="spellStart"/>
+      <w:r>
+        <w:t>SQLAlchemy</w:t>
+      </w:r>
+      <w:proofErr w:type="spellEnd"/>
+      <w:r>
+        <w:t>（异步）、</w:t>
+      </w:r>
+      <w:proofErr w:type="spellStart"/>
+      <w:r>
+        <w:t>Uvicorn</w:t>
+      </w:r>
+      <w:proofErr w:type="spellEnd"/>
+      <w:r>
+        <w:t>；</w:t>
       </w:r>
     </w:p>
     <w:p>
@@ -834,17 +4332,41 @@
         </w:rPr>
       </w:pPr>
       <w:r>
-        <w:t>AI 框架：Transformers、LangChain、bitsandbytes；</w:t>
-      </w:r>
-    </w:p>
-    <w:p>
-      <w:pPr>
-        <w:rPr>
-          <w:rFonts w:hint="eastAsia"/>
-        </w:rPr>
-      </w:pPr>
-      <w:r>
-        <w:t>数据库：MySQL 8.0、ChromaDB；</w:t>
+        <w:t>AI 框架：Transformers、</w:t>
+      </w:r>
+      <w:proofErr w:type="spellStart"/>
+      <w:r>
+        <w:t>LangChain</w:t>
+      </w:r>
+      <w:proofErr w:type="spellEnd"/>
+      <w:r>
+        <w:t>、</w:t>
+      </w:r>
+      <w:proofErr w:type="spellStart"/>
+      <w:r>
+        <w:t>bitsandbytes</w:t>
+      </w:r>
+      <w:proofErr w:type="spellEnd"/>
+      <w:r>
+        <w:t>；</w:t>
+      </w:r>
+    </w:p>
+    <w:p>
+      <w:pPr>
+        <w:rPr>
+          <w:rFonts w:hint="eastAsia"/>
+        </w:rPr>
+      </w:pPr>
+      <w:r>
+        <w:t>数据库：MySQL 8.0、</w:t>
+      </w:r>
+      <w:proofErr w:type="spellStart"/>
+      <w:r>
+        <w:t>ChromaDB</w:t>
+      </w:r>
+      <w:proofErr w:type="spellEnd"/>
+      <w:r>
+        <w:t>；</w:t>
       </w:r>
     </w:p>
     <w:p>
@@ -874,9 +4396,11 @@
           <w:rFonts w:hint="eastAsia"/>
         </w:rPr>
       </w:pPr>
+      <w:bookmarkStart w:id="17" w:name="_Toc224718128"/>
       <w:r>
         <w:t>3 项目团队组织</w:t>
       </w:r>
+      <w:bookmarkEnd w:id="17"/>
     </w:p>
     <w:p>
       <w:pPr>
@@ -885,6 +4409,7 @@
           <w:rFonts w:hint="eastAsia"/>
         </w:rPr>
       </w:pPr>
+      <w:bookmarkStart w:id="18" w:name="_Toc224718129"/>
       <w:r>
         <w:t>3.1 人员分工（</w:t>
       </w:r>
@@ -897,66 +4422,185 @@
       <w:r>
         <w:t xml:space="preserve"> 人团队）</w:t>
       </w:r>
-    </w:p>
-    <w:p>
-      <w:pPr>
-        <w:rPr>
-          <w:rFonts w:hint="eastAsia"/>
-        </w:rPr>
-      </w:pPr>
-      <w:r>
-        <w:t>项目经理：统筹项目进度、风险管理、需求对接、答辩统筹；协助架构设计与文档编写。</w:t>
-      </w:r>
-    </w:p>
-    <w:p>
-      <w:pPr>
-        <w:rPr>
-          <w:rFonts w:hint="eastAsia"/>
-        </w:rPr>
-      </w:pPr>
-      <w:r>
-        <w:t>AI 算法工程师：LLM 模型加载 / 量化 / 推理、RAG 管道开发、向量库构建、Embedding 适配。</w:t>
-      </w:r>
-    </w:p>
-    <w:p>
-      <w:pPr>
-        <w:rPr>
-          <w:rFonts w:hint="eastAsia"/>
-        </w:rPr>
-      </w:pPr>
-      <w:r>
-        <w:t>后端开发工程师：FastAPI 接口开发、数据库设计、业务逻辑实现、异步优化、权限控制。</w:t>
-      </w:r>
-    </w:p>
-    <w:p>
-      <w:pPr>
-        <w:rPr>
-          <w:rFonts w:hint="eastAsia"/>
-        </w:rPr>
-      </w:pPr>
-      <w:r>
-        <w:t>前端开发工程师：Vue3 页面开发、交互设计、角色权限适配、数据可视化、接口联调。</w:t>
-      </w:r>
-    </w:p>
-    <w:p>
-      <w:r>
-        <w:t>测试工程师：系统测试、Bug 修复、环境部署、性能监控、文档整理、演示支持。</w:t>
-      </w:r>
-    </w:p>
-    <w:p>
-      <w:pPr>
-        <w:rPr>
-          <w:rFonts w:hint="eastAsia"/>
-        </w:rPr>
-      </w:pPr>
-      <w:r>
+      <w:bookmarkEnd w:id="18"/>
+    </w:p>
+    <w:p>
+      <w:pPr>
+        <w:pStyle w:val="a9"/>
+        <w:numPr>
+          <w:ilvl w:val="0"/>
+          <w:numId w:val="2"/>
+        </w:numPr>
+        <w:rPr>
+          <w:rFonts w:hint="eastAsia"/>
+        </w:rPr>
+      </w:pPr>
+      <w:r>
+        <w:rPr>
+          <w:b/>
+          <w:bCs/>
+        </w:rPr>
+        <w:t>项目经理</w:t>
+      </w:r>
+      <w:r>
+        <w:t>：统筹项目进度、风险管理、需求对接、答辩统筹；协助架构设计与文档编写。</w:t>
+      </w:r>
+    </w:p>
+    <w:p>
+      <w:pPr>
+        <w:pStyle w:val="a9"/>
+        <w:numPr>
+          <w:ilvl w:val="0"/>
+          <w:numId w:val="2"/>
+        </w:numPr>
+        <w:rPr>
+          <w:rFonts w:hint="eastAsia"/>
+        </w:rPr>
+      </w:pPr>
+      <w:r>
+        <w:rPr>
+          <w:b/>
+          <w:bCs/>
+        </w:rPr>
+        <w:t>AI 算法工程师</w:t>
+      </w:r>
+      <w:r>
+        <w:t>：LLM 模型加载 / 量化 / 推理、RAG 管道开发、向量库构建、Embedding 适配。</w:t>
+      </w:r>
+    </w:p>
+    <w:p>
+      <w:pPr>
+        <w:pStyle w:val="a9"/>
+        <w:numPr>
+          <w:ilvl w:val="0"/>
+          <w:numId w:val="2"/>
+        </w:numPr>
+        <w:rPr>
+          <w:rFonts w:hint="eastAsia"/>
+        </w:rPr>
+      </w:pPr>
+      <w:r>
+        <w:rPr>
+          <w:b/>
+          <w:bCs/>
+        </w:rPr>
+        <w:t>后端开发工程师</w:t>
+      </w:r>
+      <w:r>
+        <w:t>：</w:t>
+      </w:r>
+      <w:proofErr w:type="spellStart"/>
+      <w:r>
+        <w:t>FastAPI</w:t>
+      </w:r>
+      <w:proofErr w:type="spellEnd"/>
+      <w:r>
+        <w:t xml:space="preserve"> 接口开发、数据库设计、业务逻辑实现、异步优化、权限控制。</w:t>
+      </w:r>
+    </w:p>
+    <w:p>
+      <w:pPr>
+        <w:pStyle w:val="a9"/>
+        <w:numPr>
+          <w:ilvl w:val="0"/>
+          <w:numId w:val="2"/>
+        </w:numPr>
+        <w:rPr>
+          <w:rFonts w:hint="eastAsia"/>
+        </w:rPr>
+      </w:pPr>
+      <w:r>
+        <w:rPr>
+          <w:b/>
+          <w:bCs/>
+        </w:rPr>
+        <w:t>前端开发工程师</w:t>
+      </w:r>
+      <w:r>
+        <w:t>：Vue3 页面开发、交互设计、角色权限适配、数据可视化、接口联调。</w:t>
+      </w:r>
+    </w:p>
+    <w:p>
+      <w:pPr>
+        <w:pStyle w:val="a9"/>
+        <w:numPr>
+          <w:ilvl w:val="0"/>
+          <w:numId w:val="2"/>
+        </w:numPr>
+        <w:rPr>
+          <w:rFonts w:hint="eastAsia"/>
+        </w:rPr>
+      </w:pPr>
+      <w:r>
+        <w:rPr>
+          <w:b/>
+          <w:bCs/>
+        </w:rPr>
+        <w:t>测试工程师</w:t>
+      </w:r>
+      <w:r>
+        <w:t>：系统测试、Bug 修复、环境部署、性能监控、文档整理、演示支持。</w:t>
+      </w:r>
+    </w:p>
+    <w:p>
+      <w:pPr>
+        <w:pStyle w:val="a9"/>
+        <w:numPr>
+          <w:ilvl w:val="0"/>
+          <w:numId w:val="2"/>
+        </w:numPr>
+        <w:rPr>
+          <w:rFonts w:hint="eastAsia"/>
+        </w:rPr>
+      </w:pPr>
+      <w:r>
+        <w:rPr>
+          <w:b/>
+          <w:bCs/>
+        </w:rPr>
         <w:t>运维</w:t>
       </w:r>
       <w:r>
         <w:rPr>
           <w:rFonts w:hint="eastAsia"/>
-        </w:rPr>
-        <w:t>工程师：搭建开发环境，初始化git，负责LLM本地部署环境配置，封装系统部署包，完成多环境验证，管控云服务和API调用额度</w:t>
+          <w:b/>
+          <w:bCs/>
+        </w:rPr>
+        <w:t>工程师</w:t>
+      </w:r>
+      <w:r>
+        <w:rPr>
+          <w:rFonts w:hint="eastAsia"/>
+        </w:rPr>
+        <w:t>：搭建开发环境，初始化git，负责LLM本地部署环境配置，封装系统部署包，完成</w:t>
+      </w:r>
+      <w:proofErr w:type="gramStart"/>
+      <w:r>
+        <w:rPr>
+          <w:rFonts w:hint="eastAsia"/>
+        </w:rPr>
+        <w:t>多环境</w:t>
+      </w:r>
+      <w:proofErr w:type="gramEnd"/>
+      <w:r>
+        <w:rPr>
+          <w:rFonts w:hint="eastAsia"/>
+        </w:rPr>
+        <w:t>验证，管</w:t>
+      </w:r>
+      <w:proofErr w:type="gramStart"/>
+      <w:r>
+        <w:rPr>
+          <w:rFonts w:hint="eastAsia"/>
+        </w:rPr>
+        <w:t>控云服务</w:t>
+      </w:r>
+      <w:proofErr w:type="gramEnd"/>
+      <w:r>
+        <w:rPr>
+          <w:rFonts w:hint="eastAsia"/>
+        </w:rPr>
+        <w:t>和API调用额度</w:t>
       </w:r>
     </w:p>
     <w:p>
@@ -966,9 +4610,11 @@
           <w:rFonts w:hint="eastAsia"/>
         </w:rPr>
       </w:pPr>
+      <w:bookmarkStart w:id="19" w:name="_Toc224718130"/>
       <w:r>
         <w:t>4 实施计划</w:t>
       </w:r>
+      <w:bookmarkEnd w:id="19"/>
     </w:p>
     <w:p>
       <w:pPr>
@@ -977,13 +4623,15 @@
           <w:rFonts w:hint="eastAsia"/>
         </w:rPr>
       </w:pPr>
+      <w:bookmarkStart w:id="20" w:name="_Toc224718131"/>
       <w:r>
         <w:t>4.1 风险评估及对策</w:t>
       </w:r>
+      <w:bookmarkEnd w:id="20"/>
     </w:p>
     <w:tbl>
       <w:tblPr>
-        <w:tblStyle w:val="ae"/>
+        <w:tblStyle w:val="4-2"/>
         <w:tblW w:w="0" w:type="auto"/>
         <w:tblLook w:val="04A0" w:firstRow="1" w:lastRow="0" w:firstColumn="1" w:lastColumn="0" w:noHBand="0" w:noVBand="1"/>
       </w:tblPr>
@@ -994,8 +4642,12 @@
         <w:gridCol w:w="2074"/>
       </w:tblGrid>
       <w:tr>
-        <w:tc>
-          <w:tcPr>
+        <w:trPr>
+          <w:cnfStyle w:val="100000000000" w:firstRow="1" w:lastRow="0" w:firstColumn="0" w:lastColumn="0" w:oddVBand="0" w:evenVBand="0" w:oddHBand="0" w:evenHBand="0" w:firstRowFirstColumn="0" w:firstRowLastColumn="0" w:lastRowFirstColumn="0" w:lastRowLastColumn="0"/>
+        </w:trPr>
+        <w:tc>
+          <w:tcPr>
+            <w:cnfStyle w:val="001000000000" w:firstRow="0" w:lastRow="0" w:firstColumn="1" w:lastColumn="0" w:oddVBand="0" w:evenVBand="0" w:oddHBand="0" w:evenHBand="0" w:firstRowFirstColumn="0" w:firstRowLastColumn="0" w:lastRowFirstColumn="0" w:lastRowLastColumn="0"/>
             <w:tcW w:w="2074" w:type="dxa"/>
           </w:tcPr>
           <w:p>
@@ -1015,6 +4667,7 @@
           </w:tcPr>
           <w:p>
             <w:pPr>
+              <w:cnfStyle w:val="100000000000" w:firstRow="1" w:lastRow="0" w:firstColumn="0" w:lastColumn="0" w:oddVBand="0" w:evenVBand="0" w:oddHBand="0" w:evenHBand="0" w:firstRowFirstColumn="0" w:firstRowLastColumn="0" w:lastRowFirstColumn="0" w:lastRowLastColumn="0"/>
               <w:rPr>
                 <w:rFonts w:hint="eastAsia"/>
               </w:rPr>
@@ -1030,6 +4683,7 @@
           </w:tcPr>
           <w:p>
             <w:pPr>
+              <w:cnfStyle w:val="100000000000" w:firstRow="1" w:lastRow="0" w:firstColumn="0" w:lastColumn="0" w:oddVBand="0" w:evenVBand="0" w:oddHBand="0" w:evenHBand="0" w:firstRowFirstColumn="0" w:firstRowLastColumn="0" w:lastRowFirstColumn="0" w:lastRowLastColumn="0"/>
               <w:rPr>
                 <w:rFonts w:hint="eastAsia"/>
               </w:rPr>
@@ -1045,6 +4699,7 @@
           </w:tcPr>
           <w:p>
             <w:pPr>
+              <w:cnfStyle w:val="100000000000" w:firstRow="1" w:lastRow="0" w:firstColumn="0" w:lastColumn="0" w:oddVBand="0" w:evenVBand="0" w:oddHBand="0" w:evenHBand="0" w:firstRowFirstColumn="0" w:firstRowLastColumn="0" w:lastRowFirstColumn="0" w:lastRowLastColumn="0"/>
               <w:rPr>
                 <w:rFonts w:hint="eastAsia"/>
               </w:rPr>
@@ -1056,8 +4711,12 @@
         </w:tc>
       </w:tr>
       <w:tr>
-        <w:tc>
-          <w:tcPr>
+        <w:trPr>
+          <w:cnfStyle w:val="000000100000" w:firstRow="0" w:lastRow="0" w:firstColumn="0" w:lastColumn="0" w:oddVBand="0" w:evenVBand="0" w:oddHBand="1" w:evenHBand="0" w:firstRowFirstColumn="0" w:firstRowLastColumn="0" w:lastRowFirstColumn="0" w:lastRowLastColumn="0"/>
+        </w:trPr>
+        <w:tc>
+          <w:tcPr>
+            <w:cnfStyle w:val="001000000000" w:firstRow="0" w:lastRow="0" w:firstColumn="1" w:lastColumn="0" w:oddVBand="0" w:evenVBand="0" w:oddHBand="0" w:evenHBand="0" w:firstRowFirstColumn="0" w:firstRowLastColumn="0" w:lastRowFirstColumn="0" w:lastRowLastColumn="0"/>
             <w:tcW w:w="2074" w:type="dxa"/>
           </w:tcPr>
           <w:p>
@@ -1077,6 +4736,7 @@
           </w:tcPr>
           <w:p>
             <w:pPr>
+              <w:cnfStyle w:val="000000100000" w:firstRow="0" w:lastRow="0" w:firstColumn="0" w:lastColumn="0" w:oddVBand="0" w:evenVBand="0" w:oddHBand="1" w:evenHBand="0" w:firstRowFirstColumn="0" w:firstRowLastColumn="0" w:lastRowFirstColumn="0" w:lastRowLastColumn="0"/>
               <w:rPr>
                 <w:rFonts w:hint="eastAsia"/>
               </w:rPr>
@@ -1104,6 +4764,7 @@
           </w:tcPr>
           <w:p>
             <w:pPr>
+              <w:cnfStyle w:val="000000100000" w:firstRow="0" w:lastRow="0" w:firstColumn="0" w:lastColumn="0" w:oddVBand="0" w:evenVBand="0" w:oddHBand="1" w:evenHBand="0" w:firstRowFirstColumn="0" w:firstRowLastColumn="0" w:lastRowFirstColumn="0" w:lastRowLastColumn="0"/>
               <w:rPr>
                 <w:rFonts w:hint="eastAsia"/>
               </w:rPr>
@@ -1119,6 +4780,7 @@
           </w:tcPr>
           <w:p>
             <w:pPr>
+              <w:cnfStyle w:val="000000100000" w:firstRow="0" w:lastRow="0" w:firstColumn="0" w:lastColumn="0" w:oddVBand="0" w:evenVBand="0" w:oddHBand="1" w:evenHBand="0" w:firstRowFirstColumn="0" w:firstRowLastColumn="0" w:lastRowFirstColumn="0" w:lastRowLastColumn="0"/>
               <w:rPr>
                 <w:rFonts w:hint="eastAsia"/>
               </w:rPr>
@@ -1150,6 +4812,7 @@
       <w:tr>
         <w:tc>
           <w:tcPr>
+            <w:cnfStyle w:val="001000000000" w:firstRow="0" w:lastRow="0" w:firstColumn="1" w:lastColumn="0" w:oddVBand="0" w:evenVBand="0" w:oddHBand="0" w:evenHBand="0" w:firstRowFirstColumn="0" w:firstRowLastColumn="0" w:lastRowFirstColumn="0" w:lastRowLastColumn="0"/>
             <w:tcW w:w="2074" w:type="dxa"/>
           </w:tcPr>
           <w:p>
@@ -1169,6 +4832,7 @@
           </w:tcPr>
           <w:p>
             <w:pPr>
+              <w:cnfStyle w:val="000000000000" w:firstRow="0" w:lastRow="0" w:firstColumn="0" w:lastColumn="0" w:oddVBand="0" w:evenVBand="0" w:oddHBand="0" w:evenHBand="0" w:firstRowFirstColumn="0" w:firstRowLastColumn="0" w:lastRowFirstColumn="0" w:lastRowLastColumn="0"/>
               <w:rPr>
                 <w:rFonts w:hint="eastAsia"/>
               </w:rPr>
@@ -1184,6 +4848,7 @@
           </w:tcPr>
           <w:p>
             <w:pPr>
+              <w:cnfStyle w:val="000000000000" w:firstRow="0" w:lastRow="0" w:firstColumn="0" w:lastColumn="0" w:oddVBand="0" w:evenVBand="0" w:oddHBand="0" w:evenHBand="0" w:firstRowFirstColumn="0" w:firstRowLastColumn="0" w:lastRowFirstColumn="0" w:lastRowLastColumn="0"/>
               <w:rPr>
                 <w:rFonts w:hint="eastAsia"/>
               </w:rPr>
@@ -1199,6 +4864,7 @@
           </w:tcPr>
           <w:p>
             <w:pPr>
+              <w:cnfStyle w:val="000000000000" w:firstRow="0" w:lastRow="0" w:firstColumn="0" w:lastColumn="0" w:oddVBand="0" w:evenVBand="0" w:oddHBand="0" w:evenHBand="0" w:firstRowFirstColumn="0" w:firstRowLastColumn="0" w:lastRowFirstColumn="0" w:lastRowLastColumn="0"/>
               <w:rPr>
                 <w:rFonts w:hint="eastAsia"/>
               </w:rPr>
@@ -1210,8 +4876,12 @@
         </w:tc>
       </w:tr>
       <w:tr>
-        <w:tc>
-          <w:tcPr>
+        <w:trPr>
+          <w:cnfStyle w:val="000000100000" w:firstRow="0" w:lastRow="0" w:firstColumn="0" w:lastColumn="0" w:oddVBand="0" w:evenVBand="0" w:oddHBand="1" w:evenHBand="0" w:firstRowFirstColumn="0" w:firstRowLastColumn="0" w:lastRowFirstColumn="0" w:lastRowLastColumn="0"/>
+        </w:trPr>
+        <w:tc>
+          <w:tcPr>
+            <w:cnfStyle w:val="001000000000" w:firstRow="0" w:lastRow="0" w:firstColumn="1" w:lastColumn="0" w:oddVBand="0" w:evenVBand="0" w:oddHBand="0" w:evenHBand="0" w:firstRowFirstColumn="0" w:firstRowLastColumn="0" w:lastRowFirstColumn="0" w:lastRowLastColumn="0"/>
             <w:tcW w:w="2074" w:type="dxa"/>
           </w:tcPr>
           <w:p>
@@ -1231,13 +4901,19 @@
           </w:tcPr>
           <w:p>
             <w:pPr>
-              <w:rPr>
-                <w:rFonts w:hint="eastAsia"/>
-              </w:rPr>
-            </w:pPr>
-            <w:r>
-              <w:t>显存 / 知识库超限制</w:t>
-            </w:r>
+              <w:cnfStyle w:val="000000100000" w:firstRow="0" w:lastRow="0" w:firstColumn="0" w:lastColumn="0" w:oddVBand="0" w:evenVBand="0" w:oddHBand="1" w:evenHBand="0" w:firstRowFirstColumn="0" w:firstRowLastColumn="0" w:lastRowFirstColumn="0" w:lastRowLastColumn="0"/>
+              <w:rPr>
+                <w:rFonts w:hint="eastAsia"/>
+              </w:rPr>
+            </w:pPr>
+            <w:r>
+              <w:t>显存 / 知识库</w:t>
+            </w:r>
+            <w:proofErr w:type="gramStart"/>
+            <w:r>
+              <w:t>超限制</w:t>
+            </w:r>
+            <w:proofErr w:type="gramEnd"/>
           </w:p>
         </w:tc>
         <w:tc>
@@ -1246,6 +4922,7 @@
           </w:tcPr>
           <w:p>
             <w:pPr>
+              <w:cnfStyle w:val="000000100000" w:firstRow="0" w:lastRow="0" w:firstColumn="0" w:lastColumn="0" w:oddVBand="0" w:evenVBand="0" w:oddHBand="1" w:evenHBand="0" w:firstRowFirstColumn="0" w:firstRowLastColumn="0" w:lastRowFirstColumn="0" w:lastRowLastColumn="0"/>
               <w:rPr>
                 <w:rFonts w:hint="eastAsia"/>
               </w:rPr>
@@ -1261,6 +4938,7 @@
           </w:tcPr>
           <w:p>
             <w:pPr>
+              <w:cnfStyle w:val="000000100000" w:firstRow="0" w:lastRow="0" w:firstColumn="0" w:lastColumn="0" w:oddVBand="0" w:evenVBand="0" w:oddHBand="1" w:evenHBand="0" w:firstRowFirstColumn="0" w:firstRowLastColumn="0" w:lastRowFirstColumn="0" w:lastRowLastColumn="0"/>
               <w:rPr>
                 <w:rFonts w:hint="eastAsia"/>
               </w:rPr>
@@ -1274,6 +4952,7 @@
       <w:tr>
         <w:tc>
           <w:tcPr>
+            <w:cnfStyle w:val="001000000000" w:firstRow="0" w:lastRow="0" w:firstColumn="1" w:lastColumn="0" w:oddVBand="0" w:evenVBand="0" w:oddHBand="0" w:evenHBand="0" w:firstRowFirstColumn="0" w:firstRowLastColumn="0" w:lastRowFirstColumn="0" w:lastRowLastColumn="0"/>
             <w:tcW w:w="2074" w:type="dxa"/>
           </w:tcPr>
           <w:p>
@@ -1293,6 +4972,7 @@
           </w:tcPr>
           <w:p>
             <w:pPr>
+              <w:cnfStyle w:val="000000000000" w:firstRow="0" w:lastRow="0" w:firstColumn="0" w:lastColumn="0" w:oddVBand="0" w:evenVBand="0" w:oddHBand="0" w:evenHBand="0" w:firstRowFirstColumn="0" w:firstRowLastColumn="0" w:lastRowFirstColumn="0" w:lastRowLastColumn="0"/>
               <w:rPr>
                 <w:rFonts w:hint="eastAsia"/>
               </w:rPr>
@@ -1308,6 +4988,7 @@
           </w:tcPr>
           <w:p>
             <w:pPr>
+              <w:cnfStyle w:val="000000000000" w:firstRow="0" w:lastRow="0" w:firstColumn="0" w:lastColumn="0" w:oddVBand="0" w:evenVBand="0" w:oddHBand="0" w:evenHBand="0" w:firstRowFirstColumn="0" w:firstRowLastColumn="0" w:lastRowFirstColumn="0" w:lastRowLastColumn="0"/>
               <w:rPr>
                 <w:rFonts w:hint="eastAsia"/>
               </w:rPr>
@@ -1323,6 +5004,7 @@
           </w:tcPr>
           <w:p>
             <w:pPr>
+              <w:cnfStyle w:val="000000000000" w:firstRow="0" w:lastRow="0" w:firstColumn="0" w:lastColumn="0" w:oddVBand="0" w:evenVBand="0" w:oddHBand="0" w:evenHBand="0" w:firstRowFirstColumn="0" w:firstRowLastColumn="0" w:lastRowFirstColumn="0" w:lastRowLastColumn="0"/>
               <w:rPr>
                 <w:rFonts w:hint="eastAsia"/>
               </w:rPr>
@@ -1334,8 +5016,12 @@
         </w:tc>
       </w:tr>
       <w:tr>
-        <w:tc>
-          <w:tcPr>
+        <w:trPr>
+          <w:cnfStyle w:val="000000100000" w:firstRow="0" w:lastRow="0" w:firstColumn="0" w:lastColumn="0" w:oddVBand="0" w:evenVBand="0" w:oddHBand="1" w:evenHBand="0" w:firstRowFirstColumn="0" w:firstRowLastColumn="0" w:lastRowFirstColumn="0" w:lastRowLastColumn="0"/>
+        </w:trPr>
+        <w:tc>
+          <w:tcPr>
+            <w:cnfStyle w:val="001000000000" w:firstRow="0" w:lastRow="0" w:firstColumn="1" w:lastColumn="0" w:oddVBand="0" w:evenVBand="0" w:oddHBand="0" w:evenHBand="0" w:firstRowFirstColumn="0" w:firstRowLastColumn="0" w:lastRowFirstColumn="0" w:lastRowLastColumn="0"/>
             <w:tcW w:w="2074" w:type="dxa"/>
           </w:tcPr>
           <w:p>
@@ -1355,6 +5041,7 @@
           </w:tcPr>
           <w:p>
             <w:pPr>
+              <w:cnfStyle w:val="000000100000" w:firstRow="0" w:lastRow="0" w:firstColumn="0" w:lastColumn="0" w:oddVBand="0" w:evenVBand="0" w:oddHBand="1" w:evenHBand="0" w:firstRowFirstColumn="0" w:firstRowLastColumn="0" w:lastRowFirstColumn="0" w:lastRowLastColumn="0"/>
               <w:rPr>
                 <w:rFonts w:hint="eastAsia"/>
               </w:rPr>
@@ -1370,6 +5057,7 @@
           </w:tcPr>
           <w:p>
             <w:pPr>
+              <w:cnfStyle w:val="000000100000" w:firstRow="0" w:lastRow="0" w:firstColumn="0" w:lastColumn="0" w:oddVBand="0" w:evenVBand="0" w:oddHBand="1" w:evenHBand="0" w:firstRowFirstColumn="0" w:firstRowLastColumn="0" w:lastRowFirstColumn="0" w:lastRowLastColumn="0"/>
               <w:rPr>
                 <w:rFonts w:hint="eastAsia"/>
               </w:rPr>
@@ -1385,12 +5073,18 @@
           </w:tcPr>
           <w:p>
             <w:pPr>
-              <w:rPr>
-                <w:rFonts w:hint="eastAsia"/>
-              </w:rPr>
-            </w:pPr>
-            <w:r>
-              <w:t>多环境测试，标准化 Docker 部署</w:t>
+              <w:cnfStyle w:val="000000100000" w:firstRow="0" w:lastRow="0" w:firstColumn="0" w:lastColumn="0" w:oddVBand="0" w:evenVBand="0" w:oddHBand="1" w:evenHBand="0" w:firstRowFirstColumn="0" w:firstRowLastColumn="0" w:lastRowFirstColumn="0" w:lastRowLastColumn="0"/>
+              <w:rPr>
+                <w:rFonts w:hint="eastAsia"/>
+              </w:rPr>
+            </w:pPr>
+            <w:proofErr w:type="gramStart"/>
+            <w:r>
+              <w:t>多环境</w:t>
+            </w:r>
+            <w:proofErr w:type="gramEnd"/>
+            <w:r>
+              <w:t>测试，标准化 Docker 部署</w:t>
             </w:r>
           </w:p>
         </w:tc>
@@ -1403,25 +5097,30 @@
           <w:rFonts w:hint="eastAsia"/>
         </w:rPr>
       </w:pPr>
+      <w:bookmarkStart w:id="21" w:name="_Toc224718132"/>
       <w:r>
         <w:t>4.2 总体进度计划（13 周）</w:t>
       </w:r>
-    </w:p>
-    <w:p>
-      <w:pPr>
-        <w:rPr>
-          <w:rFonts w:hint="eastAsia"/>
-          <w:b/>
-          <w:bCs/>
-        </w:rPr>
-      </w:pPr>
-      <w:r>
-        <w:rPr>
-          <w:b/>
-          <w:bCs/>
-        </w:rPr>
+      <w:bookmarkEnd w:id="21"/>
+    </w:p>
+    <w:p>
+      <w:pPr>
+        <w:pStyle w:val="3"/>
+        <w:rPr>
+          <w:rFonts w:hint="eastAsia"/>
+        </w:rPr>
+      </w:pPr>
+      <w:bookmarkStart w:id="22" w:name="_Toc224718133"/>
+      <w:r>
+        <w:rPr>
+          <w:rFonts w:hint="eastAsia"/>
+        </w:rPr>
+        <w:t>4.2.1</w:t>
+      </w:r>
+      <w:r>
         <w:t>第一阶段：项目启动与规划（第 1-2 周）</w:t>
       </w:r>
+      <w:bookmarkEnd w:id="22"/>
     </w:p>
     <w:p>
       <w:pPr>
@@ -1455,19 +5154,22 @@
     </w:p>
     <w:p>
       <w:pPr>
-        <w:rPr>
-          <w:rFonts w:hint="eastAsia"/>
-          <w:b/>
-          <w:bCs/>
-        </w:rPr>
-      </w:pPr>
-      <w:r>
-        <w:rPr>
-          <w:b/>
-          <w:bCs/>
-        </w:rPr>
+        <w:pStyle w:val="3"/>
+        <w:rPr>
+          <w:rFonts w:hint="eastAsia"/>
+        </w:rPr>
+      </w:pPr>
+      <w:bookmarkStart w:id="23" w:name="_Toc224718134"/>
+      <w:r>
+        <w:rPr>
+          <w:rFonts w:hint="eastAsia"/>
+        </w:rPr>
+        <w:t>4.2.2</w:t>
+      </w:r>
+      <w:r>
         <w:t>第二阶段：需求分析与软件设计（第 3-4 周）</w:t>
       </w:r>
+      <w:bookmarkEnd w:id="23"/>
     </w:p>
     <w:p>
       <w:pPr>
@@ -1501,19 +5203,22 @@
     </w:p>
     <w:p>
       <w:pPr>
-        <w:rPr>
-          <w:rFonts w:hint="eastAsia"/>
-          <w:b/>
-          <w:bCs/>
-        </w:rPr>
-      </w:pPr>
-      <w:r>
-        <w:rPr>
-          <w:b/>
-          <w:bCs/>
-        </w:rPr>
+        <w:pStyle w:val="3"/>
+        <w:rPr>
+          <w:rFonts w:hint="eastAsia"/>
+        </w:rPr>
+      </w:pPr>
+      <w:bookmarkStart w:id="24" w:name="_Toc224718135"/>
+      <w:r>
+        <w:rPr>
+          <w:rFonts w:hint="eastAsia"/>
+        </w:rPr>
+        <w:t>4.2.3</w:t>
+      </w:r>
+      <w:r>
         <w:t>第三阶段：核心功能开发（第 5-9 周）</w:t>
       </w:r>
+      <w:bookmarkEnd w:id="24"/>
     </w:p>
     <w:p>
       <w:pPr>
@@ -1542,7 +5247,16 @@
         </w:rPr>
       </w:pPr>
       <w:r>
-        <w:t>AI 模块：Qwen3 加载、RAG 管道、向量库构建；</w:t>
+        <w:t>AI 模块：Qwen3</w:t>
+      </w:r>
+      <w:r>
+        <w:rPr>
+          <w:rFonts w:hint="eastAsia"/>
+        </w:rPr>
+        <w:t>.5</w:t>
+      </w:r>
+      <w:r>
+        <w:t xml:space="preserve"> 加载、RAG 管道、向量库构建；</w:t>
       </w:r>
     </w:p>
     <w:p>
@@ -1557,19 +5271,22 @@
     </w:p>
     <w:p>
       <w:pPr>
-        <w:rPr>
-          <w:rFonts w:hint="eastAsia"/>
-          <w:b/>
-          <w:bCs/>
-        </w:rPr>
-      </w:pPr>
-      <w:r>
-        <w:rPr>
-          <w:b/>
-          <w:bCs/>
-        </w:rPr>
+        <w:pStyle w:val="3"/>
+        <w:rPr>
+          <w:rFonts w:hint="eastAsia"/>
+        </w:rPr>
+      </w:pPr>
+      <w:bookmarkStart w:id="25" w:name="_Toc224718136"/>
+      <w:r>
+        <w:rPr>
+          <w:rFonts w:hint="eastAsia"/>
+        </w:rPr>
+        <w:t>4.2.4</w:t>
+      </w:r>
+      <w:r>
         <w:t>第四阶段：系统集成与测试（第 10-11 周）</w:t>
       </w:r>
+      <w:bookmarkEnd w:id="25"/>
     </w:p>
     <w:p>
       <w:pPr>
@@ -1603,19 +5320,22 @@
     </w:p>
     <w:p>
       <w:pPr>
-        <w:rPr>
-          <w:rFonts w:hint="eastAsia"/>
-          <w:b/>
-          <w:bCs/>
-        </w:rPr>
-      </w:pPr>
-      <w:r>
-        <w:rPr>
-          <w:b/>
-          <w:bCs/>
-        </w:rPr>
+        <w:pStyle w:val="3"/>
+        <w:rPr>
+          <w:rFonts w:hint="eastAsia"/>
+        </w:rPr>
+      </w:pPr>
+      <w:bookmarkStart w:id="26" w:name="_Toc224718137"/>
+      <w:r>
+        <w:rPr>
+          <w:rFonts w:hint="eastAsia"/>
+        </w:rPr>
+        <w:t>4.2.5</w:t>
+      </w:r>
+      <w:r>
         <w:t>第五阶段：系统优化与部署运行（第 12-13 周）</w:t>
       </w:r>
+      <w:bookmarkEnd w:id="26"/>
     </w:p>
     <w:p>
       <w:pPr>
@@ -1654,13 +5374,15 @@
           <w:rFonts w:hint="eastAsia"/>
         </w:rPr>
       </w:pPr>
+      <w:bookmarkStart w:id="27" w:name="_Toc224718138"/>
       <w:r>
         <w:t>4.3 项目里程碑计划</w:t>
       </w:r>
+      <w:bookmarkEnd w:id="27"/>
     </w:p>
     <w:tbl>
       <w:tblPr>
-        <w:tblStyle w:val="ae"/>
+        <w:tblStyle w:val="4-1"/>
         <w:tblW w:w="0" w:type="auto"/>
         <w:tblLook w:val="04A0" w:firstRow="1" w:lastRow="0" w:firstColumn="1" w:lastColumn="0" w:noHBand="0" w:noVBand="1"/>
       </w:tblPr>
@@ -1670,8 +5392,12 @@
         <w:gridCol w:w="2766"/>
       </w:tblGrid>
       <w:tr>
-        <w:tc>
-          <w:tcPr>
+        <w:trPr>
+          <w:cnfStyle w:val="100000000000" w:firstRow="1" w:lastRow="0" w:firstColumn="0" w:lastColumn="0" w:oddVBand="0" w:evenVBand="0" w:oddHBand="0" w:evenHBand="0" w:firstRowFirstColumn="0" w:firstRowLastColumn="0" w:lastRowFirstColumn="0" w:lastRowLastColumn="0"/>
+        </w:trPr>
+        <w:tc>
+          <w:tcPr>
+            <w:cnfStyle w:val="001000000000" w:firstRow="0" w:lastRow="0" w:firstColumn="1" w:lastColumn="0" w:oddVBand="0" w:evenVBand="0" w:oddHBand="0" w:evenHBand="0" w:firstRowFirstColumn="0" w:firstRowLastColumn="0" w:lastRowFirstColumn="0" w:lastRowLastColumn="0"/>
             <w:tcW w:w="2765" w:type="dxa"/>
           </w:tcPr>
           <w:p>
@@ -1691,6 +5417,7 @@
           </w:tcPr>
           <w:p>
             <w:pPr>
+              <w:cnfStyle w:val="100000000000" w:firstRow="1" w:lastRow="0" w:firstColumn="0" w:lastColumn="0" w:oddVBand="0" w:evenVBand="0" w:oddHBand="0" w:evenHBand="0" w:firstRowFirstColumn="0" w:firstRowLastColumn="0" w:lastRowFirstColumn="0" w:lastRowLastColumn="0"/>
               <w:rPr>
                 <w:rFonts w:hint="eastAsia"/>
               </w:rPr>
@@ -1706,6 +5433,7 @@
           </w:tcPr>
           <w:p>
             <w:pPr>
+              <w:cnfStyle w:val="100000000000" w:firstRow="1" w:lastRow="0" w:firstColumn="0" w:lastColumn="0" w:oddVBand="0" w:evenVBand="0" w:oddHBand="0" w:evenHBand="0" w:firstRowFirstColumn="0" w:firstRowLastColumn="0" w:lastRowFirstColumn="0" w:lastRowLastColumn="0"/>
               <w:rPr>
                 <w:rFonts w:hint="eastAsia"/>
               </w:rPr>
@@ -1717,8 +5445,12 @@
         </w:tc>
       </w:tr>
       <w:tr>
-        <w:tc>
-          <w:tcPr>
+        <w:trPr>
+          <w:cnfStyle w:val="000000100000" w:firstRow="0" w:lastRow="0" w:firstColumn="0" w:lastColumn="0" w:oddVBand="0" w:evenVBand="0" w:oddHBand="1" w:evenHBand="0" w:firstRowFirstColumn="0" w:firstRowLastColumn="0" w:lastRowFirstColumn="0" w:lastRowLastColumn="0"/>
+        </w:trPr>
+        <w:tc>
+          <w:tcPr>
+            <w:cnfStyle w:val="001000000000" w:firstRow="0" w:lastRow="0" w:firstColumn="1" w:lastColumn="0" w:oddVBand="0" w:evenVBand="0" w:oddHBand="0" w:evenHBand="0" w:firstRowFirstColumn="0" w:firstRowLastColumn="0" w:lastRowFirstColumn="0" w:lastRowLastColumn="0"/>
             <w:tcW w:w="2765" w:type="dxa"/>
           </w:tcPr>
           <w:p>
@@ -1738,6 +5470,7 @@
           </w:tcPr>
           <w:p>
             <w:pPr>
+              <w:cnfStyle w:val="000000100000" w:firstRow="0" w:lastRow="0" w:firstColumn="0" w:lastColumn="0" w:oddVBand="0" w:evenVBand="0" w:oddHBand="1" w:evenHBand="0" w:firstRowFirstColumn="0" w:firstRowLastColumn="0" w:lastRowFirstColumn="0" w:lastRowLastColumn="0"/>
               <w:rPr>
                 <w:rFonts w:hint="eastAsia"/>
               </w:rPr>
@@ -1753,6 +5486,7 @@
           </w:tcPr>
           <w:p>
             <w:pPr>
+              <w:cnfStyle w:val="000000100000" w:firstRow="0" w:lastRow="0" w:firstColumn="0" w:lastColumn="0" w:oddVBand="0" w:evenVBand="0" w:oddHBand="1" w:evenHBand="0" w:firstRowFirstColumn="0" w:firstRowLastColumn="0" w:lastRowFirstColumn="0" w:lastRowLastColumn="0"/>
               <w:rPr>
                 <w:rFonts w:hint="eastAsia"/>
               </w:rPr>
@@ -1766,6 +5500,7 @@
       <w:tr>
         <w:tc>
           <w:tcPr>
+            <w:cnfStyle w:val="001000000000" w:firstRow="0" w:lastRow="0" w:firstColumn="1" w:lastColumn="0" w:oddVBand="0" w:evenVBand="0" w:oddHBand="0" w:evenHBand="0" w:firstRowFirstColumn="0" w:firstRowLastColumn="0" w:lastRowFirstColumn="0" w:lastRowLastColumn="0"/>
             <w:tcW w:w="2765" w:type="dxa"/>
           </w:tcPr>
           <w:p>
@@ -1785,6 +5520,7 @@
           </w:tcPr>
           <w:p>
             <w:pPr>
+              <w:cnfStyle w:val="000000000000" w:firstRow="0" w:lastRow="0" w:firstColumn="0" w:lastColumn="0" w:oddVBand="0" w:evenVBand="0" w:oddHBand="0" w:evenHBand="0" w:firstRowFirstColumn="0" w:firstRowLastColumn="0" w:lastRowFirstColumn="0" w:lastRowLastColumn="0"/>
               <w:rPr>
                 <w:rFonts w:hint="eastAsia"/>
               </w:rPr>
@@ -1800,6 +5536,7 @@
           </w:tcPr>
           <w:p>
             <w:pPr>
+              <w:cnfStyle w:val="000000000000" w:firstRow="0" w:lastRow="0" w:firstColumn="0" w:lastColumn="0" w:oddVBand="0" w:evenVBand="0" w:oddHBand="0" w:evenHBand="0" w:firstRowFirstColumn="0" w:firstRowLastColumn="0" w:lastRowFirstColumn="0" w:lastRowLastColumn="0"/>
               <w:rPr>
                 <w:rFonts w:hint="eastAsia"/>
               </w:rPr>
@@ -1811,8 +5548,12 @@
         </w:tc>
       </w:tr>
       <w:tr>
-        <w:tc>
-          <w:tcPr>
+        <w:trPr>
+          <w:cnfStyle w:val="000000100000" w:firstRow="0" w:lastRow="0" w:firstColumn="0" w:lastColumn="0" w:oddVBand="0" w:evenVBand="0" w:oddHBand="1" w:evenHBand="0" w:firstRowFirstColumn="0" w:firstRowLastColumn="0" w:lastRowFirstColumn="0" w:lastRowLastColumn="0"/>
+        </w:trPr>
+        <w:tc>
+          <w:tcPr>
+            <w:cnfStyle w:val="001000000000" w:firstRow="0" w:lastRow="0" w:firstColumn="1" w:lastColumn="0" w:oddVBand="0" w:evenVBand="0" w:oddHBand="0" w:evenHBand="0" w:firstRowFirstColumn="0" w:firstRowLastColumn="0" w:lastRowFirstColumn="0" w:lastRowLastColumn="0"/>
             <w:tcW w:w="2765" w:type="dxa"/>
           </w:tcPr>
           <w:p>
@@ -1832,6 +5573,7 @@
           </w:tcPr>
           <w:p>
             <w:pPr>
+              <w:cnfStyle w:val="000000100000" w:firstRow="0" w:lastRow="0" w:firstColumn="0" w:lastColumn="0" w:oddVBand="0" w:evenVBand="0" w:oddHBand="1" w:evenHBand="0" w:firstRowFirstColumn="0" w:firstRowLastColumn="0" w:lastRowFirstColumn="0" w:lastRowLastColumn="0"/>
               <w:rPr>
                 <w:rFonts w:hint="eastAsia"/>
               </w:rPr>
@@ -1847,6 +5589,7 @@
           </w:tcPr>
           <w:p>
             <w:pPr>
+              <w:cnfStyle w:val="000000100000" w:firstRow="0" w:lastRow="0" w:firstColumn="0" w:lastColumn="0" w:oddVBand="0" w:evenVBand="0" w:oddHBand="1" w:evenHBand="0" w:firstRowFirstColumn="0" w:firstRowLastColumn="0" w:lastRowFirstColumn="0" w:lastRowLastColumn="0"/>
               <w:rPr>
                 <w:rFonts w:hint="eastAsia"/>
               </w:rPr>
@@ -1860,6 +5603,7 @@
       <w:tr>
         <w:tc>
           <w:tcPr>
+            <w:cnfStyle w:val="001000000000" w:firstRow="0" w:lastRow="0" w:firstColumn="1" w:lastColumn="0" w:oddVBand="0" w:evenVBand="0" w:oddHBand="0" w:evenHBand="0" w:firstRowFirstColumn="0" w:firstRowLastColumn="0" w:lastRowFirstColumn="0" w:lastRowLastColumn="0"/>
             <w:tcW w:w="2765" w:type="dxa"/>
           </w:tcPr>
           <w:p>
@@ -1879,6 +5623,7 @@
           </w:tcPr>
           <w:p>
             <w:pPr>
+              <w:cnfStyle w:val="000000000000" w:firstRow="0" w:lastRow="0" w:firstColumn="0" w:lastColumn="0" w:oddVBand="0" w:evenVBand="0" w:oddHBand="0" w:evenHBand="0" w:firstRowFirstColumn="0" w:firstRowLastColumn="0" w:lastRowFirstColumn="0" w:lastRowLastColumn="0"/>
               <w:rPr>
                 <w:rFonts w:hint="eastAsia"/>
               </w:rPr>
@@ -1894,6 +5639,7 @@
           </w:tcPr>
           <w:p>
             <w:pPr>
+              <w:cnfStyle w:val="000000000000" w:firstRow="0" w:lastRow="0" w:firstColumn="0" w:lastColumn="0" w:oddVBand="0" w:evenVBand="0" w:oddHBand="0" w:evenHBand="0" w:firstRowFirstColumn="0" w:firstRowLastColumn="0" w:lastRowFirstColumn="0" w:lastRowLastColumn="0"/>
               <w:rPr>
                 <w:rFonts w:hint="eastAsia"/>
               </w:rPr>
@@ -1905,8 +5651,12 @@
         </w:tc>
       </w:tr>
       <w:tr>
-        <w:tc>
-          <w:tcPr>
+        <w:trPr>
+          <w:cnfStyle w:val="000000100000" w:firstRow="0" w:lastRow="0" w:firstColumn="0" w:lastColumn="0" w:oddVBand="0" w:evenVBand="0" w:oddHBand="1" w:evenHBand="0" w:firstRowFirstColumn="0" w:firstRowLastColumn="0" w:lastRowFirstColumn="0" w:lastRowLastColumn="0"/>
+        </w:trPr>
+        <w:tc>
+          <w:tcPr>
+            <w:cnfStyle w:val="001000000000" w:firstRow="0" w:lastRow="0" w:firstColumn="1" w:lastColumn="0" w:oddVBand="0" w:evenVBand="0" w:oddHBand="0" w:evenHBand="0" w:firstRowFirstColumn="0" w:firstRowLastColumn="0" w:lastRowFirstColumn="0" w:lastRowLastColumn="0"/>
             <w:tcW w:w="2765" w:type="dxa"/>
           </w:tcPr>
           <w:p>
@@ -1926,6 +5676,7 @@
           </w:tcPr>
           <w:p>
             <w:pPr>
+              <w:cnfStyle w:val="000000100000" w:firstRow="0" w:lastRow="0" w:firstColumn="0" w:lastColumn="0" w:oddVBand="0" w:evenVBand="0" w:oddHBand="1" w:evenHBand="0" w:firstRowFirstColumn="0" w:firstRowLastColumn="0" w:lastRowFirstColumn="0" w:lastRowLastColumn="0"/>
               <w:rPr>
                 <w:rFonts w:hint="eastAsia"/>
               </w:rPr>
@@ -1941,6 +5692,7 @@
           </w:tcPr>
           <w:p>
             <w:pPr>
+              <w:cnfStyle w:val="000000100000" w:firstRow="0" w:lastRow="0" w:firstColumn="0" w:lastColumn="0" w:oddVBand="0" w:evenVBand="0" w:oddHBand="1" w:evenHBand="0" w:firstRowFirstColumn="0" w:firstRowLastColumn="0" w:lastRowFirstColumn="0" w:lastRowLastColumn="0"/>
               <w:rPr>
                 <w:rFonts w:hint="eastAsia"/>
               </w:rPr>
@@ -1959,9 +5711,11 @@
           <w:rFonts w:hint="eastAsia"/>
         </w:rPr>
       </w:pPr>
+      <w:bookmarkStart w:id="28" w:name="_Toc224718139"/>
       <w:r>
         <w:t>5 预算</w:t>
       </w:r>
+      <w:bookmarkEnd w:id="28"/>
     </w:p>
     <w:p>
       <w:pPr>
@@ -1970,13 +5724,15 @@
           <w:rFonts w:hint="eastAsia"/>
         </w:rPr>
       </w:pPr>
+      <w:bookmarkStart w:id="29" w:name="_Toc224718140"/>
       <w:r>
         <w:t>5.1 人员成本</w:t>
       </w:r>
+      <w:bookmarkEnd w:id="29"/>
     </w:p>
     <w:tbl>
       <w:tblPr>
-        <w:tblStyle w:val="ae"/>
+        <w:tblStyle w:val="4-3"/>
         <w:tblW w:w="0" w:type="auto"/>
         <w:tblLook w:val="04A0" w:firstRow="1" w:lastRow="0" w:firstColumn="1" w:lastColumn="0" w:noHBand="0" w:noVBand="1"/>
       </w:tblPr>
@@ -1986,8 +5742,12 @@
         <w:gridCol w:w="1659"/>
       </w:tblGrid>
       <w:tr>
-        <w:tc>
-          <w:tcPr>
+        <w:trPr>
+          <w:cnfStyle w:val="100000000000" w:firstRow="1" w:lastRow="0" w:firstColumn="0" w:lastColumn="0" w:oddVBand="0" w:evenVBand="0" w:oddHBand="0" w:evenHBand="0" w:firstRowFirstColumn="0" w:firstRowLastColumn="0" w:lastRowFirstColumn="0" w:lastRowLastColumn="0"/>
+        </w:trPr>
+        <w:tc>
+          <w:tcPr>
+            <w:cnfStyle w:val="001000000000" w:firstRow="0" w:lastRow="0" w:firstColumn="1" w:lastColumn="0" w:oddVBand="0" w:evenVBand="0" w:oddHBand="0" w:evenHBand="0" w:firstRowFirstColumn="0" w:firstRowLastColumn="0" w:lastRowFirstColumn="0" w:lastRowLastColumn="0"/>
             <w:tcW w:w="1659" w:type="dxa"/>
           </w:tcPr>
           <w:p>
@@ -2007,6 +5767,7 @@
           </w:tcPr>
           <w:p>
             <w:pPr>
+              <w:cnfStyle w:val="100000000000" w:firstRow="1" w:lastRow="0" w:firstColumn="0" w:lastColumn="0" w:oddVBand="0" w:evenVBand="0" w:oddHBand="0" w:evenHBand="0" w:firstRowFirstColumn="0" w:firstRowLastColumn="0" w:lastRowFirstColumn="0" w:lastRowLastColumn="0"/>
               <w:rPr>
                 <w:rFonts w:hint="eastAsia"/>
               </w:rPr>
@@ -2022,6 +5783,7 @@
           </w:tcPr>
           <w:p>
             <w:pPr>
+              <w:cnfStyle w:val="100000000000" w:firstRow="1" w:lastRow="0" w:firstColumn="0" w:lastColumn="0" w:oddVBand="0" w:evenVBand="0" w:oddHBand="0" w:evenHBand="0" w:firstRowFirstColumn="0" w:firstRowLastColumn="0" w:lastRowFirstColumn="0" w:lastRowLastColumn="0"/>
               <w:rPr>
                 <w:rFonts w:hint="eastAsia"/>
               </w:rPr>
@@ -2033,8 +5795,12 @@
         </w:tc>
       </w:tr>
       <w:tr>
-        <w:tc>
-          <w:tcPr>
+        <w:trPr>
+          <w:cnfStyle w:val="000000100000" w:firstRow="0" w:lastRow="0" w:firstColumn="0" w:lastColumn="0" w:oddVBand="0" w:evenVBand="0" w:oddHBand="1" w:evenHBand="0" w:firstRowFirstColumn="0" w:firstRowLastColumn="0" w:lastRowFirstColumn="0" w:lastRowLastColumn="0"/>
+        </w:trPr>
+        <w:tc>
+          <w:tcPr>
+            <w:cnfStyle w:val="001000000000" w:firstRow="0" w:lastRow="0" w:firstColumn="1" w:lastColumn="0" w:oddVBand="0" w:evenVBand="0" w:oddHBand="0" w:evenHBand="0" w:firstRowFirstColumn="0" w:firstRowLastColumn="0" w:lastRowFirstColumn="0" w:lastRowLastColumn="0"/>
             <w:tcW w:w="1659" w:type="dxa"/>
           </w:tcPr>
           <w:p>
@@ -2054,6 +5820,7 @@
           </w:tcPr>
           <w:p>
             <w:pPr>
+              <w:cnfStyle w:val="000000100000" w:firstRow="0" w:lastRow="0" w:firstColumn="0" w:lastColumn="0" w:oddVBand="0" w:evenVBand="0" w:oddHBand="1" w:evenHBand="0" w:firstRowFirstColumn="0" w:firstRowLastColumn="0" w:lastRowFirstColumn="0" w:lastRowLastColumn="0"/>
               <w:rPr>
                 <w:rFonts w:hint="eastAsia"/>
               </w:rPr>
@@ -2069,6 +5836,7 @@
           </w:tcPr>
           <w:p>
             <w:pPr>
+              <w:cnfStyle w:val="000000100000" w:firstRow="0" w:lastRow="0" w:firstColumn="0" w:lastColumn="0" w:oddVBand="0" w:evenVBand="0" w:oddHBand="1" w:evenHBand="0" w:firstRowFirstColumn="0" w:firstRowLastColumn="0" w:lastRowFirstColumn="0" w:lastRowLastColumn="0"/>
               <w:rPr>
                 <w:rFonts w:hint="eastAsia"/>
               </w:rPr>
@@ -2085,6 +5853,7 @@
       <w:tr>
         <w:tc>
           <w:tcPr>
+            <w:cnfStyle w:val="001000000000" w:firstRow="0" w:lastRow="0" w:firstColumn="1" w:lastColumn="0" w:oddVBand="0" w:evenVBand="0" w:oddHBand="0" w:evenHBand="0" w:firstRowFirstColumn="0" w:firstRowLastColumn="0" w:lastRowFirstColumn="0" w:lastRowLastColumn="0"/>
             <w:tcW w:w="1659" w:type="dxa"/>
           </w:tcPr>
           <w:p>
@@ -2104,6 +5873,7 @@
           </w:tcPr>
           <w:p>
             <w:pPr>
+              <w:cnfStyle w:val="000000000000" w:firstRow="0" w:lastRow="0" w:firstColumn="0" w:lastColumn="0" w:oddVBand="0" w:evenVBand="0" w:oddHBand="0" w:evenHBand="0" w:firstRowFirstColumn="0" w:firstRowLastColumn="0" w:lastRowFirstColumn="0" w:lastRowLastColumn="0"/>
               <w:rPr>
                 <w:rFonts w:hint="eastAsia"/>
               </w:rPr>
@@ -2119,6 +5889,7 @@
           </w:tcPr>
           <w:p>
             <w:pPr>
+              <w:cnfStyle w:val="000000000000" w:firstRow="0" w:lastRow="0" w:firstColumn="0" w:lastColumn="0" w:oddVBand="0" w:evenVBand="0" w:oddHBand="0" w:evenHBand="0" w:firstRowFirstColumn="0" w:firstRowLastColumn="0" w:lastRowFirstColumn="0" w:lastRowLastColumn="0"/>
               <w:rPr>
                 <w:rFonts w:hint="eastAsia"/>
               </w:rPr>
@@ -2133,8 +5904,12 @@
         </w:tc>
       </w:tr>
       <w:tr>
-        <w:tc>
-          <w:tcPr>
+        <w:trPr>
+          <w:cnfStyle w:val="000000100000" w:firstRow="0" w:lastRow="0" w:firstColumn="0" w:lastColumn="0" w:oddVBand="0" w:evenVBand="0" w:oddHBand="1" w:evenHBand="0" w:firstRowFirstColumn="0" w:firstRowLastColumn="0" w:lastRowFirstColumn="0" w:lastRowLastColumn="0"/>
+        </w:trPr>
+        <w:tc>
+          <w:tcPr>
+            <w:cnfStyle w:val="001000000000" w:firstRow="0" w:lastRow="0" w:firstColumn="1" w:lastColumn="0" w:oddVBand="0" w:evenVBand="0" w:oddHBand="0" w:evenHBand="0" w:firstRowFirstColumn="0" w:firstRowLastColumn="0" w:lastRowFirstColumn="0" w:lastRowLastColumn="0"/>
             <w:tcW w:w="1659" w:type="dxa"/>
           </w:tcPr>
           <w:p>
@@ -2154,6 +5929,7 @@
           </w:tcPr>
           <w:p>
             <w:pPr>
+              <w:cnfStyle w:val="000000100000" w:firstRow="0" w:lastRow="0" w:firstColumn="0" w:lastColumn="0" w:oddVBand="0" w:evenVBand="0" w:oddHBand="1" w:evenHBand="0" w:firstRowFirstColumn="0" w:firstRowLastColumn="0" w:lastRowFirstColumn="0" w:lastRowLastColumn="0"/>
               <w:rPr>
                 <w:rFonts w:hint="eastAsia"/>
               </w:rPr>
@@ -2169,6 +5945,7 @@
           </w:tcPr>
           <w:p>
             <w:pPr>
+              <w:cnfStyle w:val="000000100000" w:firstRow="0" w:lastRow="0" w:firstColumn="0" w:lastColumn="0" w:oddVBand="0" w:evenVBand="0" w:oddHBand="1" w:evenHBand="0" w:firstRowFirstColumn="0" w:firstRowLastColumn="0" w:lastRowFirstColumn="0" w:lastRowLastColumn="0"/>
               <w:rPr>
                 <w:rFonts w:hint="eastAsia"/>
               </w:rPr>
@@ -2185,6 +5962,7 @@
       <w:tr>
         <w:tc>
           <w:tcPr>
+            <w:cnfStyle w:val="001000000000" w:firstRow="0" w:lastRow="0" w:firstColumn="1" w:lastColumn="0" w:oddVBand="0" w:evenVBand="0" w:oddHBand="0" w:evenHBand="0" w:firstRowFirstColumn="0" w:firstRowLastColumn="0" w:lastRowFirstColumn="0" w:lastRowLastColumn="0"/>
             <w:tcW w:w="1659" w:type="dxa"/>
           </w:tcPr>
           <w:p>
@@ -2204,6 +5982,7 @@
           </w:tcPr>
           <w:p>
             <w:pPr>
+              <w:cnfStyle w:val="000000000000" w:firstRow="0" w:lastRow="0" w:firstColumn="0" w:lastColumn="0" w:oddVBand="0" w:evenVBand="0" w:oddHBand="0" w:evenHBand="0" w:firstRowFirstColumn="0" w:firstRowLastColumn="0" w:lastRowFirstColumn="0" w:lastRowLastColumn="0"/>
               <w:rPr>
                 <w:rFonts w:hint="eastAsia"/>
               </w:rPr>
@@ -2219,6 +5998,7 @@
           </w:tcPr>
           <w:p>
             <w:pPr>
+              <w:cnfStyle w:val="000000000000" w:firstRow="0" w:lastRow="0" w:firstColumn="0" w:lastColumn="0" w:oddVBand="0" w:evenVBand="0" w:oddHBand="0" w:evenHBand="0" w:firstRowFirstColumn="0" w:firstRowLastColumn="0" w:lastRowFirstColumn="0" w:lastRowLastColumn="0"/>
               <w:rPr>
                 <w:rFonts w:hint="eastAsia"/>
               </w:rPr>
@@ -2233,8 +6013,12 @@
         </w:tc>
       </w:tr>
       <w:tr>
-        <w:tc>
-          <w:tcPr>
+        <w:trPr>
+          <w:cnfStyle w:val="000000100000" w:firstRow="0" w:lastRow="0" w:firstColumn="0" w:lastColumn="0" w:oddVBand="0" w:evenVBand="0" w:oddHBand="1" w:evenHBand="0" w:firstRowFirstColumn="0" w:firstRowLastColumn="0" w:lastRowFirstColumn="0" w:lastRowLastColumn="0"/>
+        </w:trPr>
+        <w:tc>
+          <w:tcPr>
+            <w:cnfStyle w:val="001000000000" w:firstRow="0" w:lastRow="0" w:firstColumn="1" w:lastColumn="0" w:oddVBand="0" w:evenVBand="0" w:oddHBand="0" w:evenHBand="0" w:firstRowFirstColumn="0" w:firstRowLastColumn="0" w:lastRowFirstColumn="0" w:lastRowLastColumn="0"/>
             <w:tcW w:w="1659" w:type="dxa"/>
           </w:tcPr>
           <w:p>
@@ -2254,6 +6038,7 @@
           </w:tcPr>
           <w:p>
             <w:pPr>
+              <w:cnfStyle w:val="000000100000" w:firstRow="0" w:lastRow="0" w:firstColumn="0" w:lastColumn="0" w:oddVBand="0" w:evenVBand="0" w:oddHBand="1" w:evenHBand="0" w:firstRowFirstColumn="0" w:firstRowLastColumn="0" w:lastRowFirstColumn="0" w:lastRowLastColumn="0"/>
               <w:rPr>
                 <w:rFonts w:hint="eastAsia"/>
               </w:rPr>
@@ -2269,6 +6054,7 @@
           </w:tcPr>
           <w:p>
             <w:pPr>
+              <w:cnfStyle w:val="000000100000" w:firstRow="0" w:lastRow="0" w:firstColumn="0" w:lastColumn="0" w:oddVBand="0" w:evenVBand="0" w:oddHBand="1" w:evenHBand="0" w:firstRowFirstColumn="0" w:firstRowLastColumn="0" w:lastRowFirstColumn="0" w:lastRowLastColumn="0"/>
               <w:rPr>
                 <w:rFonts w:hint="eastAsia"/>
               </w:rPr>
@@ -2285,9 +6071,15 @@
       <w:tr>
         <w:tc>
           <w:tcPr>
+            <w:cnfStyle w:val="001000000000" w:firstRow="0" w:lastRow="0" w:firstColumn="1" w:lastColumn="0" w:oddVBand="0" w:evenVBand="0" w:oddHBand="0" w:evenHBand="0" w:firstRowFirstColumn="0" w:firstRowLastColumn="0" w:lastRowFirstColumn="0" w:lastRowLastColumn="0"/>
             <w:tcW w:w="1659" w:type="dxa"/>
           </w:tcPr>
           <w:p>
+            <w:pPr>
+              <w:rPr>
+                <w:rFonts w:hint="eastAsia"/>
+              </w:rPr>
+            </w:pPr>
             <w:r>
               <w:t>运维</w:t>
             </w:r>
@@ -2298,6 +6090,12 @@
             <w:tcW w:w="1659" w:type="dxa"/>
           </w:tcPr>
           <w:p>
+            <w:pPr>
+              <w:cnfStyle w:val="000000000000" w:firstRow="0" w:lastRow="0" w:firstColumn="0" w:lastColumn="0" w:oddVBand="0" w:evenVBand="0" w:oddHBand="0" w:evenHBand="0" w:firstRowFirstColumn="0" w:firstRowLastColumn="0" w:lastRowFirstColumn="0" w:lastRowLastColumn="0"/>
+              <w:rPr>
+                <w:rFonts w:hint="eastAsia"/>
+              </w:rPr>
+            </w:pPr>
             <w:r>
               <w:rPr>
                 <w:rFonts w:hint="eastAsia"/>
@@ -2312,6 +6110,7 @@
           </w:tcPr>
           <w:p>
             <w:pPr>
+              <w:cnfStyle w:val="000000000000" w:firstRow="0" w:lastRow="0" w:firstColumn="0" w:lastColumn="0" w:oddVBand="0" w:evenVBand="0" w:oddHBand="0" w:evenHBand="0" w:firstRowFirstColumn="0" w:firstRowLastColumn="0" w:lastRowFirstColumn="0" w:lastRowLastColumn="0"/>
               <w:rPr>
                 <w:rFonts w:hint="eastAsia"/>
               </w:rPr>
@@ -2326,8 +6125,12 @@
         </w:tc>
       </w:tr>
       <w:tr>
-        <w:tc>
-          <w:tcPr>
+        <w:trPr>
+          <w:cnfStyle w:val="000000100000" w:firstRow="0" w:lastRow="0" w:firstColumn="0" w:lastColumn="0" w:oddVBand="0" w:evenVBand="0" w:oddHBand="1" w:evenHBand="0" w:firstRowFirstColumn="0" w:firstRowLastColumn="0" w:lastRowFirstColumn="0" w:lastRowLastColumn="0"/>
+        </w:trPr>
+        <w:tc>
+          <w:tcPr>
+            <w:cnfStyle w:val="001000000000" w:firstRow="0" w:lastRow="0" w:firstColumn="1" w:lastColumn="0" w:oddVBand="0" w:evenVBand="0" w:oddHBand="0" w:evenHBand="0" w:firstRowFirstColumn="0" w:firstRowLastColumn="0" w:lastRowFirstColumn="0" w:lastRowLastColumn="0"/>
             <w:tcW w:w="1659" w:type="dxa"/>
           </w:tcPr>
           <w:p>
@@ -2347,6 +6150,7 @@
           </w:tcPr>
           <w:p>
             <w:pPr>
+              <w:cnfStyle w:val="000000100000" w:firstRow="0" w:lastRow="0" w:firstColumn="0" w:lastColumn="0" w:oddVBand="0" w:evenVBand="0" w:oddHBand="1" w:evenHBand="0" w:firstRowFirstColumn="0" w:firstRowLastColumn="0" w:lastRowFirstColumn="0" w:lastRowLastColumn="0"/>
               <w:rPr>
                 <w:rFonts w:hint="eastAsia"/>
               </w:rPr>
@@ -2365,6 +6169,7 @@
           </w:tcPr>
           <w:p>
             <w:pPr>
+              <w:cnfStyle w:val="000000100000" w:firstRow="0" w:lastRow="0" w:firstColumn="0" w:lastColumn="0" w:oddVBand="0" w:evenVBand="0" w:oddHBand="1" w:evenHBand="0" w:firstRowFirstColumn="0" w:firstRowLastColumn="0" w:lastRowFirstColumn="0" w:lastRowLastColumn="0"/>
               <w:rPr>
                 <w:rFonts w:hint="eastAsia"/>
               </w:rPr>
@@ -2386,6 +6191,7 @@
           <w:rFonts w:hint="eastAsia"/>
         </w:rPr>
       </w:pPr>
+      <w:bookmarkStart w:id="30" w:name="_Toc224718141"/>
       <w:r>
         <w:t xml:space="preserve">5.2 </w:t>
       </w:r>
@@ -2393,15 +6199,24 @@
         <w:rPr>
           <w:rFonts w:hint="eastAsia"/>
         </w:rPr>
-        <w:t>硬件和云服务</w:t>
-      </w:r>
+        <w:t>硬件和</w:t>
+      </w:r>
+      <w:proofErr w:type="gramStart"/>
+      <w:r>
+        <w:rPr>
+          <w:rFonts w:hint="eastAsia"/>
+        </w:rPr>
+        <w:t>云服务</w:t>
+      </w:r>
+      <w:proofErr w:type="gramEnd"/>
       <w:r>
         <w:t>成本</w:t>
       </w:r>
+      <w:bookmarkEnd w:id="30"/>
     </w:p>
     <w:tbl>
       <w:tblPr>
-        <w:tblStyle w:val="ae"/>
+        <w:tblStyle w:val="4-5"/>
         <w:tblW w:w="0" w:type="auto"/>
         <w:tblLook w:val="04A0" w:firstRow="1" w:lastRow="0" w:firstColumn="1" w:lastColumn="0" w:noHBand="0" w:noVBand="1"/>
       </w:tblPr>
@@ -2413,8 +6228,12 @@
         <w:gridCol w:w="1660"/>
       </w:tblGrid>
       <w:tr>
-        <w:tc>
-          <w:tcPr>
+        <w:trPr>
+          <w:cnfStyle w:val="100000000000" w:firstRow="1" w:lastRow="0" w:firstColumn="0" w:lastColumn="0" w:oddVBand="0" w:evenVBand="0" w:oddHBand="0" w:evenHBand="0" w:firstRowFirstColumn="0" w:firstRowLastColumn="0" w:lastRowFirstColumn="0" w:lastRowLastColumn="0"/>
+        </w:trPr>
+        <w:tc>
+          <w:tcPr>
+            <w:cnfStyle w:val="001000000000" w:firstRow="0" w:lastRow="0" w:firstColumn="1" w:lastColumn="0" w:oddVBand="0" w:evenVBand="0" w:oddHBand="0" w:evenHBand="0" w:firstRowFirstColumn="0" w:firstRowLastColumn="0" w:lastRowFirstColumn="0" w:lastRowLastColumn="0"/>
             <w:tcW w:w="1659" w:type="dxa"/>
           </w:tcPr>
           <w:p>
@@ -2434,6 +6253,7 @@
           </w:tcPr>
           <w:p>
             <w:pPr>
+              <w:cnfStyle w:val="100000000000" w:firstRow="1" w:lastRow="0" w:firstColumn="0" w:lastColumn="0" w:oddVBand="0" w:evenVBand="0" w:oddHBand="0" w:evenHBand="0" w:firstRowFirstColumn="0" w:firstRowLastColumn="0" w:lastRowFirstColumn="0" w:lastRowLastColumn="0"/>
               <w:rPr>
                 <w:rFonts w:hint="eastAsia"/>
               </w:rPr>
@@ -2449,6 +6269,7 @@
           </w:tcPr>
           <w:p>
             <w:pPr>
+              <w:cnfStyle w:val="100000000000" w:firstRow="1" w:lastRow="0" w:firstColumn="0" w:lastColumn="0" w:oddVBand="0" w:evenVBand="0" w:oddHBand="0" w:evenHBand="0" w:firstRowFirstColumn="0" w:firstRowLastColumn="0" w:lastRowFirstColumn="0" w:lastRowLastColumn="0"/>
               <w:rPr>
                 <w:rFonts w:hint="eastAsia"/>
               </w:rPr>
@@ -2464,6 +6285,7 @@
           </w:tcPr>
           <w:p>
             <w:pPr>
+              <w:cnfStyle w:val="100000000000" w:firstRow="1" w:lastRow="0" w:firstColumn="0" w:lastColumn="0" w:oddVBand="0" w:evenVBand="0" w:oddHBand="0" w:evenHBand="0" w:firstRowFirstColumn="0" w:firstRowLastColumn="0" w:lastRowFirstColumn="0" w:lastRowLastColumn="0"/>
               <w:rPr>
                 <w:rFonts w:hint="eastAsia"/>
               </w:rPr>
@@ -2479,6 +6301,7 @@
           </w:tcPr>
           <w:p>
             <w:pPr>
+              <w:cnfStyle w:val="100000000000" w:firstRow="1" w:lastRow="0" w:firstColumn="0" w:lastColumn="0" w:oddVBand="0" w:evenVBand="0" w:oddHBand="0" w:evenHBand="0" w:firstRowFirstColumn="0" w:firstRowLastColumn="0" w:lastRowFirstColumn="0" w:lastRowLastColumn="0"/>
               <w:rPr>
                 <w:rFonts w:hint="eastAsia"/>
               </w:rPr>
@@ -2490,8 +6313,12 @@
         </w:tc>
       </w:tr>
       <w:tr>
-        <w:tc>
-          <w:tcPr>
+        <w:trPr>
+          <w:cnfStyle w:val="000000100000" w:firstRow="0" w:lastRow="0" w:firstColumn="0" w:lastColumn="0" w:oddVBand="0" w:evenVBand="0" w:oddHBand="1" w:evenHBand="0" w:firstRowFirstColumn="0" w:firstRowLastColumn="0" w:lastRowFirstColumn="0" w:lastRowLastColumn="0"/>
+        </w:trPr>
+        <w:tc>
+          <w:tcPr>
+            <w:cnfStyle w:val="001000000000" w:firstRow="0" w:lastRow="0" w:firstColumn="1" w:lastColumn="0" w:oddVBand="0" w:evenVBand="0" w:oddHBand="0" w:evenHBand="0" w:firstRowFirstColumn="0" w:firstRowLastColumn="0" w:lastRowFirstColumn="0" w:lastRowLastColumn="0"/>
             <w:tcW w:w="1659" w:type="dxa"/>
           </w:tcPr>
           <w:p>
@@ -2514,15 +6341,24 @@
           </w:tcPr>
           <w:p>
             <w:pPr>
-              <w:rPr>
-                <w:rFonts w:hint="eastAsia"/>
-              </w:rPr>
-            </w:pPr>
-            <w:r>
-              <w:rPr>
-                <w:rFonts w:hint="eastAsia"/>
-              </w:rPr>
-              <w:t>千问API</w:t>
+              <w:cnfStyle w:val="000000100000" w:firstRow="0" w:lastRow="0" w:firstColumn="0" w:lastColumn="0" w:oddVBand="0" w:evenVBand="0" w:oddHBand="1" w:evenHBand="0" w:firstRowFirstColumn="0" w:firstRowLastColumn="0" w:lastRowFirstColumn="0" w:lastRowLastColumn="0"/>
+              <w:rPr>
+                <w:rFonts w:hint="eastAsia"/>
+              </w:rPr>
+            </w:pPr>
+            <w:proofErr w:type="gramStart"/>
+            <w:r>
+              <w:rPr>
+                <w:rFonts w:hint="eastAsia"/>
+              </w:rPr>
+              <w:t>千问</w:t>
+            </w:r>
+            <w:proofErr w:type="gramEnd"/>
+            <w:r>
+              <w:rPr>
+                <w:rFonts w:hint="eastAsia"/>
+              </w:rPr>
+              <w:t>API</w:t>
             </w:r>
           </w:p>
         </w:tc>
@@ -2532,6 +6368,7 @@
           </w:tcPr>
           <w:p>
             <w:pPr>
+              <w:cnfStyle w:val="000000100000" w:firstRow="0" w:lastRow="0" w:firstColumn="0" w:lastColumn="0" w:oddVBand="0" w:evenVBand="0" w:oddHBand="1" w:evenHBand="0" w:firstRowFirstColumn="0" w:firstRowLastColumn="0" w:lastRowFirstColumn="0" w:lastRowLastColumn="0"/>
               <w:rPr>
                 <w:rFonts w:hint="eastAsia"/>
               </w:rPr>
@@ -2553,12 +6390,21 @@
           </w:tcPr>
           <w:p>
             <w:pPr>
-              <w:rPr>
-                <w:rFonts w:hint="eastAsia"/>
-              </w:rPr>
-            </w:pPr>
-            <w:r>
-              <w:t>3 个月</w:t>
+              <w:cnfStyle w:val="000000100000" w:firstRow="0" w:lastRow="0" w:firstColumn="0" w:lastColumn="0" w:oddVBand="0" w:evenVBand="0" w:oddHBand="1" w:evenHBand="0" w:firstRowFirstColumn="0" w:firstRowLastColumn="0" w:lastRowFirstColumn="0" w:lastRowLastColumn="0"/>
+              <w:rPr>
+                <w:rFonts w:hint="eastAsia"/>
+              </w:rPr>
+            </w:pPr>
+            <w:r>
+              <w:t xml:space="preserve">3 </w:t>
+            </w:r>
+            <w:proofErr w:type="gramStart"/>
+            <w:r>
+              <w:t>个</w:t>
+            </w:r>
+            <w:proofErr w:type="gramEnd"/>
+            <w:r>
+              <w:t>月</w:t>
             </w:r>
           </w:p>
         </w:tc>
@@ -2568,6 +6414,7 @@
           </w:tcPr>
           <w:p>
             <w:pPr>
+              <w:cnfStyle w:val="000000100000" w:firstRow="0" w:lastRow="0" w:firstColumn="0" w:lastColumn="0" w:oddVBand="0" w:evenVBand="0" w:oddHBand="1" w:evenHBand="0" w:firstRowFirstColumn="0" w:firstRowLastColumn="0" w:lastRowFirstColumn="0" w:lastRowLastColumn="0"/>
               <w:rPr>
                 <w:rFonts w:hint="eastAsia"/>
               </w:rPr>
@@ -2584,6 +6431,7 @@
       <w:tr>
         <w:tc>
           <w:tcPr>
+            <w:cnfStyle w:val="001000000000" w:firstRow="0" w:lastRow="0" w:firstColumn="1" w:lastColumn="0" w:oddVBand="0" w:evenVBand="0" w:oddHBand="0" w:evenHBand="0" w:firstRowFirstColumn="0" w:firstRowLastColumn="0" w:lastRowFirstColumn="0" w:lastRowLastColumn="0"/>
             <w:tcW w:w="1659" w:type="dxa"/>
           </w:tcPr>
           <w:p>
@@ -2593,7 +6441,10 @@
               </w:rPr>
             </w:pPr>
             <w:r>
-              <w:t>云存储</w:t>
+              <w:rPr>
+                <w:rFonts w:hint="eastAsia"/>
+              </w:rPr>
+              <w:t>云服务器</w:t>
             </w:r>
           </w:p>
         </w:tc>
@@ -2603,12 +6454,16 @@
           </w:tcPr>
           <w:p>
             <w:pPr>
-              <w:rPr>
-                <w:rFonts w:hint="eastAsia"/>
-              </w:rPr>
-            </w:pPr>
-            <w:r>
-              <w:t>数据存储</w:t>
+              <w:cnfStyle w:val="000000000000" w:firstRow="0" w:lastRow="0" w:firstColumn="0" w:lastColumn="0" w:oddVBand="0" w:evenVBand="0" w:oddHBand="0" w:evenHBand="0" w:firstRowFirstColumn="0" w:firstRowLastColumn="0" w:lastRowFirstColumn="0" w:lastRowLastColumn="0"/>
+              <w:rPr>
+                <w:rFonts w:hint="eastAsia"/>
+              </w:rPr>
+            </w:pPr>
+            <w:r>
+              <w:rPr>
+                <w:rFonts w:hint="eastAsia"/>
+              </w:rPr>
+              <w:t>轻量化服务器</w:t>
             </w:r>
           </w:p>
         </w:tc>
@@ -2618,12 +6473,16 @@
           </w:tcPr>
           <w:p>
             <w:pPr>
-              <w:rPr>
-                <w:rFonts w:hint="eastAsia"/>
-              </w:rPr>
-            </w:pPr>
-            <w:r>
-              <w:t>200 / 月</w:t>
+              <w:cnfStyle w:val="000000000000" w:firstRow="0" w:lastRow="0" w:firstColumn="0" w:lastColumn="0" w:oddVBand="0" w:evenVBand="0" w:oddHBand="0" w:evenHBand="0" w:firstRowFirstColumn="0" w:firstRowLastColumn="0" w:lastRowFirstColumn="0" w:lastRowLastColumn="0"/>
+              <w:rPr>
+                <w:rFonts w:hint="eastAsia"/>
+              </w:rPr>
+            </w:pPr>
+            <w:r>
+              <w:rPr>
+                <w:rFonts w:hint="eastAsia"/>
+              </w:rPr>
+              <w:t>500 / 月</w:t>
             </w:r>
           </w:p>
         </w:tc>
@@ -2633,12 +6492,21 @@
           </w:tcPr>
           <w:p>
             <w:pPr>
-              <w:rPr>
-                <w:rFonts w:hint="eastAsia"/>
-              </w:rPr>
-            </w:pPr>
-            <w:r>
-              <w:t>3 个月</w:t>
+              <w:cnfStyle w:val="000000000000" w:firstRow="0" w:lastRow="0" w:firstColumn="0" w:lastColumn="0" w:oddVBand="0" w:evenVBand="0" w:oddHBand="0" w:evenHBand="0" w:firstRowFirstColumn="0" w:firstRowLastColumn="0" w:lastRowFirstColumn="0" w:lastRowLastColumn="0"/>
+              <w:rPr>
+                <w:rFonts w:hint="eastAsia"/>
+              </w:rPr>
+            </w:pPr>
+            <w:r>
+              <w:t xml:space="preserve">3 </w:t>
+            </w:r>
+            <w:proofErr w:type="gramStart"/>
+            <w:r>
+              <w:t>个</w:t>
+            </w:r>
+            <w:proofErr w:type="gramEnd"/>
+            <w:r>
+              <w:t>月</w:t>
             </w:r>
           </w:p>
         </w:tc>
@@ -2648,19 +6516,27 @@
           </w:tcPr>
           <w:p>
             <w:pPr>
-              <w:rPr>
-                <w:rFonts w:hint="eastAsia"/>
-              </w:rPr>
-            </w:pPr>
-            <w:r>
-              <w:t>600</w:t>
+              <w:cnfStyle w:val="000000000000" w:firstRow="0" w:lastRow="0" w:firstColumn="0" w:lastColumn="0" w:oddVBand="0" w:evenVBand="0" w:oddHBand="0" w:evenHBand="0" w:firstRowFirstColumn="0" w:firstRowLastColumn="0" w:lastRowFirstColumn="0" w:lastRowLastColumn="0"/>
+              <w:rPr>
+                <w:rFonts w:hint="eastAsia"/>
+              </w:rPr>
+            </w:pPr>
+            <w:r>
+              <w:rPr>
+                <w:rFonts w:hint="eastAsia"/>
+              </w:rPr>
+              <w:t>500</w:t>
             </w:r>
           </w:p>
         </w:tc>
       </w:tr>
       <w:tr>
-        <w:tc>
-          <w:tcPr>
+        <w:trPr>
+          <w:cnfStyle w:val="000000100000" w:firstRow="0" w:lastRow="0" w:firstColumn="0" w:lastColumn="0" w:oddVBand="0" w:evenVBand="0" w:oddHBand="1" w:evenHBand="0" w:firstRowFirstColumn="0" w:firstRowLastColumn="0" w:lastRowFirstColumn="0" w:lastRowLastColumn="0"/>
+        </w:trPr>
+        <w:tc>
+          <w:tcPr>
+            <w:cnfStyle w:val="001000000000" w:firstRow="0" w:lastRow="0" w:firstColumn="1" w:lastColumn="0" w:oddVBand="0" w:evenVBand="0" w:oddHBand="0" w:evenHBand="0" w:firstRowFirstColumn="0" w:firstRowLastColumn="0" w:lastRowFirstColumn="0" w:lastRowLastColumn="0"/>
             <w:tcW w:w="1659" w:type="dxa"/>
           </w:tcPr>
           <w:p>
@@ -2670,7 +6546,7 @@
               </w:rPr>
             </w:pPr>
             <w:r>
-              <w:t>本地开发设备</w:t>
+              <w:t>云存储</w:t>
             </w:r>
           </w:p>
         </w:tc>
@@ -2680,12 +6556,13 @@
           </w:tcPr>
           <w:p>
             <w:pPr>
-              <w:rPr>
-                <w:rFonts w:hint="eastAsia"/>
-              </w:rPr>
-            </w:pPr>
-            <w:r>
-              <w:t>GPU 开发机</w:t>
+              <w:cnfStyle w:val="000000100000" w:firstRow="0" w:lastRow="0" w:firstColumn="0" w:lastColumn="0" w:oddVBand="0" w:evenVBand="0" w:oddHBand="1" w:evenHBand="0" w:firstRowFirstColumn="0" w:firstRowLastColumn="0" w:lastRowFirstColumn="0" w:lastRowLastColumn="0"/>
+              <w:rPr>
+                <w:rFonts w:hint="eastAsia"/>
+              </w:rPr>
+            </w:pPr>
+            <w:r>
+              <w:t>数据存储</w:t>
             </w:r>
           </w:p>
         </w:tc>
@@ -2695,12 +6572,13 @@
           </w:tcPr>
           <w:p>
             <w:pPr>
-              <w:rPr>
-                <w:rFonts w:hint="eastAsia"/>
-              </w:rPr>
-            </w:pPr>
-            <w:r>
-              <w:t>8000</w:t>
+              <w:cnfStyle w:val="000000100000" w:firstRow="0" w:lastRow="0" w:firstColumn="0" w:lastColumn="0" w:oddVBand="0" w:evenVBand="0" w:oddHBand="1" w:evenHBand="0" w:firstRowFirstColumn="0" w:firstRowLastColumn="0" w:lastRowFirstColumn="0" w:lastRowLastColumn="0"/>
+              <w:rPr>
+                <w:rFonts w:hint="eastAsia"/>
+              </w:rPr>
+            </w:pPr>
+            <w:r>
+              <w:t>200 / 月</w:t>
             </w:r>
           </w:p>
         </w:tc>
@@ -2710,12 +6588,21 @@
           </w:tcPr>
           <w:p>
             <w:pPr>
-              <w:rPr>
-                <w:rFonts w:hint="eastAsia"/>
-              </w:rPr>
-            </w:pPr>
-            <w:r>
-              <w:t>1 台</w:t>
+              <w:cnfStyle w:val="000000100000" w:firstRow="0" w:lastRow="0" w:firstColumn="0" w:lastColumn="0" w:oddVBand="0" w:evenVBand="0" w:oddHBand="1" w:evenHBand="0" w:firstRowFirstColumn="0" w:firstRowLastColumn="0" w:lastRowFirstColumn="0" w:lastRowLastColumn="0"/>
+              <w:rPr>
+                <w:rFonts w:hint="eastAsia"/>
+              </w:rPr>
+            </w:pPr>
+            <w:r>
+              <w:t xml:space="preserve">3 </w:t>
+            </w:r>
+            <w:proofErr w:type="gramStart"/>
+            <w:r>
+              <w:t>个</w:t>
+            </w:r>
+            <w:proofErr w:type="gramEnd"/>
+            <w:r>
+              <w:t>月</w:t>
             </w:r>
           </w:p>
         </w:tc>
@@ -2725,12 +6612,13 @@
           </w:tcPr>
           <w:p>
             <w:pPr>
-              <w:rPr>
-                <w:rFonts w:hint="eastAsia"/>
-              </w:rPr>
-            </w:pPr>
-            <w:r>
-              <w:t>8000</w:t>
+              <w:cnfStyle w:val="000000100000" w:firstRow="0" w:lastRow="0" w:firstColumn="0" w:lastColumn="0" w:oddVBand="0" w:evenVBand="0" w:oddHBand="1" w:evenHBand="0" w:firstRowFirstColumn="0" w:firstRowLastColumn="0" w:lastRowFirstColumn="0" w:lastRowLastColumn="0"/>
+              <w:rPr>
+                <w:rFonts w:hint="eastAsia"/>
+              </w:rPr>
+            </w:pPr>
+            <w:r>
+              <w:t>600</w:t>
             </w:r>
           </w:p>
         </w:tc>
@@ -2738,6 +6626,7 @@
       <w:tr>
         <w:tc>
           <w:tcPr>
+            <w:cnfStyle w:val="001000000000" w:firstRow="0" w:lastRow="0" w:firstColumn="1" w:lastColumn="0" w:oddVBand="0" w:evenVBand="0" w:oddHBand="0" w:evenHBand="0" w:firstRowFirstColumn="0" w:firstRowLastColumn="0" w:lastRowFirstColumn="0" w:lastRowLastColumn="0"/>
             <w:tcW w:w="1659" w:type="dxa"/>
           </w:tcPr>
           <w:p>
@@ -2747,6 +6636,91 @@
               </w:rPr>
             </w:pPr>
             <w:r>
+              <w:t>本地开发设备</w:t>
+            </w:r>
+          </w:p>
+        </w:tc>
+        <w:tc>
+          <w:tcPr>
+            <w:tcW w:w="1659" w:type="dxa"/>
+          </w:tcPr>
+          <w:p>
+            <w:pPr>
+              <w:cnfStyle w:val="000000000000" w:firstRow="0" w:lastRow="0" w:firstColumn="0" w:lastColumn="0" w:oddVBand="0" w:evenVBand="0" w:oddHBand="0" w:evenHBand="0" w:firstRowFirstColumn="0" w:firstRowLastColumn="0" w:lastRowFirstColumn="0" w:lastRowLastColumn="0"/>
+              <w:rPr>
+                <w:rFonts w:hint="eastAsia"/>
+              </w:rPr>
+            </w:pPr>
+            <w:r>
+              <w:t>GPU 开发机</w:t>
+            </w:r>
+          </w:p>
+        </w:tc>
+        <w:tc>
+          <w:tcPr>
+            <w:tcW w:w="1659" w:type="dxa"/>
+          </w:tcPr>
+          <w:p>
+            <w:pPr>
+              <w:cnfStyle w:val="000000000000" w:firstRow="0" w:lastRow="0" w:firstColumn="0" w:lastColumn="0" w:oddVBand="0" w:evenVBand="0" w:oddHBand="0" w:evenHBand="0" w:firstRowFirstColumn="0" w:firstRowLastColumn="0" w:lastRowFirstColumn="0" w:lastRowLastColumn="0"/>
+              <w:rPr>
+                <w:rFonts w:hint="eastAsia"/>
+              </w:rPr>
+            </w:pPr>
+            <w:r>
+              <w:t>8000</w:t>
+            </w:r>
+          </w:p>
+        </w:tc>
+        <w:tc>
+          <w:tcPr>
+            <w:tcW w:w="1659" w:type="dxa"/>
+          </w:tcPr>
+          <w:p>
+            <w:pPr>
+              <w:cnfStyle w:val="000000000000" w:firstRow="0" w:lastRow="0" w:firstColumn="0" w:lastColumn="0" w:oddVBand="0" w:evenVBand="0" w:oddHBand="0" w:evenHBand="0" w:firstRowFirstColumn="0" w:firstRowLastColumn="0" w:lastRowFirstColumn="0" w:lastRowLastColumn="0"/>
+              <w:rPr>
+                <w:rFonts w:hint="eastAsia"/>
+              </w:rPr>
+            </w:pPr>
+            <w:r>
+              <w:t>1 台</w:t>
+            </w:r>
+          </w:p>
+        </w:tc>
+        <w:tc>
+          <w:tcPr>
+            <w:tcW w:w="1660" w:type="dxa"/>
+          </w:tcPr>
+          <w:p>
+            <w:pPr>
+              <w:cnfStyle w:val="000000000000" w:firstRow="0" w:lastRow="0" w:firstColumn="0" w:lastColumn="0" w:oddVBand="0" w:evenVBand="0" w:oddHBand="0" w:evenHBand="0" w:firstRowFirstColumn="0" w:firstRowLastColumn="0" w:lastRowFirstColumn="0" w:lastRowLastColumn="0"/>
+              <w:rPr>
+                <w:rFonts w:hint="eastAsia"/>
+              </w:rPr>
+            </w:pPr>
+            <w:r>
+              <w:t>8000</w:t>
+            </w:r>
+          </w:p>
+        </w:tc>
+      </w:tr>
+      <w:tr>
+        <w:trPr>
+          <w:cnfStyle w:val="000000100000" w:firstRow="0" w:lastRow="0" w:firstColumn="0" w:lastColumn="0" w:oddVBand="0" w:evenVBand="0" w:oddHBand="1" w:evenHBand="0" w:firstRowFirstColumn="0" w:firstRowLastColumn="0" w:lastRowFirstColumn="0" w:lastRowLastColumn="0"/>
+        </w:trPr>
+        <w:tc>
+          <w:tcPr>
+            <w:cnfStyle w:val="001000000000" w:firstRow="0" w:lastRow="0" w:firstColumn="1" w:lastColumn="0" w:oddVBand="0" w:evenVBand="0" w:oddHBand="0" w:evenHBand="0" w:firstRowFirstColumn="0" w:firstRowLastColumn="0" w:lastRowFirstColumn="0" w:lastRowLastColumn="0"/>
+            <w:tcW w:w="1659" w:type="dxa"/>
+          </w:tcPr>
+          <w:p>
+            <w:pPr>
+              <w:rPr>
+                <w:rFonts w:hint="eastAsia"/>
+              </w:rPr>
+            </w:pPr>
+            <w:r>
               <w:t>合计</w:t>
             </w:r>
           </w:p>
@@ -2757,6 +6731,7 @@
           </w:tcPr>
           <w:p>
             <w:pPr>
+              <w:cnfStyle w:val="000000100000" w:firstRow="0" w:lastRow="0" w:firstColumn="0" w:lastColumn="0" w:oddVBand="0" w:evenVBand="0" w:oddHBand="1" w:evenHBand="0" w:firstRowFirstColumn="0" w:firstRowLastColumn="0" w:lastRowFirstColumn="0" w:lastRowLastColumn="0"/>
               <w:rPr>
                 <w:rFonts w:hint="eastAsia"/>
               </w:rPr>
@@ -2772,6 +6747,7 @@
           </w:tcPr>
           <w:p>
             <w:pPr>
+              <w:cnfStyle w:val="000000100000" w:firstRow="0" w:lastRow="0" w:firstColumn="0" w:lastColumn="0" w:oddVBand="0" w:evenVBand="0" w:oddHBand="1" w:evenHBand="0" w:firstRowFirstColumn="0" w:firstRowLastColumn="0" w:lastRowFirstColumn="0" w:lastRowLastColumn="0"/>
               <w:rPr>
                 <w:rFonts w:hint="eastAsia"/>
               </w:rPr>
@@ -2787,6 +6763,7 @@
           </w:tcPr>
           <w:p>
             <w:pPr>
+              <w:cnfStyle w:val="000000100000" w:firstRow="0" w:lastRow="0" w:firstColumn="0" w:lastColumn="0" w:oddVBand="0" w:evenVBand="0" w:oddHBand="1" w:evenHBand="0" w:firstRowFirstColumn="0" w:firstRowLastColumn="0" w:lastRowFirstColumn="0" w:lastRowLastColumn="0"/>
               <w:rPr>
                 <w:rFonts w:hint="eastAsia"/>
               </w:rPr>
@@ -2802,15 +6779,28 @@
           </w:tcPr>
           <w:p>
             <w:pPr>
-              <w:rPr>
-                <w:rFonts w:hint="eastAsia"/>
-              </w:rPr>
-            </w:pPr>
-            <w:r>
-              <w:rPr>
-                <w:rFonts w:hint="eastAsia"/>
-              </w:rPr>
-              <w:t>9200</w:t>
+              <w:cnfStyle w:val="000000100000" w:firstRow="0" w:lastRow="0" w:firstColumn="0" w:lastColumn="0" w:oddVBand="0" w:evenVBand="0" w:oddHBand="1" w:evenHBand="0" w:firstRowFirstColumn="0" w:firstRowLastColumn="0" w:lastRowFirstColumn="0" w:lastRowLastColumn="0"/>
+              <w:rPr>
+                <w:rFonts w:hint="eastAsia"/>
+              </w:rPr>
+            </w:pPr>
+            <w:r>
+              <w:rPr>
+                <w:rFonts w:hint="eastAsia"/>
+              </w:rPr>
+              <w:t>9</w:t>
+            </w:r>
+            <w:r>
+              <w:rPr>
+                <w:rFonts w:hint="eastAsia"/>
+              </w:rPr>
+              <w:t>7</w:t>
+            </w:r>
+            <w:r>
+              <w:rPr>
+                <w:rFonts w:hint="eastAsia"/>
+              </w:rPr>
+              <w:t>00</w:t>
             </w:r>
           </w:p>
         </w:tc>
@@ -2823,13 +6813,15 @@
           <w:rFonts w:hint="eastAsia"/>
         </w:rPr>
       </w:pPr>
+      <w:bookmarkStart w:id="31" w:name="_Toc224718142"/>
       <w:r>
         <w:t>5.3 其他经费预算</w:t>
       </w:r>
+      <w:bookmarkEnd w:id="31"/>
     </w:p>
     <w:tbl>
       <w:tblPr>
-        <w:tblStyle w:val="ae"/>
+        <w:tblStyle w:val="5-4"/>
         <w:tblW w:w="0" w:type="auto"/>
         <w:tblLook w:val="04A0" w:firstRow="1" w:lastRow="0" w:firstColumn="1" w:lastColumn="0" w:noHBand="0" w:noVBand="1"/>
       </w:tblPr>
@@ -2839,8 +6831,12 @@
         <w:gridCol w:w="2766"/>
       </w:tblGrid>
       <w:tr>
-        <w:tc>
-          <w:tcPr>
+        <w:trPr>
+          <w:cnfStyle w:val="100000000000" w:firstRow="1" w:lastRow="0" w:firstColumn="0" w:lastColumn="0" w:oddVBand="0" w:evenVBand="0" w:oddHBand="0" w:evenHBand="0" w:firstRowFirstColumn="0" w:firstRowLastColumn="0" w:lastRowFirstColumn="0" w:lastRowLastColumn="0"/>
+        </w:trPr>
+        <w:tc>
+          <w:tcPr>
+            <w:cnfStyle w:val="001000000000" w:firstRow="0" w:lastRow="0" w:firstColumn="1" w:lastColumn="0" w:oddVBand="0" w:evenVBand="0" w:oddHBand="0" w:evenHBand="0" w:firstRowFirstColumn="0" w:firstRowLastColumn="0" w:lastRowFirstColumn="0" w:lastRowLastColumn="0"/>
             <w:tcW w:w="2765" w:type="dxa"/>
           </w:tcPr>
           <w:p>
@@ -2860,6 +6856,7 @@
           </w:tcPr>
           <w:p>
             <w:pPr>
+              <w:cnfStyle w:val="100000000000" w:firstRow="1" w:lastRow="0" w:firstColumn="0" w:lastColumn="0" w:oddVBand="0" w:evenVBand="0" w:oddHBand="0" w:evenHBand="0" w:firstRowFirstColumn="0" w:firstRowLastColumn="0" w:lastRowFirstColumn="0" w:lastRowLastColumn="0"/>
               <w:rPr>
                 <w:rFonts w:hint="eastAsia"/>
               </w:rPr>
@@ -2875,6 +6872,7 @@
           </w:tcPr>
           <w:p>
             <w:pPr>
+              <w:cnfStyle w:val="100000000000" w:firstRow="1" w:lastRow="0" w:firstColumn="0" w:lastColumn="0" w:oddVBand="0" w:evenVBand="0" w:oddHBand="0" w:evenHBand="0" w:firstRowFirstColumn="0" w:firstRowLastColumn="0" w:lastRowFirstColumn="0" w:lastRowLastColumn="0"/>
               <w:rPr>
                 <w:rFonts w:hint="eastAsia"/>
               </w:rPr>
@@ -2886,8 +6884,12 @@
         </w:tc>
       </w:tr>
       <w:tr>
-        <w:tc>
-          <w:tcPr>
+        <w:trPr>
+          <w:cnfStyle w:val="000000100000" w:firstRow="0" w:lastRow="0" w:firstColumn="0" w:lastColumn="0" w:oddVBand="0" w:evenVBand="0" w:oddHBand="1" w:evenHBand="0" w:firstRowFirstColumn="0" w:firstRowLastColumn="0" w:lastRowFirstColumn="0" w:lastRowLastColumn="0"/>
+        </w:trPr>
+        <w:tc>
+          <w:tcPr>
+            <w:cnfStyle w:val="001000000000" w:firstRow="0" w:lastRow="0" w:firstColumn="1" w:lastColumn="0" w:oddVBand="0" w:evenVBand="0" w:oddHBand="0" w:evenHBand="0" w:firstRowFirstColumn="0" w:firstRowLastColumn="0" w:lastRowFirstColumn="0" w:lastRowLastColumn="0"/>
             <w:tcW w:w="2765" w:type="dxa"/>
           </w:tcPr>
           <w:p>
@@ -2907,6 +6909,7 @@
           </w:tcPr>
           <w:p>
             <w:pPr>
+              <w:cnfStyle w:val="000000100000" w:firstRow="0" w:lastRow="0" w:firstColumn="0" w:lastColumn="0" w:oddVBand="0" w:evenVBand="0" w:oddHBand="1" w:evenHBand="0" w:firstRowFirstColumn="0" w:firstRowLastColumn="0" w:lastRowFirstColumn="0" w:lastRowLastColumn="0"/>
               <w:rPr>
                 <w:rFonts w:hint="eastAsia"/>
               </w:rPr>
@@ -2922,6 +6925,7 @@
           </w:tcPr>
           <w:p>
             <w:pPr>
+              <w:cnfStyle w:val="000000100000" w:firstRow="0" w:lastRow="0" w:firstColumn="0" w:lastColumn="0" w:oddVBand="0" w:evenVBand="0" w:oddHBand="1" w:evenHBand="0" w:firstRowFirstColumn="0" w:firstRowLastColumn="0" w:lastRowFirstColumn="0" w:lastRowLastColumn="0"/>
               <w:rPr>
                 <w:rFonts w:hint="eastAsia"/>
               </w:rPr>
@@ -2935,6 +6939,7 @@
       <w:tr>
         <w:tc>
           <w:tcPr>
+            <w:cnfStyle w:val="001000000000" w:firstRow="0" w:lastRow="0" w:firstColumn="1" w:lastColumn="0" w:oddVBand="0" w:evenVBand="0" w:oddHBand="0" w:evenHBand="0" w:firstRowFirstColumn="0" w:firstRowLastColumn="0" w:lastRowFirstColumn="0" w:lastRowLastColumn="0"/>
             <w:tcW w:w="2765" w:type="dxa"/>
           </w:tcPr>
           <w:p>
@@ -2954,6 +6959,7 @@
           </w:tcPr>
           <w:p>
             <w:pPr>
+              <w:cnfStyle w:val="000000000000" w:firstRow="0" w:lastRow="0" w:firstColumn="0" w:lastColumn="0" w:oddVBand="0" w:evenVBand="0" w:oddHBand="0" w:evenHBand="0" w:firstRowFirstColumn="0" w:firstRowLastColumn="0" w:lastRowFirstColumn="0" w:lastRowLastColumn="0"/>
               <w:rPr>
                 <w:rFonts w:hint="eastAsia"/>
               </w:rPr>
@@ -2969,6 +6975,7 @@
           </w:tcPr>
           <w:p>
             <w:pPr>
+              <w:cnfStyle w:val="000000000000" w:firstRow="0" w:lastRow="0" w:firstColumn="0" w:lastColumn="0" w:oddVBand="0" w:evenVBand="0" w:oddHBand="0" w:evenHBand="0" w:firstRowFirstColumn="0" w:firstRowLastColumn="0" w:lastRowFirstColumn="0" w:lastRowLastColumn="0"/>
               <w:rPr>
                 <w:rFonts w:hint="eastAsia"/>
               </w:rPr>
@@ -2980,8 +6987,12 @@
         </w:tc>
       </w:tr>
       <w:tr>
-        <w:tc>
-          <w:tcPr>
+        <w:trPr>
+          <w:cnfStyle w:val="000000100000" w:firstRow="0" w:lastRow="0" w:firstColumn="0" w:lastColumn="0" w:oddVBand="0" w:evenVBand="0" w:oddHBand="1" w:evenHBand="0" w:firstRowFirstColumn="0" w:firstRowLastColumn="0" w:lastRowFirstColumn="0" w:lastRowLastColumn="0"/>
+        </w:trPr>
+        <w:tc>
+          <w:tcPr>
+            <w:cnfStyle w:val="001000000000" w:firstRow="0" w:lastRow="0" w:firstColumn="1" w:lastColumn="0" w:oddVBand="0" w:evenVBand="0" w:oddHBand="0" w:evenHBand="0" w:firstRowFirstColumn="0" w:firstRowLastColumn="0" w:lastRowFirstColumn="0" w:lastRowLastColumn="0"/>
             <w:tcW w:w="2765" w:type="dxa"/>
           </w:tcPr>
           <w:p>
@@ -3001,6 +7012,7 @@
           </w:tcPr>
           <w:p>
             <w:pPr>
+              <w:cnfStyle w:val="000000100000" w:firstRow="0" w:lastRow="0" w:firstColumn="0" w:lastColumn="0" w:oddVBand="0" w:evenVBand="0" w:oddHBand="1" w:evenHBand="0" w:firstRowFirstColumn="0" w:firstRowLastColumn="0" w:lastRowFirstColumn="0" w:lastRowLastColumn="0"/>
               <w:rPr>
                 <w:rFonts w:hint="eastAsia"/>
               </w:rPr>
@@ -3016,6 +7028,7 @@
           </w:tcPr>
           <w:p>
             <w:pPr>
+              <w:cnfStyle w:val="000000100000" w:firstRow="0" w:lastRow="0" w:firstColumn="0" w:lastColumn="0" w:oddVBand="0" w:evenVBand="0" w:oddHBand="1" w:evenHBand="0" w:firstRowFirstColumn="0" w:firstRowLastColumn="0" w:lastRowFirstColumn="0" w:lastRowLastColumn="0"/>
               <w:rPr>
                 <w:rFonts w:hint="eastAsia"/>
               </w:rPr>
@@ -3029,6 +7042,7 @@
       <w:tr>
         <w:tc>
           <w:tcPr>
+            <w:cnfStyle w:val="001000000000" w:firstRow="0" w:lastRow="0" w:firstColumn="1" w:lastColumn="0" w:oddVBand="0" w:evenVBand="0" w:oddHBand="0" w:evenHBand="0" w:firstRowFirstColumn="0" w:firstRowLastColumn="0" w:lastRowFirstColumn="0" w:lastRowLastColumn="0"/>
             <w:tcW w:w="2765" w:type="dxa"/>
           </w:tcPr>
           <w:p>
@@ -3048,6 +7062,7 @@
           </w:tcPr>
           <w:p>
             <w:pPr>
+              <w:cnfStyle w:val="000000000000" w:firstRow="0" w:lastRow="0" w:firstColumn="0" w:lastColumn="0" w:oddVBand="0" w:evenVBand="0" w:oddHBand="0" w:evenHBand="0" w:firstRowFirstColumn="0" w:firstRowLastColumn="0" w:lastRowFirstColumn="0" w:lastRowLastColumn="0"/>
               <w:rPr>
                 <w:rFonts w:hint="eastAsia"/>
               </w:rPr>
@@ -3063,6 +7078,7 @@
           </w:tcPr>
           <w:p>
             <w:pPr>
+              <w:cnfStyle w:val="000000000000" w:firstRow="0" w:lastRow="0" w:firstColumn="0" w:lastColumn="0" w:oddVBand="0" w:evenVBand="0" w:oddHBand="0" w:evenHBand="0" w:firstRowFirstColumn="0" w:firstRowLastColumn="0" w:lastRowFirstColumn="0" w:lastRowLastColumn="0"/>
               <w:rPr>
                 <w:rFonts w:hint="eastAsia"/>
               </w:rPr>
@@ -3081,11 +7097,18 @@
           <w:rFonts w:hint="eastAsia"/>
         </w:rPr>
       </w:pPr>
+      <w:bookmarkStart w:id="32" w:name="_Toc224718143"/>
       <w:r>
         <w:t>5.4 总经费预算</w:t>
       </w:r>
-    </w:p>
-    <w:p>
+      <w:bookmarkEnd w:id="32"/>
+    </w:p>
+    <w:p>
+      <w:pPr>
+        <w:rPr>
+          <w:rFonts w:hint="eastAsia"/>
+        </w:rPr>
+      </w:pPr>
       <w:r>
         <w:rPr>
           <w:rFonts w:hint="eastAsia"/>
@@ -3099,7 +7122,19 @@
         <w:rPr>
           <w:rFonts w:hint="eastAsia"/>
         </w:rPr>
-        <w:t>9200</w:t>
+        <w:t>9</w:t>
+      </w:r>
+      <w:r>
+        <w:rPr>
+          <w:rFonts w:hint="eastAsia"/>
+        </w:rPr>
+        <w:t>7</w:t>
+      </w:r>
+      <w:r>
+        <w:rPr>
+          <w:rFonts w:hint="eastAsia"/>
+        </w:rPr>
+        <w:t>00</w:t>
       </w:r>
       <w:r>
         <w:t xml:space="preserve">（设备）+5200（其他）= </w:t>
@@ -3108,7 +7143,19 @@
         <w:rPr>
           <w:rFonts w:hint="eastAsia"/>
         </w:rPr>
-        <w:t>14400</w:t>
+        <w:t>14</w:t>
+      </w:r>
+      <w:r>
+        <w:rPr>
+          <w:rFonts w:hint="eastAsia"/>
+        </w:rPr>
+        <w:t>9</w:t>
+      </w:r>
+      <w:r>
+        <w:rPr>
+          <w:rFonts w:hint="eastAsia"/>
+        </w:rPr>
+        <w:t>00</w:t>
       </w:r>
       <w:r>
         <w:t xml:space="preserve"> 元</w:t>
@@ -3127,19 +7174,7 @@
         <w:rPr>
           <w:rFonts w:hint="eastAsia"/>
         </w:rPr>
-        <w:t>=</w:t>
-      </w:r>
-      <w:r>
-        <w:rPr>
-          <w:rFonts w:hint="eastAsia"/>
-        </w:rPr>
-        <w:t>硬件与其他费用</w:t>
-      </w:r>
-      <w:r>
-        <w:rPr>
-          <w:rFonts w:hint="eastAsia"/>
-        </w:rPr>
-        <w:t>+总人工成本费用（288人时）</w:t>
+        <w:t>=硬件与其他费用+总人工成本费用（288人时）</w:t>
       </w:r>
     </w:p>
     <w:p>
@@ -3149,22 +7184,19 @@
           <w:rFonts w:hint="eastAsia"/>
         </w:rPr>
       </w:pPr>
+      <w:bookmarkStart w:id="33" w:name="_Toc224718144"/>
       <w:r>
         <w:t>6 参考资料</w:t>
       </w:r>
-    </w:p>
-    <w:p>
-      <w:pPr>
-        <w:rPr>
-          <w:rFonts w:hint="eastAsia"/>
-        </w:rPr>
-      </w:pPr>
-      <w:r>
-        <w:t>智教魔方产品总体设计文档</w:t>
-      </w:r>
-    </w:p>
-    <w:p>
-      <w:pPr>
+      <w:bookmarkEnd w:id="33"/>
+    </w:p>
+    <w:p>
+      <w:pPr>
+        <w:pStyle w:val="a9"/>
+        <w:numPr>
+          <w:ilvl w:val="0"/>
+          <w:numId w:val="3"/>
+        </w:numPr>
         <w:rPr>
           <w:rFonts w:hint="eastAsia"/>
         </w:rPr>
@@ -3178,36 +7210,424 @@
       <w:r>
         <w:t xml:space="preserve"> 官方技术文档</w:t>
       </w:r>
-    </w:p>
-    <w:p>
-      <w:pPr>
-        <w:rPr>
-          <w:rFonts w:hint="eastAsia"/>
-        </w:rPr>
-      </w:pPr>
-      <w:r>
-        <w:t>FastAPI、Vue3 官方开发指南</w:t>
-      </w:r>
-    </w:p>
-    <w:p>
-      <w:pPr>
-        <w:rPr>
-          <w:rFonts w:hint="eastAsia"/>
-        </w:rPr>
-      </w:pPr>
-      <w:r>
-        <w:t>ChromaDB、LangChain 使用手册</w:t>
-      </w:r>
-    </w:p>
-    <w:p>
-      <w:pPr>
-        <w:rPr>
-          <w:rFonts w:hint="eastAsia"/>
-        </w:rPr>
-      </w:pPr>
-      <w:r>
-        <w:t>高校实训教学数字化建设规范</w:t>
-      </w:r>
+      <w:r>
+        <w:rPr>
+          <w:rFonts w:hint="eastAsia"/>
+        </w:rPr>
+        <w:t>（</w:t>
+      </w:r>
+      <w:hyperlink r:id="rId8" w:tgtFrame="_blank" w:history="1">
+        <w:r>
+          <w:rPr>
+            <w:rStyle w:val="af3"/>
+          </w:rPr>
+          <w:t>https://huggingface.co/Qwen</w:t>
+        </w:r>
+      </w:hyperlink>
+      <w:r>
+        <w:rPr>
+          <w:rFonts w:hint="eastAsia"/>
+        </w:rPr>
+        <w:t>）</w:t>
+      </w:r>
+    </w:p>
+    <w:p>
+      <w:pPr>
+        <w:pStyle w:val="a9"/>
+        <w:numPr>
+          <w:ilvl w:val="0"/>
+          <w:numId w:val="3"/>
+        </w:numPr>
+        <w:rPr>
+          <w:rFonts w:hint="eastAsia"/>
+        </w:rPr>
+      </w:pPr>
+      <w:proofErr w:type="spellStart"/>
+      <w:r>
+        <w:t>FastAPI</w:t>
+      </w:r>
+      <w:proofErr w:type="spellEnd"/>
+      <w:r>
+        <w:t>官方开发指南</w:t>
+      </w:r>
+      <w:r>
+        <w:rPr>
+          <w:rFonts w:hint="eastAsia"/>
+        </w:rPr>
+        <w:t>(</w:t>
+      </w:r>
+      <w:hyperlink r:id="rId9" w:history="1">
+        <w:r>
+          <w:rPr>
+            <w:rStyle w:val="af3"/>
+            <w:rFonts w:hint="eastAsia"/>
+          </w:rPr>
+          <w:t>https://fastapi.tiangolo.com/</w:t>
+        </w:r>
+      </w:hyperlink>
+      <w:r>
+        <w:rPr>
+          <w:rFonts w:hint="eastAsia"/>
+        </w:rPr>
+        <w:t>)</w:t>
+      </w:r>
+    </w:p>
+    <w:p>
+      <w:pPr>
+        <w:pStyle w:val="a9"/>
+        <w:numPr>
+          <w:ilvl w:val="0"/>
+          <w:numId w:val="3"/>
+        </w:numPr>
+        <w:rPr>
+          <w:rFonts w:hint="eastAsia"/>
+        </w:rPr>
+      </w:pPr>
+      <w:r>
+        <w:t>Vue3 官方开发指南</w:t>
+      </w:r>
+      <w:r>
+        <w:rPr>
+          <w:rFonts w:hint="eastAsia"/>
+        </w:rPr>
+        <w:t>（</w:t>
+      </w:r>
+      <w:hyperlink r:id="rId10" w:tgtFrame="_blank" w:history="1">
+        <w:r>
+          <w:rPr>
+            <w:rStyle w:val="af3"/>
+          </w:rPr>
+          <w:t>https://cn.vuejs.org/guide/introduction.html</w:t>
+        </w:r>
+      </w:hyperlink>
+      <w:r>
+        <w:rPr>
+          <w:rFonts w:hint="eastAsia"/>
+        </w:rPr>
+        <w:t>）</w:t>
+      </w:r>
+    </w:p>
+    <w:p>
+      <w:pPr>
+        <w:pStyle w:val="a9"/>
+        <w:numPr>
+          <w:ilvl w:val="0"/>
+          <w:numId w:val="3"/>
+        </w:numPr>
+        <w:rPr>
+          <w:rFonts w:hint="eastAsia"/>
+        </w:rPr>
+      </w:pPr>
+      <w:proofErr w:type="spellStart"/>
+      <w:r>
+        <w:t>ChromaDB</w:t>
+      </w:r>
+      <w:proofErr w:type="spellEnd"/>
+      <w:r>
+        <w:t xml:space="preserve"> 使用手册</w:t>
+      </w:r>
+      <w:r>
+        <w:rPr>
+          <w:rFonts w:hint="eastAsia"/>
+        </w:rPr>
+        <w:t>（</w:t>
+      </w:r>
+      <w:hyperlink r:id="rId11" w:tgtFrame="_blank" w:history="1">
+        <w:r>
+          <w:rPr>
+            <w:rStyle w:val="af3"/>
+          </w:rPr>
+          <w:t>https://docs.trychroma.com/</w:t>
+        </w:r>
+      </w:hyperlink>
+      <w:r>
+        <w:rPr>
+          <w:rFonts w:hint="eastAsia"/>
+        </w:rPr>
+        <w:t>）</w:t>
+      </w:r>
+    </w:p>
+    <w:p>
+      <w:pPr>
+        <w:pStyle w:val="a9"/>
+        <w:numPr>
+          <w:ilvl w:val="0"/>
+          <w:numId w:val="3"/>
+        </w:numPr>
+        <w:rPr>
+          <w:rFonts w:hint="eastAsia"/>
+        </w:rPr>
+      </w:pPr>
+      <w:proofErr w:type="spellStart"/>
+      <w:r>
+        <w:t>LangChain</w:t>
+      </w:r>
+      <w:proofErr w:type="spellEnd"/>
+      <w:r>
+        <w:t xml:space="preserve"> 使用手册</w:t>
+      </w:r>
+      <w:r>
+        <w:rPr>
+          <w:rFonts w:hint="eastAsia"/>
+        </w:rPr>
+        <w:t>（</w:t>
+      </w:r>
+      <w:hyperlink r:id="rId12" w:tgtFrame="_blank" w:history="1">
+        <w:r>
+          <w:rPr>
+            <w:rStyle w:val="af3"/>
+          </w:rPr>
+          <w:t>https://python.langchain.com/docs/introduction/</w:t>
+        </w:r>
+      </w:hyperlink>
+      <w:r>
+        <w:rPr>
+          <w:rFonts w:hint="eastAsia"/>
+        </w:rPr>
+        <w:t>）</w:t>
+      </w:r>
+    </w:p>
+    <w:p>
+      <w:pPr>
+        <w:pStyle w:val="a9"/>
+        <w:numPr>
+          <w:ilvl w:val="0"/>
+          <w:numId w:val="3"/>
+        </w:numPr>
+      </w:pPr>
+      <w:r>
+        <w:t>Yang, A., Li, A., Yang, B., et al. (2025). </w:t>
+      </w:r>
+      <w:r>
+        <w:rPr>
+          <w:i/>
+          <w:iCs/>
+        </w:rPr>
+        <w:t>Qwen3 Technical Report</w:t>
+      </w:r>
+      <w:r>
+        <w:t>. arXiv:2505.09388 [</w:t>
+      </w:r>
+      <w:hyperlink r:id="rId13" w:tgtFrame="_blank" w:history="1">
+        <w:r>
+          <w:rPr>
+            <w:rStyle w:val="af3"/>
+          </w:rPr>
+          <w:t>cs.CL</w:t>
+        </w:r>
+      </w:hyperlink>
+      <w:r>
+        <w:t>]. Available at: </w:t>
+      </w:r>
+      <w:hyperlink r:id="rId14" w:tgtFrame="_blank" w:history="1">
+        <w:r>
+          <w:rPr>
+            <w:rStyle w:val="af3"/>
+          </w:rPr>
+          <w:t>https://arxiv.org/abs/2505.09388</w:t>
+        </w:r>
+      </w:hyperlink>
+      <w:r>
+        <w:t> </w:t>
+      </w:r>
+    </w:p>
+    <w:p>
+      <w:pPr>
+        <w:pStyle w:val="a9"/>
+        <w:numPr>
+          <w:ilvl w:val="0"/>
+          <w:numId w:val="3"/>
+        </w:numPr>
+      </w:pPr>
+      <w:r>
+        <w:t>Li, Z., et al. (2026). </w:t>
+      </w:r>
+      <w:r>
+        <w:rPr>
+          <w:i/>
+          <w:iCs/>
+        </w:rPr>
+        <w:t>From vectors to knowledge graphs: A comprehensive analysis of modern retrieval-augmented generation architectures</w:t>
+      </w:r>
+      <w:r>
+        <w:t>. Computer Science Review, Volume 61, August 2026, 100925. Available at: </w:t>
+      </w:r>
+      <w:hyperlink r:id="rId15" w:tgtFrame="_blank" w:history="1">
+        <w:r>
+          <w:rPr>
+            <w:rStyle w:val="af3"/>
+          </w:rPr>
+          <w:t>https://www.sciencedirect.com/science/article/abs/pii/S1574013726000341</w:t>
+        </w:r>
+      </w:hyperlink>
+      <w:r>
+        <w:t> </w:t>
+      </w:r>
+    </w:p>
+    <w:p>
+      <w:pPr>
+        <w:pStyle w:val="a9"/>
+        <w:numPr>
+          <w:ilvl w:val="0"/>
+          <w:numId w:val="3"/>
+        </w:numPr>
+      </w:pPr>
+      <w:r>
+        <w:t>李永智, 等. (2025). </w:t>
+      </w:r>
+      <w:r>
+        <w:rPr>
+          <w:i/>
+          <w:iCs/>
+        </w:rPr>
+        <w:t>基于教学思维链的教育大模型推理显化研究</w:t>
+      </w:r>
+      <w:r>
+        <w:t>. 中国教育科学研究院. Available at: </w:t>
+      </w:r>
+      <w:hyperlink r:id="rId16" w:tgtFrame="_blank" w:history="1">
+        <w:r>
+          <w:rPr>
+            <w:rStyle w:val="af3"/>
+          </w:rPr>
+          <w:t>https://www.cnaes.edu.cn</w:t>
+        </w:r>
+        <w:r>
+          <w:rPr>
+            <w:rStyle w:val="af3"/>
+          </w:rPr>
+          <w:t>/</w:t>
+        </w:r>
+        <w:r>
+          <w:rPr>
+            <w:rStyle w:val="af3"/>
+          </w:rPr>
+          <w:t>post/31070</w:t>
+        </w:r>
+      </w:hyperlink>
+    </w:p>
+    <w:p>
+      <w:pPr>
+        <w:pStyle w:val="a9"/>
+        <w:numPr>
+          <w:ilvl w:val="0"/>
+          <w:numId w:val="3"/>
+        </w:numPr>
+      </w:pPr>
+      <w:proofErr w:type="spellStart"/>
+      <w:r>
+        <w:t>ChromaDB</w:t>
+      </w:r>
+      <w:proofErr w:type="spellEnd"/>
+      <w:r>
+        <w:t xml:space="preserve"> Cookbook. (2026). </w:t>
+      </w:r>
+      <w:r>
+        <w:rPr>
+          <w:i/>
+          <w:iCs/>
+        </w:rPr>
+        <w:t>Strategies: Multi-Tenancy, Memory Management, and Metadata Schema Validation</w:t>
+      </w:r>
+      <w:r>
+        <w:t>. Available at: </w:t>
+      </w:r>
+      <w:hyperlink r:id="rId17" w:tgtFrame="_blank" w:history="1">
+        <w:r>
+          <w:rPr>
+            <w:rStyle w:val="af3"/>
+          </w:rPr>
+          <w:t>https://cookbook.chromadb.dev/strategies/</w:t>
+        </w:r>
+      </w:hyperlink>
+      <w:r>
+        <w:t> </w:t>
+      </w:r>
+    </w:p>
+    <w:p>
+      <w:pPr>
+        <w:pStyle w:val="a9"/>
+        <w:numPr>
+          <w:ilvl w:val="0"/>
+          <w:numId w:val="3"/>
+        </w:numPr>
+      </w:pPr>
+      <w:r>
+        <w:t>Ma, L., et al. (2025). </w:t>
+      </w:r>
+      <w:r>
+        <w:rPr>
+          <w:i/>
+          <w:iCs/>
+        </w:rPr>
+        <w:t>A Comprehensive Survey on Vector Database: Storage and Retrieval Technique, Challenge</w:t>
+      </w:r>
+      <w:r>
+        <w:t>. arXiv:2310.11703v2 [</w:t>
+      </w:r>
+      <w:proofErr w:type="spellStart"/>
+      <w:r>
+        <w:t>cs.DB</w:t>
+      </w:r>
+      <w:proofErr w:type="spellEnd"/>
+      <w:r>
+        <w:t>]. Available at: </w:t>
+      </w:r>
+      <w:hyperlink r:id="rId18" w:tgtFrame="_blank" w:history="1">
+        <w:r>
+          <w:rPr>
+            <w:rStyle w:val="af3"/>
+          </w:rPr>
+          <w:t>https://arxiv.org/abs/2310.11703</w:t>
+        </w:r>
+      </w:hyperlink>
+      <w:r>
+        <w:t> </w:t>
+      </w:r>
+    </w:p>
+    <w:p>
+      <w:pPr>
+        <w:pStyle w:val="a9"/>
+        <w:numPr>
+          <w:ilvl w:val="0"/>
+          <w:numId w:val="3"/>
+        </w:numPr>
+        <w:rPr>
+          <w:rFonts w:hint="eastAsia"/>
+        </w:rPr>
+      </w:pPr>
+      <w:r>
+        <w:t>Sharma, C. (2025). </w:t>
+      </w:r>
+      <w:r>
+        <w:rPr>
+          <w:i/>
+          <w:iCs/>
+        </w:rPr>
+        <w:t>Retrieval-Augmented Generation: A Comprehensive Survey of Architectures, Enhancements, and Robustness Frontiers</w:t>
+      </w:r>
+      <w:r>
+        <w:t>. arXiv:2506.00054 [</w:t>
+      </w:r>
+      <w:hyperlink r:id="rId19" w:tgtFrame="_blank" w:history="1">
+        <w:r>
+          <w:rPr>
+            <w:rStyle w:val="af3"/>
+          </w:rPr>
+          <w:t>cs.IR</w:t>
+        </w:r>
+      </w:hyperlink>
+      <w:r>
+        <w:t>]. Available at: </w:t>
+      </w:r>
+      <w:hyperlink r:id="rId20" w:tgtFrame="_blank" w:history="1">
+        <w:r>
+          <w:rPr>
+            <w:rStyle w:val="af3"/>
+          </w:rPr>
+          <w:t>https://arxiv.org/abs/2506.00054</w:t>
+        </w:r>
+      </w:hyperlink>
     </w:p>
     <w:sectPr>
       <w:pgSz w:w="11906" w:h="16838"/>
@@ -3279,6 +7699,1095 @@
     </w:p>
   </w:footnote>
 </w:footnotes>
+</file>
+
+<file path=word/numbering.xml><?xml version="1.0" encoding="utf-8"?>
+<w:numbering xmlns:wpc="http://schemas.microsoft.com/office/word/2010/wordprocessingCanvas" xmlns:cx="http://schemas.microsoft.com/office/drawing/2014/chartex" xmlns:cx1="http://schemas.microsoft.com/office/drawing/2015/9/8/chartex" xmlns:cx2="http://schemas.microsoft.com/office/drawing/2015/10/21/chartex" xmlns:cx3="http://schemas.microsoft.com/office/drawing/2016/5/9/chartex" xmlns:cx4="http://schemas.microsoft.com/office/drawing/2016/5/10/chartex" xmlns:cx5="http://schemas.microsoft.com/office/drawing/2016/5/11/chartex" xmlns:cx6="http://schemas.microsoft.com/office/drawing/2016/5/12/chartex" xmlns:cx7="http://schemas.microsoft.com/office/drawing/2016/5/13/chartex" xmlns:cx8="http://schemas.microsoft.com/office/drawing/2016/5/14/chartex" xmlns:mc="http://schemas.openxmlformats.org/markup-compatibility/2006" xmlns:aink="http://schemas.microsoft.com/office/drawing/2016/ink" xmlns:am3d="http://schemas.microsoft.com/office/drawing/2017/model3d" xmlns:o="urn:schemas-microsoft-com:office:office" xmlns:oel="http://schemas.microsoft.com/office/2019/extlst" xmlns:r="http://schemas.openxmlformats.org/officeDocument/2006/relationships" xmlns:m="http://schemas.openxmlformats.org/officeDocument/2006/math" xmlns:v="urn:schemas-microsoft-com:vml" xmlns:wp14="http://schemas.microsoft.com/office/word/2010/wordprocessingDrawing" xmlns:wp="http://schemas.openxmlformats.org/drawingml/2006/wordprocessingDrawing" xmlns:w10="urn:schemas-microsoft-com:office:word" xmlns:w="http://schemas.openxmlformats.org/wordprocessingml/2006/main" xmlns:w14="http://schemas.microsoft.com/office/word/2010/wordml" xmlns:w15="http://schemas.microsoft.com/office/word/2012/wordml" xmlns:w16cex="http://schemas.microsoft.com/office/word/2018/wordml/cex" xmlns:w16cid="http://schemas.microsoft.com/office/word/2016/wordml/cid" xmlns:w16="http://schemas.microsoft.com/office/word/2018/wordml" xmlns:w16du="http://schemas.microsoft.com/office/word/2023/wordml/word16du" xmlns:w16sdtdh="http://schemas.microsoft.com/office/word/2020/wordml/sdtdatahash" xmlns:w16sdtfl="http://schemas.microsoft.com/office/word/2024/wordml/sdtformatlock" xmlns:w16se="http://schemas.microsoft.com/office/word/2015/wordml/symex" xmlns:wpg="http://schemas.microsoft.com/office/word/2010/wordprocessingGroup" xmlns:wpi="http://schemas.microsoft.com/office/word/2010/wordprocessingInk" xmlns:wne="http://schemas.microsoft.com/office/word/2006/wordml" xmlns:wps="http://schemas.microsoft.com/office/word/2010/wordprocessingShape" mc:Ignorable="w14 w15 w16se w16cid w16 w16cex w16sdtdh w16sdtfl w16du wp14">
+  <w:abstractNum w:abstractNumId="0" w15:restartNumberingAfterBreak="0">
+    <w:nsid w:val="0A9771AD"/>
+    <w:multiLevelType w:val="multilevel"/>
+    <w:tmpl w:val="9FBEA79E"/>
+    <w:lvl w:ilvl="0">
+      <w:start w:val="1"/>
+      <w:numFmt w:val="bullet"/>
+      <w:lvlText w:val=""/>
+      <w:lvlJc w:val="left"/>
+      <w:pPr>
+        <w:tabs>
+          <w:tab w:val="num" w:pos="720"/>
+        </w:tabs>
+        <w:ind w:left="720" w:hanging="360"/>
+      </w:pPr>
+      <w:rPr>
+        <w:rFonts w:ascii="Symbol" w:hAnsi="Symbol" w:hint="default"/>
+        <w:sz w:val="20"/>
+      </w:rPr>
+    </w:lvl>
+    <w:lvl w:ilvl="1" w:tentative="1">
+      <w:start w:val="1"/>
+      <w:numFmt w:val="bullet"/>
+      <w:lvlText w:val="o"/>
+      <w:lvlJc w:val="left"/>
+      <w:pPr>
+        <w:tabs>
+          <w:tab w:val="num" w:pos="1440"/>
+        </w:tabs>
+        <w:ind w:left="1440" w:hanging="360"/>
+      </w:pPr>
+      <w:rPr>
+        <w:rFonts w:ascii="Courier New" w:hAnsi="Courier New" w:hint="default"/>
+        <w:sz w:val="20"/>
+      </w:rPr>
+    </w:lvl>
+    <w:lvl w:ilvl="2" w:tentative="1">
+      <w:start w:val="1"/>
+      <w:numFmt w:val="bullet"/>
+      <w:lvlText w:val=""/>
+      <w:lvlJc w:val="left"/>
+      <w:pPr>
+        <w:tabs>
+          <w:tab w:val="num" w:pos="2160"/>
+        </w:tabs>
+        <w:ind w:left="2160" w:hanging="360"/>
+      </w:pPr>
+      <w:rPr>
+        <w:rFonts w:ascii="Wingdings" w:hAnsi="Wingdings" w:hint="default"/>
+        <w:sz w:val="20"/>
+      </w:rPr>
+    </w:lvl>
+    <w:lvl w:ilvl="3" w:tentative="1">
+      <w:start w:val="1"/>
+      <w:numFmt w:val="bullet"/>
+      <w:lvlText w:val=""/>
+      <w:lvlJc w:val="left"/>
+      <w:pPr>
+        <w:tabs>
+          <w:tab w:val="num" w:pos="2880"/>
+        </w:tabs>
+        <w:ind w:left="2880" w:hanging="360"/>
+      </w:pPr>
+      <w:rPr>
+        <w:rFonts w:ascii="Wingdings" w:hAnsi="Wingdings" w:hint="default"/>
+        <w:sz w:val="20"/>
+      </w:rPr>
+    </w:lvl>
+    <w:lvl w:ilvl="4" w:tentative="1">
+      <w:start w:val="1"/>
+      <w:numFmt w:val="bullet"/>
+      <w:lvlText w:val=""/>
+      <w:lvlJc w:val="left"/>
+      <w:pPr>
+        <w:tabs>
+          <w:tab w:val="num" w:pos="3600"/>
+        </w:tabs>
+        <w:ind w:left="3600" w:hanging="360"/>
+      </w:pPr>
+      <w:rPr>
+        <w:rFonts w:ascii="Wingdings" w:hAnsi="Wingdings" w:hint="default"/>
+        <w:sz w:val="20"/>
+      </w:rPr>
+    </w:lvl>
+    <w:lvl w:ilvl="5" w:tentative="1">
+      <w:start w:val="1"/>
+      <w:numFmt w:val="bullet"/>
+      <w:lvlText w:val=""/>
+      <w:lvlJc w:val="left"/>
+      <w:pPr>
+        <w:tabs>
+          <w:tab w:val="num" w:pos="4320"/>
+        </w:tabs>
+        <w:ind w:left="4320" w:hanging="360"/>
+      </w:pPr>
+      <w:rPr>
+        <w:rFonts w:ascii="Wingdings" w:hAnsi="Wingdings" w:hint="default"/>
+        <w:sz w:val="20"/>
+      </w:rPr>
+    </w:lvl>
+    <w:lvl w:ilvl="6" w:tentative="1">
+      <w:start w:val="1"/>
+      <w:numFmt w:val="bullet"/>
+      <w:lvlText w:val=""/>
+      <w:lvlJc w:val="left"/>
+      <w:pPr>
+        <w:tabs>
+          <w:tab w:val="num" w:pos="5040"/>
+        </w:tabs>
+        <w:ind w:left="5040" w:hanging="360"/>
+      </w:pPr>
+      <w:rPr>
+        <w:rFonts w:ascii="Wingdings" w:hAnsi="Wingdings" w:hint="default"/>
+        <w:sz w:val="20"/>
+      </w:rPr>
+    </w:lvl>
+    <w:lvl w:ilvl="7" w:tentative="1">
+      <w:start w:val="1"/>
+      <w:numFmt w:val="bullet"/>
+      <w:lvlText w:val=""/>
+      <w:lvlJc w:val="left"/>
+      <w:pPr>
+        <w:tabs>
+          <w:tab w:val="num" w:pos="5760"/>
+        </w:tabs>
+        <w:ind w:left="5760" w:hanging="360"/>
+      </w:pPr>
+      <w:rPr>
+        <w:rFonts w:ascii="Wingdings" w:hAnsi="Wingdings" w:hint="default"/>
+        <w:sz w:val="20"/>
+      </w:rPr>
+    </w:lvl>
+    <w:lvl w:ilvl="8" w:tentative="1">
+      <w:start w:val="1"/>
+      <w:numFmt w:val="bullet"/>
+      <w:lvlText w:val=""/>
+      <w:lvlJc w:val="left"/>
+      <w:pPr>
+        <w:tabs>
+          <w:tab w:val="num" w:pos="6480"/>
+        </w:tabs>
+        <w:ind w:left="6480" w:hanging="360"/>
+      </w:pPr>
+      <w:rPr>
+        <w:rFonts w:ascii="Wingdings" w:hAnsi="Wingdings" w:hint="default"/>
+        <w:sz w:val="20"/>
+      </w:rPr>
+    </w:lvl>
+  </w:abstractNum>
+  <w:abstractNum w:abstractNumId="1" w15:restartNumberingAfterBreak="0">
+    <w:nsid w:val="0E3526BE"/>
+    <w:multiLevelType w:val="hybridMultilevel"/>
+    <w:tmpl w:val="09041E5E"/>
+    <w:lvl w:ilvl="0" w:tplc="27262B88">
+      <w:start w:val="1"/>
+      <w:numFmt w:val="decimal"/>
+      <w:lvlText w:val="[%1]"/>
+      <w:lvlJc w:val="left"/>
+      <w:pPr>
+        <w:ind w:left="440" w:hanging="440"/>
+      </w:pPr>
+      <w:rPr>
+        <w:rFonts w:hint="default"/>
+      </w:rPr>
+    </w:lvl>
+    <w:lvl w:ilvl="1" w:tplc="04090019" w:tentative="1">
+      <w:start w:val="1"/>
+      <w:numFmt w:val="lowerLetter"/>
+      <w:lvlText w:val="%2)"/>
+      <w:lvlJc w:val="left"/>
+      <w:pPr>
+        <w:ind w:left="880" w:hanging="440"/>
+      </w:pPr>
+    </w:lvl>
+    <w:lvl w:ilvl="2" w:tplc="0409001B" w:tentative="1">
+      <w:start w:val="1"/>
+      <w:numFmt w:val="lowerRoman"/>
+      <w:lvlText w:val="%3."/>
+      <w:lvlJc w:val="right"/>
+      <w:pPr>
+        <w:ind w:left="1320" w:hanging="440"/>
+      </w:pPr>
+    </w:lvl>
+    <w:lvl w:ilvl="3" w:tplc="0409000F" w:tentative="1">
+      <w:start w:val="1"/>
+      <w:numFmt w:val="decimal"/>
+      <w:lvlText w:val="%4."/>
+      <w:lvlJc w:val="left"/>
+      <w:pPr>
+        <w:ind w:left="1760" w:hanging="440"/>
+      </w:pPr>
+    </w:lvl>
+    <w:lvl w:ilvl="4" w:tplc="04090019" w:tentative="1">
+      <w:start w:val="1"/>
+      <w:numFmt w:val="lowerLetter"/>
+      <w:lvlText w:val="%5)"/>
+      <w:lvlJc w:val="left"/>
+      <w:pPr>
+        <w:ind w:left="2200" w:hanging="440"/>
+      </w:pPr>
+    </w:lvl>
+    <w:lvl w:ilvl="5" w:tplc="0409001B" w:tentative="1">
+      <w:start w:val="1"/>
+      <w:numFmt w:val="lowerRoman"/>
+      <w:lvlText w:val="%6."/>
+      <w:lvlJc w:val="right"/>
+      <w:pPr>
+        <w:ind w:left="2640" w:hanging="440"/>
+      </w:pPr>
+    </w:lvl>
+    <w:lvl w:ilvl="6" w:tplc="0409000F" w:tentative="1">
+      <w:start w:val="1"/>
+      <w:numFmt w:val="decimal"/>
+      <w:lvlText w:val="%7."/>
+      <w:lvlJc w:val="left"/>
+      <w:pPr>
+        <w:ind w:left="3080" w:hanging="440"/>
+      </w:pPr>
+    </w:lvl>
+    <w:lvl w:ilvl="7" w:tplc="04090019" w:tentative="1">
+      <w:start w:val="1"/>
+      <w:numFmt w:val="lowerLetter"/>
+      <w:lvlText w:val="%8)"/>
+      <w:lvlJc w:val="left"/>
+      <w:pPr>
+        <w:ind w:left="3520" w:hanging="440"/>
+      </w:pPr>
+    </w:lvl>
+    <w:lvl w:ilvl="8" w:tplc="0409001B" w:tentative="1">
+      <w:start w:val="1"/>
+      <w:numFmt w:val="lowerRoman"/>
+      <w:lvlText w:val="%9."/>
+      <w:lvlJc w:val="right"/>
+      <w:pPr>
+        <w:ind w:left="3960" w:hanging="440"/>
+      </w:pPr>
+    </w:lvl>
+  </w:abstractNum>
+  <w:abstractNum w:abstractNumId="2" w15:restartNumberingAfterBreak="0">
+    <w:nsid w:val="12AE5F34"/>
+    <w:multiLevelType w:val="multilevel"/>
+    <w:tmpl w:val="189CA132"/>
+    <w:lvl w:ilvl="0">
+      <w:start w:val="1"/>
+      <w:numFmt w:val="bullet"/>
+      <w:lvlText w:val=""/>
+      <w:lvlJc w:val="left"/>
+      <w:pPr>
+        <w:tabs>
+          <w:tab w:val="num" w:pos="720"/>
+        </w:tabs>
+        <w:ind w:left="720" w:hanging="360"/>
+      </w:pPr>
+      <w:rPr>
+        <w:rFonts w:ascii="Symbol" w:hAnsi="Symbol" w:hint="default"/>
+        <w:sz w:val="20"/>
+      </w:rPr>
+    </w:lvl>
+    <w:lvl w:ilvl="1" w:tentative="1">
+      <w:start w:val="1"/>
+      <w:numFmt w:val="bullet"/>
+      <w:lvlText w:val="o"/>
+      <w:lvlJc w:val="left"/>
+      <w:pPr>
+        <w:tabs>
+          <w:tab w:val="num" w:pos="1440"/>
+        </w:tabs>
+        <w:ind w:left="1440" w:hanging="360"/>
+      </w:pPr>
+      <w:rPr>
+        <w:rFonts w:ascii="Courier New" w:hAnsi="Courier New" w:hint="default"/>
+        <w:sz w:val="20"/>
+      </w:rPr>
+    </w:lvl>
+    <w:lvl w:ilvl="2" w:tentative="1">
+      <w:start w:val="1"/>
+      <w:numFmt w:val="bullet"/>
+      <w:lvlText w:val=""/>
+      <w:lvlJc w:val="left"/>
+      <w:pPr>
+        <w:tabs>
+          <w:tab w:val="num" w:pos="2160"/>
+        </w:tabs>
+        <w:ind w:left="2160" w:hanging="360"/>
+      </w:pPr>
+      <w:rPr>
+        <w:rFonts w:ascii="Wingdings" w:hAnsi="Wingdings" w:hint="default"/>
+        <w:sz w:val="20"/>
+      </w:rPr>
+    </w:lvl>
+    <w:lvl w:ilvl="3" w:tentative="1">
+      <w:start w:val="1"/>
+      <w:numFmt w:val="bullet"/>
+      <w:lvlText w:val=""/>
+      <w:lvlJc w:val="left"/>
+      <w:pPr>
+        <w:tabs>
+          <w:tab w:val="num" w:pos="2880"/>
+        </w:tabs>
+        <w:ind w:left="2880" w:hanging="360"/>
+      </w:pPr>
+      <w:rPr>
+        <w:rFonts w:ascii="Wingdings" w:hAnsi="Wingdings" w:hint="default"/>
+        <w:sz w:val="20"/>
+      </w:rPr>
+    </w:lvl>
+    <w:lvl w:ilvl="4" w:tentative="1">
+      <w:start w:val="1"/>
+      <w:numFmt w:val="bullet"/>
+      <w:lvlText w:val=""/>
+      <w:lvlJc w:val="left"/>
+      <w:pPr>
+        <w:tabs>
+          <w:tab w:val="num" w:pos="3600"/>
+        </w:tabs>
+        <w:ind w:left="3600" w:hanging="360"/>
+      </w:pPr>
+      <w:rPr>
+        <w:rFonts w:ascii="Wingdings" w:hAnsi="Wingdings" w:hint="default"/>
+        <w:sz w:val="20"/>
+      </w:rPr>
+    </w:lvl>
+    <w:lvl w:ilvl="5" w:tentative="1">
+      <w:start w:val="1"/>
+      <w:numFmt w:val="bullet"/>
+      <w:lvlText w:val=""/>
+      <w:lvlJc w:val="left"/>
+      <w:pPr>
+        <w:tabs>
+          <w:tab w:val="num" w:pos="4320"/>
+        </w:tabs>
+        <w:ind w:left="4320" w:hanging="360"/>
+      </w:pPr>
+      <w:rPr>
+        <w:rFonts w:ascii="Wingdings" w:hAnsi="Wingdings" w:hint="default"/>
+        <w:sz w:val="20"/>
+      </w:rPr>
+    </w:lvl>
+    <w:lvl w:ilvl="6" w:tentative="1">
+      <w:start w:val="1"/>
+      <w:numFmt w:val="bullet"/>
+      <w:lvlText w:val=""/>
+      <w:lvlJc w:val="left"/>
+      <w:pPr>
+        <w:tabs>
+          <w:tab w:val="num" w:pos="5040"/>
+        </w:tabs>
+        <w:ind w:left="5040" w:hanging="360"/>
+      </w:pPr>
+      <w:rPr>
+        <w:rFonts w:ascii="Wingdings" w:hAnsi="Wingdings" w:hint="default"/>
+        <w:sz w:val="20"/>
+      </w:rPr>
+    </w:lvl>
+    <w:lvl w:ilvl="7" w:tentative="1">
+      <w:start w:val="1"/>
+      <w:numFmt w:val="bullet"/>
+      <w:lvlText w:val=""/>
+      <w:lvlJc w:val="left"/>
+      <w:pPr>
+        <w:tabs>
+          <w:tab w:val="num" w:pos="5760"/>
+        </w:tabs>
+        <w:ind w:left="5760" w:hanging="360"/>
+      </w:pPr>
+      <w:rPr>
+        <w:rFonts w:ascii="Wingdings" w:hAnsi="Wingdings" w:hint="default"/>
+        <w:sz w:val="20"/>
+      </w:rPr>
+    </w:lvl>
+    <w:lvl w:ilvl="8" w:tentative="1">
+      <w:start w:val="1"/>
+      <w:numFmt w:val="bullet"/>
+      <w:lvlText w:val=""/>
+      <w:lvlJc w:val="left"/>
+      <w:pPr>
+        <w:tabs>
+          <w:tab w:val="num" w:pos="6480"/>
+        </w:tabs>
+        <w:ind w:left="6480" w:hanging="360"/>
+      </w:pPr>
+      <w:rPr>
+        <w:rFonts w:ascii="Wingdings" w:hAnsi="Wingdings" w:hint="default"/>
+        <w:sz w:val="20"/>
+      </w:rPr>
+    </w:lvl>
+  </w:abstractNum>
+  <w:abstractNum w:abstractNumId="3" w15:restartNumberingAfterBreak="0">
+    <w:nsid w:val="37EB6166"/>
+    <w:multiLevelType w:val="multilevel"/>
+    <w:tmpl w:val="B1E40CB6"/>
+    <w:lvl w:ilvl="0">
+      <w:start w:val="1"/>
+      <w:numFmt w:val="bullet"/>
+      <w:lvlText w:val=""/>
+      <w:lvlJc w:val="left"/>
+      <w:pPr>
+        <w:tabs>
+          <w:tab w:val="num" w:pos="720"/>
+        </w:tabs>
+        <w:ind w:left="720" w:hanging="360"/>
+      </w:pPr>
+      <w:rPr>
+        <w:rFonts w:ascii="Symbol" w:hAnsi="Symbol" w:hint="default"/>
+        <w:sz w:val="20"/>
+      </w:rPr>
+    </w:lvl>
+    <w:lvl w:ilvl="1" w:tentative="1">
+      <w:start w:val="1"/>
+      <w:numFmt w:val="bullet"/>
+      <w:lvlText w:val="o"/>
+      <w:lvlJc w:val="left"/>
+      <w:pPr>
+        <w:tabs>
+          <w:tab w:val="num" w:pos="1440"/>
+        </w:tabs>
+        <w:ind w:left="1440" w:hanging="360"/>
+      </w:pPr>
+      <w:rPr>
+        <w:rFonts w:ascii="Courier New" w:hAnsi="Courier New" w:hint="default"/>
+        <w:sz w:val="20"/>
+      </w:rPr>
+    </w:lvl>
+    <w:lvl w:ilvl="2" w:tentative="1">
+      <w:start w:val="1"/>
+      <w:numFmt w:val="bullet"/>
+      <w:lvlText w:val=""/>
+      <w:lvlJc w:val="left"/>
+      <w:pPr>
+        <w:tabs>
+          <w:tab w:val="num" w:pos="2160"/>
+        </w:tabs>
+        <w:ind w:left="2160" w:hanging="360"/>
+      </w:pPr>
+      <w:rPr>
+        <w:rFonts w:ascii="Wingdings" w:hAnsi="Wingdings" w:hint="default"/>
+        <w:sz w:val="20"/>
+      </w:rPr>
+    </w:lvl>
+    <w:lvl w:ilvl="3" w:tentative="1">
+      <w:start w:val="1"/>
+      <w:numFmt w:val="bullet"/>
+      <w:lvlText w:val=""/>
+      <w:lvlJc w:val="left"/>
+      <w:pPr>
+        <w:tabs>
+          <w:tab w:val="num" w:pos="2880"/>
+        </w:tabs>
+        <w:ind w:left="2880" w:hanging="360"/>
+      </w:pPr>
+      <w:rPr>
+        <w:rFonts w:ascii="Wingdings" w:hAnsi="Wingdings" w:hint="default"/>
+        <w:sz w:val="20"/>
+      </w:rPr>
+    </w:lvl>
+    <w:lvl w:ilvl="4" w:tentative="1">
+      <w:start w:val="1"/>
+      <w:numFmt w:val="bullet"/>
+      <w:lvlText w:val=""/>
+      <w:lvlJc w:val="left"/>
+      <w:pPr>
+        <w:tabs>
+          <w:tab w:val="num" w:pos="3600"/>
+        </w:tabs>
+        <w:ind w:left="3600" w:hanging="360"/>
+      </w:pPr>
+      <w:rPr>
+        <w:rFonts w:ascii="Wingdings" w:hAnsi="Wingdings" w:hint="default"/>
+        <w:sz w:val="20"/>
+      </w:rPr>
+    </w:lvl>
+    <w:lvl w:ilvl="5" w:tentative="1">
+      <w:start w:val="1"/>
+      <w:numFmt w:val="bullet"/>
+      <w:lvlText w:val=""/>
+      <w:lvlJc w:val="left"/>
+      <w:pPr>
+        <w:tabs>
+          <w:tab w:val="num" w:pos="4320"/>
+        </w:tabs>
+        <w:ind w:left="4320" w:hanging="360"/>
+      </w:pPr>
+      <w:rPr>
+        <w:rFonts w:ascii="Wingdings" w:hAnsi="Wingdings" w:hint="default"/>
+        <w:sz w:val="20"/>
+      </w:rPr>
+    </w:lvl>
+    <w:lvl w:ilvl="6" w:tentative="1">
+      <w:start w:val="1"/>
+      <w:numFmt w:val="bullet"/>
+      <w:lvlText w:val=""/>
+      <w:lvlJc w:val="left"/>
+      <w:pPr>
+        <w:tabs>
+          <w:tab w:val="num" w:pos="5040"/>
+        </w:tabs>
+        <w:ind w:left="5040" w:hanging="360"/>
+      </w:pPr>
+      <w:rPr>
+        <w:rFonts w:ascii="Wingdings" w:hAnsi="Wingdings" w:hint="default"/>
+        <w:sz w:val="20"/>
+      </w:rPr>
+    </w:lvl>
+    <w:lvl w:ilvl="7" w:tentative="1">
+      <w:start w:val="1"/>
+      <w:numFmt w:val="bullet"/>
+      <w:lvlText w:val=""/>
+      <w:lvlJc w:val="left"/>
+      <w:pPr>
+        <w:tabs>
+          <w:tab w:val="num" w:pos="5760"/>
+        </w:tabs>
+        <w:ind w:left="5760" w:hanging="360"/>
+      </w:pPr>
+      <w:rPr>
+        <w:rFonts w:ascii="Wingdings" w:hAnsi="Wingdings" w:hint="default"/>
+        <w:sz w:val="20"/>
+      </w:rPr>
+    </w:lvl>
+    <w:lvl w:ilvl="8" w:tentative="1">
+      <w:start w:val="1"/>
+      <w:numFmt w:val="bullet"/>
+      <w:lvlText w:val=""/>
+      <w:lvlJc w:val="left"/>
+      <w:pPr>
+        <w:tabs>
+          <w:tab w:val="num" w:pos="6480"/>
+        </w:tabs>
+        <w:ind w:left="6480" w:hanging="360"/>
+      </w:pPr>
+      <w:rPr>
+        <w:rFonts w:ascii="Wingdings" w:hAnsi="Wingdings" w:hint="default"/>
+        <w:sz w:val="20"/>
+      </w:rPr>
+    </w:lvl>
+  </w:abstractNum>
+  <w:abstractNum w:abstractNumId="4" w15:restartNumberingAfterBreak="0">
+    <w:nsid w:val="4AD52515"/>
+    <w:multiLevelType w:val="multilevel"/>
+    <w:tmpl w:val="9626CADC"/>
+    <w:lvl w:ilvl="0">
+      <w:start w:val="1"/>
+      <w:numFmt w:val="bullet"/>
+      <w:lvlText w:val=""/>
+      <w:lvlJc w:val="left"/>
+      <w:pPr>
+        <w:tabs>
+          <w:tab w:val="num" w:pos="720"/>
+        </w:tabs>
+        <w:ind w:left="720" w:hanging="360"/>
+      </w:pPr>
+      <w:rPr>
+        <w:rFonts w:ascii="Symbol" w:hAnsi="Symbol" w:hint="default"/>
+        <w:sz w:val="20"/>
+      </w:rPr>
+    </w:lvl>
+    <w:lvl w:ilvl="1" w:tentative="1">
+      <w:start w:val="1"/>
+      <w:numFmt w:val="bullet"/>
+      <w:lvlText w:val="o"/>
+      <w:lvlJc w:val="left"/>
+      <w:pPr>
+        <w:tabs>
+          <w:tab w:val="num" w:pos="1440"/>
+        </w:tabs>
+        <w:ind w:left="1440" w:hanging="360"/>
+      </w:pPr>
+      <w:rPr>
+        <w:rFonts w:ascii="Courier New" w:hAnsi="Courier New" w:hint="default"/>
+        <w:sz w:val="20"/>
+      </w:rPr>
+    </w:lvl>
+    <w:lvl w:ilvl="2" w:tentative="1">
+      <w:start w:val="1"/>
+      <w:numFmt w:val="bullet"/>
+      <w:lvlText w:val=""/>
+      <w:lvlJc w:val="left"/>
+      <w:pPr>
+        <w:tabs>
+          <w:tab w:val="num" w:pos="2160"/>
+        </w:tabs>
+        <w:ind w:left="2160" w:hanging="360"/>
+      </w:pPr>
+      <w:rPr>
+        <w:rFonts w:ascii="Wingdings" w:hAnsi="Wingdings" w:hint="default"/>
+        <w:sz w:val="20"/>
+      </w:rPr>
+    </w:lvl>
+    <w:lvl w:ilvl="3" w:tentative="1">
+      <w:start w:val="1"/>
+      <w:numFmt w:val="bullet"/>
+      <w:lvlText w:val=""/>
+      <w:lvlJc w:val="left"/>
+      <w:pPr>
+        <w:tabs>
+          <w:tab w:val="num" w:pos="2880"/>
+        </w:tabs>
+        <w:ind w:left="2880" w:hanging="360"/>
+      </w:pPr>
+      <w:rPr>
+        <w:rFonts w:ascii="Wingdings" w:hAnsi="Wingdings" w:hint="default"/>
+        <w:sz w:val="20"/>
+      </w:rPr>
+    </w:lvl>
+    <w:lvl w:ilvl="4" w:tentative="1">
+      <w:start w:val="1"/>
+      <w:numFmt w:val="bullet"/>
+      <w:lvlText w:val=""/>
+      <w:lvlJc w:val="left"/>
+      <w:pPr>
+        <w:tabs>
+          <w:tab w:val="num" w:pos="3600"/>
+        </w:tabs>
+        <w:ind w:left="3600" w:hanging="360"/>
+      </w:pPr>
+      <w:rPr>
+        <w:rFonts w:ascii="Wingdings" w:hAnsi="Wingdings" w:hint="default"/>
+        <w:sz w:val="20"/>
+      </w:rPr>
+    </w:lvl>
+    <w:lvl w:ilvl="5" w:tentative="1">
+      <w:start w:val="1"/>
+      <w:numFmt w:val="bullet"/>
+      <w:lvlText w:val=""/>
+      <w:lvlJc w:val="left"/>
+      <w:pPr>
+        <w:tabs>
+          <w:tab w:val="num" w:pos="4320"/>
+        </w:tabs>
+        <w:ind w:left="4320" w:hanging="360"/>
+      </w:pPr>
+      <w:rPr>
+        <w:rFonts w:ascii="Wingdings" w:hAnsi="Wingdings" w:hint="default"/>
+        <w:sz w:val="20"/>
+      </w:rPr>
+    </w:lvl>
+    <w:lvl w:ilvl="6" w:tentative="1">
+      <w:start w:val="1"/>
+      <w:numFmt w:val="bullet"/>
+      <w:lvlText w:val=""/>
+      <w:lvlJc w:val="left"/>
+      <w:pPr>
+        <w:tabs>
+          <w:tab w:val="num" w:pos="5040"/>
+        </w:tabs>
+        <w:ind w:left="5040" w:hanging="360"/>
+      </w:pPr>
+      <w:rPr>
+        <w:rFonts w:ascii="Wingdings" w:hAnsi="Wingdings" w:hint="default"/>
+        <w:sz w:val="20"/>
+      </w:rPr>
+    </w:lvl>
+    <w:lvl w:ilvl="7" w:tentative="1">
+      <w:start w:val="1"/>
+      <w:numFmt w:val="bullet"/>
+      <w:lvlText w:val=""/>
+      <w:lvlJc w:val="left"/>
+      <w:pPr>
+        <w:tabs>
+          <w:tab w:val="num" w:pos="5760"/>
+        </w:tabs>
+        <w:ind w:left="5760" w:hanging="360"/>
+      </w:pPr>
+      <w:rPr>
+        <w:rFonts w:ascii="Wingdings" w:hAnsi="Wingdings" w:hint="default"/>
+        <w:sz w:val="20"/>
+      </w:rPr>
+    </w:lvl>
+    <w:lvl w:ilvl="8" w:tentative="1">
+      <w:start w:val="1"/>
+      <w:numFmt w:val="bullet"/>
+      <w:lvlText w:val=""/>
+      <w:lvlJc w:val="left"/>
+      <w:pPr>
+        <w:tabs>
+          <w:tab w:val="num" w:pos="6480"/>
+        </w:tabs>
+        <w:ind w:left="6480" w:hanging="360"/>
+      </w:pPr>
+      <w:rPr>
+        <w:rFonts w:ascii="Wingdings" w:hAnsi="Wingdings" w:hint="default"/>
+        <w:sz w:val="20"/>
+      </w:rPr>
+    </w:lvl>
+  </w:abstractNum>
+  <w:abstractNum w:abstractNumId="5" w15:restartNumberingAfterBreak="0">
+    <w:nsid w:val="4F9724F3"/>
+    <w:multiLevelType w:val="hybridMultilevel"/>
+    <w:tmpl w:val="597EA7AC"/>
+    <w:lvl w:ilvl="0" w:tplc="98F8D274">
+      <w:start w:val="1"/>
+      <w:numFmt w:val="bullet"/>
+      <w:lvlText w:val=""/>
+      <w:lvlJc w:val="left"/>
+      <w:pPr>
+        <w:ind w:left="440" w:hanging="440"/>
+      </w:pPr>
+      <w:rPr>
+        <w:rFonts w:ascii="Wingdings" w:hAnsi="Wingdings" w:hint="default"/>
+      </w:rPr>
+    </w:lvl>
+    <w:lvl w:ilvl="1" w:tplc="FFFFFFFF" w:tentative="1">
+      <w:start w:val="1"/>
+      <w:numFmt w:val="bullet"/>
+      <w:lvlText w:val=""/>
+      <w:lvlJc w:val="left"/>
+      <w:pPr>
+        <w:ind w:left="880" w:hanging="440"/>
+      </w:pPr>
+      <w:rPr>
+        <w:rFonts w:ascii="Wingdings" w:hAnsi="Wingdings" w:hint="default"/>
+      </w:rPr>
+    </w:lvl>
+    <w:lvl w:ilvl="2" w:tplc="FFFFFFFF" w:tentative="1">
+      <w:start w:val="1"/>
+      <w:numFmt w:val="bullet"/>
+      <w:lvlText w:val=""/>
+      <w:lvlJc w:val="left"/>
+      <w:pPr>
+        <w:ind w:left="1320" w:hanging="440"/>
+      </w:pPr>
+      <w:rPr>
+        <w:rFonts w:ascii="Wingdings" w:hAnsi="Wingdings" w:hint="default"/>
+      </w:rPr>
+    </w:lvl>
+    <w:lvl w:ilvl="3" w:tplc="FFFFFFFF" w:tentative="1">
+      <w:start w:val="1"/>
+      <w:numFmt w:val="bullet"/>
+      <w:lvlText w:val=""/>
+      <w:lvlJc w:val="left"/>
+      <w:pPr>
+        <w:ind w:left="1760" w:hanging="440"/>
+      </w:pPr>
+      <w:rPr>
+        <w:rFonts w:ascii="Wingdings" w:hAnsi="Wingdings" w:hint="default"/>
+      </w:rPr>
+    </w:lvl>
+    <w:lvl w:ilvl="4" w:tplc="FFFFFFFF" w:tentative="1">
+      <w:start w:val="1"/>
+      <w:numFmt w:val="bullet"/>
+      <w:lvlText w:val=""/>
+      <w:lvlJc w:val="left"/>
+      <w:pPr>
+        <w:ind w:left="2200" w:hanging="440"/>
+      </w:pPr>
+      <w:rPr>
+        <w:rFonts w:ascii="Wingdings" w:hAnsi="Wingdings" w:hint="default"/>
+      </w:rPr>
+    </w:lvl>
+    <w:lvl w:ilvl="5" w:tplc="FFFFFFFF" w:tentative="1">
+      <w:start w:val="1"/>
+      <w:numFmt w:val="bullet"/>
+      <w:lvlText w:val=""/>
+      <w:lvlJc w:val="left"/>
+      <w:pPr>
+        <w:ind w:left="2640" w:hanging="440"/>
+      </w:pPr>
+      <w:rPr>
+        <w:rFonts w:ascii="Wingdings" w:hAnsi="Wingdings" w:hint="default"/>
+      </w:rPr>
+    </w:lvl>
+    <w:lvl w:ilvl="6" w:tplc="FFFFFFFF" w:tentative="1">
+      <w:start w:val="1"/>
+      <w:numFmt w:val="bullet"/>
+      <w:lvlText w:val=""/>
+      <w:lvlJc w:val="left"/>
+      <w:pPr>
+        <w:ind w:left="3080" w:hanging="440"/>
+      </w:pPr>
+      <w:rPr>
+        <w:rFonts w:ascii="Wingdings" w:hAnsi="Wingdings" w:hint="default"/>
+      </w:rPr>
+    </w:lvl>
+    <w:lvl w:ilvl="7" w:tplc="FFFFFFFF" w:tentative="1">
+      <w:start w:val="1"/>
+      <w:numFmt w:val="bullet"/>
+      <w:lvlText w:val=""/>
+      <w:lvlJc w:val="left"/>
+      <w:pPr>
+        <w:ind w:left="3520" w:hanging="440"/>
+      </w:pPr>
+      <w:rPr>
+        <w:rFonts w:ascii="Wingdings" w:hAnsi="Wingdings" w:hint="default"/>
+      </w:rPr>
+    </w:lvl>
+    <w:lvl w:ilvl="8" w:tplc="FFFFFFFF" w:tentative="1">
+      <w:start w:val="1"/>
+      <w:numFmt w:val="bullet"/>
+      <w:lvlText w:val=""/>
+      <w:lvlJc w:val="left"/>
+      <w:pPr>
+        <w:ind w:left="3960" w:hanging="440"/>
+      </w:pPr>
+      <w:rPr>
+        <w:rFonts w:ascii="Wingdings" w:hAnsi="Wingdings" w:hint="default"/>
+      </w:rPr>
+    </w:lvl>
+  </w:abstractNum>
+  <w:abstractNum w:abstractNumId="6" w15:restartNumberingAfterBreak="0">
+    <w:nsid w:val="50BC07A4"/>
+    <w:multiLevelType w:val="multilevel"/>
+    <w:tmpl w:val="A0CE89F2"/>
+    <w:lvl w:ilvl="0">
+      <w:start w:val="1"/>
+      <w:numFmt w:val="bullet"/>
+      <w:lvlText w:val=""/>
+      <w:lvlJc w:val="left"/>
+      <w:pPr>
+        <w:tabs>
+          <w:tab w:val="num" w:pos="720"/>
+        </w:tabs>
+        <w:ind w:left="720" w:hanging="360"/>
+      </w:pPr>
+      <w:rPr>
+        <w:rFonts w:ascii="Symbol" w:hAnsi="Symbol" w:hint="default"/>
+        <w:sz w:val="20"/>
+      </w:rPr>
+    </w:lvl>
+    <w:lvl w:ilvl="1" w:tentative="1">
+      <w:start w:val="1"/>
+      <w:numFmt w:val="bullet"/>
+      <w:lvlText w:val="o"/>
+      <w:lvlJc w:val="left"/>
+      <w:pPr>
+        <w:tabs>
+          <w:tab w:val="num" w:pos="1440"/>
+        </w:tabs>
+        <w:ind w:left="1440" w:hanging="360"/>
+      </w:pPr>
+      <w:rPr>
+        <w:rFonts w:ascii="Courier New" w:hAnsi="Courier New" w:hint="default"/>
+        <w:sz w:val="20"/>
+      </w:rPr>
+    </w:lvl>
+    <w:lvl w:ilvl="2" w:tentative="1">
+      <w:start w:val="1"/>
+      <w:numFmt w:val="bullet"/>
+      <w:lvlText w:val=""/>
+      <w:lvlJc w:val="left"/>
+      <w:pPr>
+        <w:tabs>
+          <w:tab w:val="num" w:pos="2160"/>
+        </w:tabs>
+        <w:ind w:left="2160" w:hanging="360"/>
+      </w:pPr>
+      <w:rPr>
+        <w:rFonts w:ascii="Wingdings" w:hAnsi="Wingdings" w:hint="default"/>
+        <w:sz w:val="20"/>
+      </w:rPr>
+    </w:lvl>
+    <w:lvl w:ilvl="3" w:tentative="1">
+      <w:start w:val="1"/>
+      <w:numFmt w:val="bullet"/>
+      <w:lvlText w:val=""/>
+      <w:lvlJc w:val="left"/>
+      <w:pPr>
+        <w:tabs>
+          <w:tab w:val="num" w:pos="2880"/>
+        </w:tabs>
+        <w:ind w:left="2880" w:hanging="360"/>
+      </w:pPr>
+      <w:rPr>
+        <w:rFonts w:ascii="Wingdings" w:hAnsi="Wingdings" w:hint="default"/>
+        <w:sz w:val="20"/>
+      </w:rPr>
+    </w:lvl>
+    <w:lvl w:ilvl="4" w:tentative="1">
+      <w:start w:val="1"/>
+      <w:numFmt w:val="bullet"/>
+      <w:lvlText w:val=""/>
+      <w:lvlJc w:val="left"/>
+      <w:pPr>
+        <w:tabs>
+          <w:tab w:val="num" w:pos="3600"/>
+        </w:tabs>
+        <w:ind w:left="3600" w:hanging="360"/>
+      </w:pPr>
+      <w:rPr>
+        <w:rFonts w:ascii="Wingdings" w:hAnsi="Wingdings" w:hint="default"/>
+        <w:sz w:val="20"/>
+      </w:rPr>
+    </w:lvl>
+    <w:lvl w:ilvl="5" w:tentative="1">
+      <w:start w:val="1"/>
+      <w:numFmt w:val="bullet"/>
+      <w:lvlText w:val=""/>
+      <w:lvlJc w:val="left"/>
+      <w:pPr>
+        <w:tabs>
+          <w:tab w:val="num" w:pos="4320"/>
+        </w:tabs>
+        <w:ind w:left="4320" w:hanging="360"/>
+      </w:pPr>
+      <w:rPr>
+        <w:rFonts w:ascii="Wingdings" w:hAnsi="Wingdings" w:hint="default"/>
+        <w:sz w:val="20"/>
+      </w:rPr>
+    </w:lvl>
+    <w:lvl w:ilvl="6" w:tentative="1">
+      <w:start w:val="1"/>
+      <w:numFmt w:val="bullet"/>
+      <w:lvlText w:val=""/>
+      <w:lvlJc w:val="left"/>
+      <w:pPr>
+        <w:tabs>
+          <w:tab w:val="num" w:pos="5040"/>
+        </w:tabs>
+        <w:ind w:left="5040" w:hanging="360"/>
+      </w:pPr>
+      <w:rPr>
+        <w:rFonts w:ascii="Wingdings" w:hAnsi="Wingdings" w:hint="default"/>
+        <w:sz w:val="20"/>
+      </w:rPr>
+    </w:lvl>
+    <w:lvl w:ilvl="7" w:tentative="1">
+      <w:start w:val="1"/>
+      <w:numFmt w:val="bullet"/>
+      <w:lvlText w:val=""/>
+      <w:lvlJc w:val="left"/>
+      <w:pPr>
+        <w:tabs>
+          <w:tab w:val="num" w:pos="5760"/>
+        </w:tabs>
+        <w:ind w:left="5760" w:hanging="360"/>
+      </w:pPr>
+      <w:rPr>
+        <w:rFonts w:ascii="Wingdings" w:hAnsi="Wingdings" w:hint="default"/>
+        <w:sz w:val="20"/>
+      </w:rPr>
+    </w:lvl>
+    <w:lvl w:ilvl="8" w:tentative="1">
+      <w:start w:val="1"/>
+      <w:numFmt w:val="bullet"/>
+      <w:lvlText w:val=""/>
+      <w:lvlJc w:val="left"/>
+      <w:pPr>
+        <w:tabs>
+          <w:tab w:val="num" w:pos="6480"/>
+        </w:tabs>
+        <w:ind w:left="6480" w:hanging="360"/>
+      </w:pPr>
+      <w:rPr>
+        <w:rFonts w:ascii="Wingdings" w:hAnsi="Wingdings" w:hint="default"/>
+        <w:sz w:val="20"/>
+      </w:rPr>
+    </w:lvl>
+  </w:abstractNum>
+  <w:abstractNum w:abstractNumId="7" w15:restartNumberingAfterBreak="0">
+    <w:nsid w:val="547C64E7"/>
+    <w:multiLevelType w:val="hybridMultilevel"/>
+    <w:tmpl w:val="5AA61A9E"/>
+    <w:lvl w:ilvl="0" w:tplc="04090001">
+      <w:start w:val="1"/>
+      <w:numFmt w:val="bullet"/>
+      <w:lvlText w:val=""/>
+      <w:lvlJc w:val="left"/>
+      <w:pPr>
+        <w:ind w:left="440" w:hanging="440"/>
+      </w:pPr>
+      <w:rPr>
+        <w:rFonts w:ascii="Wingdings" w:hAnsi="Wingdings" w:hint="default"/>
+      </w:rPr>
+    </w:lvl>
+    <w:lvl w:ilvl="1" w:tplc="04090003" w:tentative="1">
+      <w:start w:val="1"/>
+      <w:numFmt w:val="bullet"/>
+      <w:lvlText w:val=""/>
+      <w:lvlJc w:val="left"/>
+      <w:pPr>
+        <w:ind w:left="880" w:hanging="440"/>
+      </w:pPr>
+      <w:rPr>
+        <w:rFonts w:ascii="Wingdings" w:hAnsi="Wingdings" w:hint="default"/>
+      </w:rPr>
+    </w:lvl>
+    <w:lvl w:ilvl="2" w:tplc="04090005" w:tentative="1">
+      <w:start w:val="1"/>
+      <w:numFmt w:val="bullet"/>
+      <w:lvlText w:val=""/>
+      <w:lvlJc w:val="left"/>
+      <w:pPr>
+        <w:ind w:left="1320" w:hanging="440"/>
+      </w:pPr>
+      <w:rPr>
+        <w:rFonts w:ascii="Wingdings" w:hAnsi="Wingdings" w:hint="default"/>
+      </w:rPr>
+    </w:lvl>
+    <w:lvl w:ilvl="3" w:tplc="04090001" w:tentative="1">
+      <w:start w:val="1"/>
+      <w:numFmt w:val="bullet"/>
+      <w:lvlText w:val=""/>
+      <w:lvlJc w:val="left"/>
+      <w:pPr>
+        <w:ind w:left="1760" w:hanging="440"/>
+      </w:pPr>
+      <w:rPr>
+        <w:rFonts w:ascii="Wingdings" w:hAnsi="Wingdings" w:hint="default"/>
+      </w:rPr>
+    </w:lvl>
+    <w:lvl w:ilvl="4" w:tplc="04090003" w:tentative="1">
+      <w:start w:val="1"/>
+      <w:numFmt w:val="bullet"/>
+      <w:lvlText w:val=""/>
+      <w:lvlJc w:val="left"/>
+      <w:pPr>
+        <w:ind w:left="2200" w:hanging="440"/>
+      </w:pPr>
+      <w:rPr>
+        <w:rFonts w:ascii="Wingdings" w:hAnsi="Wingdings" w:hint="default"/>
+      </w:rPr>
+    </w:lvl>
+    <w:lvl w:ilvl="5" w:tplc="04090005" w:tentative="1">
+      <w:start w:val="1"/>
+      <w:numFmt w:val="bullet"/>
+      <w:lvlText w:val=""/>
+      <w:lvlJc w:val="left"/>
+      <w:pPr>
+        <w:ind w:left="2640" w:hanging="440"/>
+      </w:pPr>
+      <w:rPr>
+        <w:rFonts w:ascii="Wingdings" w:hAnsi="Wingdings" w:hint="default"/>
+      </w:rPr>
+    </w:lvl>
+    <w:lvl w:ilvl="6" w:tplc="04090001" w:tentative="1">
+      <w:start w:val="1"/>
+      <w:numFmt w:val="bullet"/>
+      <w:lvlText w:val=""/>
+      <w:lvlJc w:val="left"/>
+      <w:pPr>
+        <w:ind w:left="3080" w:hanging="440"/>
+      </w:pPr>
+      <w:rPr>
+        <w:rFonts w:ascii="Wingdings" w:hAnsi="Wingdings" w:hint="default"/>
+      </w:rPr>
+    </w:lvl>
+    <w:lvl w:ilvl="7" w:tplc="04090003" w:tentative="1">
+      <w:start w:val="1"/>
+      <w:numFmt w:val="bullet"/>
+      <w:lvlText w:val=""/>
+      <w:lvlJc w:val="left"/>
+      <w:pPr>
+        <w:ind w:left="3520" w:hanging="440"/>
+      </w:pPr>
+      <w:rPr>
+        <w:rFonts w:ascii="Wingdings" w:hAnsi="Wingdings" w:hint="default"/>
+      </w:rPr>
+    </w:lvl>
+    <w:lvl w:ilvl="8" w:tplc="04090005" w:tentative="1">
+      <w:start w:val="1"/>
+      <w:numFmt w:val="bullet"/>
+      <w:lvlText w:val=""/>
+      <w:lvlJc w:val="left"/>
+      <w:pPr>
+        <w:ind w:left="3960" w:hanging="440"/>
+      </w:pPr>
+      <w:rPr>
+        <w:rFonts w:ascii="Wingdings" w:hAnsi="Wingdings" w:hint="default"/>
+      </w:rPr>
+    </w:lvl>
+  </w:abstractNum>
+  <w:num w:numId="1" w16cid:durableId="506096622">
+    <w:abstractNumId w:val="7"/>
+  </w:num>
+  <w:num w:numId="2" w16cid:durableId="757559471">
+    <w:abstractNumId w:val="5"/>
+  </w:num>
+  <w:num w:numId="3" w16cid:durableId="1492254906">
+    <w:abstractNumId w:val="1"/>
+  </w:num>
+  <w:num w:numId="4" w16cid:durableId="1635403872">
+    <w:abstractNumId w:val="0"/>
+  </w:num>
+  <w:num w:numId="5" w16cid:durableId="1945768045">
+    <w:abstractNumId w:val="4"/>
+  </w:num>
+  <w:num w:numId="6" w16cid:durableId="1025912423">
+    <w:abstractNumId w:val="6"/>
+  </w:num>
+  <w:num w:numId="7" w16cid:durableId="2056737632">
+    <w:abstractNumId w:val="3"/>
+  </w:num>
+  <w:num w:numId="8" w16cid:durableId="1345131546">
+    <w:abstractNumId w:val="2"/>
+  </w:num>
+</w:numbering>
 </file>
 
 <file path=word/styles.xml><?xml version="1.0" encoding="utf-8"?>
@@ -3886,7 +9395,6 @@
   <w:style w:type="character" w:default="1" w:styleId="a0">
     <w:name w:val="Default Paragraph Font"/>
     <w:uiPriority w:val="1"/>
-    <w:semiHidden/>
     <w:unhideWhenUsed/>
   </w:style>
   <w:style w:type="table" w:default="1" w:styleId="a1">
@@ -4283,6 +9791,505 @@
       <w:szCs w:val="18"/>
     </w:rPr>
   </w:style>
+  <w:style w:type="table" w:styleId="4-1">
+    <w:name w:val="Grid Table 4 Accent 1"/>
+    <w:basedOn w:val="a1"/>
+    <w:uiPriority w:val="49"/>
+    <w:rsid w:val="00D710AC"/>
+    <w:pPr>
+      <w:spacing w:after="0" w:line="240" w:lineRule="auto"/>
+    </w:pPr>
+    <w:tblPr>
+      <w:tblStyleRowBandSize w:val="1"/>
+      <w:tblStyleColBandSize w:val="1"/>
+      <w:tblBorders>
+        <w:top w:val="single" w:sz="4" w:space="0" w:color="45B0E1" w:themeColor="accent1" w:themeTint="99"/>
+        <w:left w:val="single" w:sz="4" w:space="0" w:color="45B0E1" w:themeColor="accent1" w:themeTint="99"/>
+        <w:bottom w:val="single" w:sz="4" w:space="0" w:color="45B0E1" w:themeColor="accent1" w:themeTint="99"/>
+        <w:right w:val="single" w:sz="4" w:space="0" w:color="45B0E1" w:themeColor="accent1" w:themeTint="99"/>
+        <w:insideH w:val="single" w:sz="4" w:space="0" w:color="45B0E1" w:themeColor="accent1" w:themeTint="99"/>
+        <w:insideV w:val="single" w:sz="4" w:space="0" w:color="45B0E1" w:themeColor="accent1" w:themeTint="99"/>
+      </w:tblBorders>
+    </w:tblPr>
+    <w:tblStylePr w:type="firstRow">
+      <w:rPr>
+        <w:b/>
+        <w:bCs/>
+        <w:color w:val="FFFFFF" w:themeColor="background1"/>
+      </w:rPr>
+      <w:tblPr/>
+      <w:tcPr>
+        <w:tcBorders>
+          <w:top w:val="single" w:sz="4" w:space="0" w:color="156082" w:themeColor="accent1"/>
+          <w:left w:val="single" w:sz="4" w:space="0" w:color="156082" w:themeColor="accent1"/>
+          <w:bottom w:val="single" w:sz="4" w:space="0" w:color="156082" w:themeColor="accent1"/>
+          <w:right w:val="single" w:sz="4" w:space="0" w:color="156082" w:themeColor="accent1"/>
+          <w:insideH w:val="nil"/>
+          <w:insideV w:val="nil"/>
+        </w:tcBorders>
+        <w:shd w:val="clear" w:color="auto" w:fill="156082" w:themeFill="accent1"/>
+      </w:tcPr>
+    </w:tblStylePr>
+    <w:tblStylePr w:type="lastRow">
+      <w:rPr>
+        <w:b/>
+        <w:bCs/>
+      </w:rPr>
+      <w:tblPr/>
+      <w:tcPr>
+        <w:tcBorders>
+          <w:top w:val="double" w:sz="4" w:space="0" w:color="156082" w:themeColor="accent1"/>
+        </w:tcBorders>
+      </w:tcPr>
+    </w:tblStylePr>
+    <w:tblStylePr w:type="firstCol">
+      <w:rPr>
+        <w:b/>
+        <w:bCs/>
+      </w:rPr>
+    </w:tblStylePr>
+    <w:tblStylePr w:type="lastCol">
+      <w:rPr>
+        <w:b/>
+        <w:bCs/>
+      </w:rPr>
+    </w:tblStylePr>
+    <w:tblStylePr w:type="band1Vert">
+      <w:tblPr/>
+      <w:tcPr>
+        <w:shd w:val="clear" w:color="auto" w:fill="C1E4F5" w:themeFill="accent1" w:themeFillTint="33"/>
+      </w:tcPr>
+    </w:tblStylePr>
+    <w:tblStylePr w:type="band1Horz">
+      <w:tblPr/>
+      <w:tcPr>
+        <w:shd w:val="clear" w:color="auto" w:fill="C1E4F5" w:themeFill="accent1" w:themeFillTint="33"/>
+      </w:tcPr>
+    </w:tblStylePr>
+  </w:style>
+  <w:style w:type="table" w:styleId="4-2">
+    <w:name w:val="Grid Table 4 Accent 2"/>
+    <w:basedOn w:val="a1"/>
+    <w:uiPriority w:val="49"/>
+    <w:rsid w:val="00BA474C"/>
+    <w:pPr>
+      <w:spacing w:after="0" w:line="240" w:lineRule="auto"/>
+    </w:pPr>
+    <w:tblPr>
+      <w:tblStyleRowBandSize w:val="1"/>
+      <w:tblStyleColBandSize w:val="1"/>
+      <w:tblBorders>
+        <w:top w:val="single" w:sz="4" w:space="0" w:color="F1A983" w:themeColor="accent2" w:themeTint="99"/>
+        <w:left w:val="single" w:sz="4" w:space="0" w:color="F1A983" w:themeColor="accent2" w:themeTint="99"/>
+        <w:bottom w:val="single" w:sz="4" w:space="0" w:color="F1A983" w:themeColor="accent2" w:themeTint="99"/>
+        <w:right w:val="single" w:sz="4" w:space="0" w:color="F1A983" w:themeColor="accent2" w:themeTint="99"/>
+        <w:insideH w:val="single" w:sz="4" w:space="0" w:color="F1A983" w:themeColor="accent2" w:themeTint="99"/>
+        <w:insideV w:val="single" w:sz="4" w:space="0" w:color="F1A983" w:themeColor="accent2" w:themeTint="99"/>
+      </w:tblBorders>
+    </w:tblPr>
+    <w:tblStylePr w:type="firstRow">
+      <w:rPr>
+        <w:b/>
+        <w:bCs/>
+        <w:color w:val="FFFFFF" w:themeColor="background1"/>
+      </w:rPr>
+      <w:tblPr/>
+      <w:tcPr>
+        <w:tcBorders>
+          <w:top w:val="single" w:sz="4" w:space="0" w:color="E97132" w:themeColor="accent2"/>
+          <w:left w:val="single" w:sz="4" w:space="0" w:color="E97132" w:themeColor="accent2"/>
+          <w:bottom w:val="single" w:sz="4" w:space="0" w:color="E97132" w:themeColor="accent2"/>
+          <w:right w:val="single" w:sz="4" w:space="0" w:color="E97132" w:themeColor="accent2"/>
+          <w:insideH w:val="nil"/>
+          <w:insideV w:val="nil"/>
+        </w:tcBorders>
+        <w:shd w:val="clear" w:color="auto" w:fill="E97132" w:themeFill="accent2"/>
+      </w:tcPr>
+    </w:tblStylePr>
+    <w:tblStylePr w:type="lastRow">
+      <w:rPr>
+        <w:b/>
+        <w:bCs/>
+      </w:rPr>
+      <w:tblPr/>
+      <w:tcPr>
+        <w:tcBorders>
+          <w:top w:val="double" w:sz="4" w:space="0" w:color="E97132" w:themeColor="accent2"/>
+        </w:tcBorders>
+      </w:tcPr>
+    </w:tblStylePr>
+    <w:tblStylePr w:type="firstCol">
+      <w:rPr>
+        <w:b/>
+        <w:bCs/>
+      </w:rPr>
+    </w:tblStylePr>
+    <w:tblStylePr w:type="lastCol">
+      <w:rPr>
+        <w:b/>
+        <w:bCs/>
+      </w:rPr>
+    </w:tblStylePr>
+    <w:tblStylePr w:type="band1Vert">
+      <w:tblPr/>
+      <w:tcPr>
+        <w:shd w:val="clear" w:color="auto" w:fill="FAE2D5" w:themeFill="accent2" w:themeFillTint="33"/>
+      </w:tcPr>
+    </w:tblStylePr>
+    <w:tblStylePr w:type="band1Horz">
+      <w:tblPr/>
+      <w:tcPr>
+        <w:shd w:val="clear" w:color="auto" w:fill="FAE2D5" w:themeFill="accent2" w:themeFillTint="33"/>
+      </w:tcPr>
+    </w:tblStylePr>
+  </w:style>
+  <w:style w:type="table" w:styleId="4-3">
+    <w:name w:val="Grid Table 4 Accent 3"/>
+    <w:basedOn w:val="a1"/>
+    <w:uiPriority w:val="49"/>
+    <w:rsid w:val="00BA474C"/>
+    <w:pPr>
+      <w:spacing w:after="0" w:line="240" w:lineRule="auto"/>
+    </w:pPr>
+    <w:tblPr>
+      <w:tblStyleRowBandSize w:val="1"/>
+      <w:tblStyleColBandSize w:val="1"/>
+      <w:tblBorders>
+        <w:top w:val="single" w:sz="4" w:space="0" w:color="47D459" w:themeColor="accent3" w:themeTint="99"/>
+        <w:left w:val="single" w:sz="4" w:space="0" w:color="47D459" w:themeColor="accent3" w:themeTint="99"/>
+        <w:bottom w:val="single" w:sz="4" w:space="0" w:color="47D459" w:themeColor="accent3" w:themeTint="99"/>
+        <w:right w:val="single" w:sz="4" w:space="0" w:color="47D459" w:themeColor="accent3" w:themeTint="99"/>
+        <w:insideH w:val="single" w:sz="4" w:space="0" w:color="47D459" w:themeColor="accent3" w:themeTint="99"/>
+        <w:insideV w:val="single" w:sz="4" w:space="0" w:color="47D459" w:themeColor="accent3" w:themeTint="99"/>
+      </w:tblBorders>
+    </w:tblPr>
+    <w:tblStylePr w:type="firstRow">
+      <w:rPr>
+        <w:b/>
+        <w:bCs/>
+        <w:color w:val="FFFFFF" w:themeColor="background1"/>
+      </w:rPr>
+      <w:tblPr/>
+      <w:tcPr>
+        <w:tcBorders>
+          <w:top w:val="single" w:sz="4" w:space="0" w:color="196B24" w:themeColor="accent3"/>
+          <w:left w:val="single" w:sz="4" w:space="0" w:color="196B24" w:themeColor="accent3"/>
+          <w:bottom w:val="single" w:sz="4" w:space="0" w:color="196B24" w:themeColor="accent3"/>
+          <w:right w:val="single" w:sz="4" w:space="0" w:color="196B24" w:themeColor="accent3"/>
+          <w:insideH w:val="nil"/>
+          <w:insideV w:val="nil"/>
+        </w:tcBorders>
+        <w:shd w:val="clear" w:color="auto" w:fill="196B24" w:themeFill="accent3"/>
+      </w:tcPr>
+    </w:tblStylePr>
+    <w:tblStylePr w:type="lastRow">
+      <w:rPr>
+        <w:b/>
+        <w:bCs/>
+      </w:rPr>
+      <w:tblPr/>
+      <w:tcPr>
+        <w:tcBorders>
+          <w:top w:val="double" w:sz="4" w:space="0" w:color="196B24" w:themeColor="accent3"/>
+        </w:tcBorders>
+      </w:tcPr>
+    </w:tblStylePr>
+    <w:tblStylePr w:type="firstCol">
+      <w:rPr>
+        <w:b/>
+        <w:bCs/>
+      </w:rPr>
+    </w:tblStylePr>
+    <w:tblStylePr w:type="lastCol">
+      <w:rPr>
+        <w:b/>
+        <w:bCs/>
+      </w:rPr>
+    </w:tblStylePr>
+    <w:tblStylePr w:type="band1Vert">
+      <w:tblPr/>
+      <w:tcPr>
+        <w:shd w:val="clear" w:color="auto" w:fill="C1F0C7" w:themeFill="accent3" w:themeFillTint="33"/>
+      </w:tcPr>
+    </w:tblStylePr>
+    <w:tblStylePr w:type="band1Horz">
+      <w:tblPr/>
+      <w:tcPr>
+        <w:shd w:val="clear" w:color="auto" w:fill="C1F0C7" w:themeFill="accent3" w:themeFillTint="33"/>
+      </w:tcPr>
+    </w:tblStylePr>
+  </w:style>
+  <w:style w:type="table" w:styleId="4-5">
+    <w:name w:val="Grid Table 4 Accent 5"/>
+    <w:basedOn w:val="a1"/>
+    <w:uiPriority w:val="49"/>
+    <w:rsid w:val="00BA474C"/>
+    <w:pPr>
+      <w:spacing w:after="0" w:line="240" w:lineRule="auto"/>
+    </w:pPr>
+    <w:tblPr>
+      <w:tblStyleRowBandSize w:val="1"/>
+      <w:tblStyleColBandSize w:val="1"/>
+      <w:tblBorders>
+        <w:top w:val="single" w:sz="4" w:space="0" w:color="D86DCB" w:themeColor="accent5" w:themeTint="99"/>
+        <w:left w:val="single" w:sz="4" w:space="0" w:color="D86DCB" w:themeColor="accent5" w:themeTint="99"/>
+        <w:bottom w:val="single" w:sz="4" w:space="0" w:color="D86DCB" w:themeColor="accent5" w:themeTint="99"/>
+        <w:right w:val="single" w:sz="4" w:space="0" w:color="D86DCB" w:themeColor="accent5" w:themeTint="99"/>
+        <w:insideH w:val="single" w:sz="4" w:space="0" w:color="D86DCB" w:themeColor="accent5" w:themeTint="99"/>
+        <w:insideV w:val="single" w:sz="4" w:space="0" w:color="D86DCB" w:themeColor="accent5" w:themeTint="99"/>
+      </w:tblBorders>
+    </w:tblPr>
+    <w:tblStylePr w:type="firstRow">
+      <w:rPr>
+        <w:b/>
+        <w:bCs/>
+        <w:color w:val="FFFFFF" w:themeColor="background1"/>
+      </w:rPr>
+      <w:tblPr/>
+      <w:tcPr>
+        <w:tcBorders>
+          <w:top w:val="single" w:sz="4" w:space="0" w:color="A02B93" w:themeColor="accent5"/>
+          <w:left w:val="single" w:sz="4" w:space="0" w:color="A02B93" w:themeColor="accent5"/>
+          <w:bottom w:val="single" w:sz="4" w:space="0" w:color="A02B93" w:themeColor="accent5"/>
+          <w:right w:val="single" w:sz="4" w:space="0" w:color="A02B93" w:themeColor="accent5"/>
+          <w:insideH w:val="nil"/>
+          <w:insideV w:val="nil"/>
+        </w:tcBorders>
+        <w:shd w:val="clear" w:color="auto" w:fill="A02B93" w:themeFill="accent5"/>
+      </w:tcPr>
+    </w:tblStylePr>
+    <w:tblStylePr w:type="lastRow">
+      <w:rPr>
+        <w:b/>
+        <w:bCs/>
+      </w:rPr>
+      <w:tblPr/>
+      <w:tcPr>
+        <w:tcBorders>
+          <w:top w:val="double" w:sz="4" w:space="0" w:color="A02B93" w:themeColor="accent5"/>
+        </w:tcBorders>
+      </w:tcPr>
+    </w:tblStylePr>
+    <w:tblStylePr w:type="firstCol">
+      <w:rPr>
+        <w:b/>
+        <w:bCs/>
+      </w:rPr>
+    </w:tblStylePr>
+    <w:tblStylePr w:type="lastCol">
+      <w:rPr>
+        <w:b/>
+        <w:bCs/>
+      </w:rPr>
+    </w:tblStylePr>
+    <w:tblStylePr w:type="band1Vert">
+      <w:tblPr/>
+      <w:tcPr>
+        <w:shd w:val="clear" w:color="auto" w:fill="F2CEED" w:themeFill="accent5" w:themeFillTint="33"/>
+      </w:tcPr>
+    </w:tblStylePr>
+    <w:tblStylePr w:type="band1Horz">
+      <w:tblPr/>
+      <w:tcPr>
+        <w:shd w:val="clear" w:color="auto" w:fill="F2CEED" w:themeFill="accent5" w:themeFillTint="33"/>
+      </w:tcPr>
+    </w:tblStylePr>
+  </w:style>
+  <w:style w:type="table" w:styleId="5-4">
+    <w:name w:val="Grid Table 5 Dark Accent 4"/>
+    <w:basedOn w:val="a1"/>
+    <w:uiPriority w:val="50"/>
+    <w:rsid w:val="00BA474C"/>
+    <w:pPr>
+      <w:spacing w:after="0" w:line="240" w:lineRule="auto"/>
+    </w:pPr>
+    <w:tblPr>
+      <w:tblStyleRowBandSize w:val="1"/>
+      <w:tblStyleColBandSize w:val="1"/>
+      <w:tblBorders>
+        <w:top w:val="single" w:sz="4" w:space="0" w:color="FFFFFF" w:themeColor="background1"/>
+        <w:left w:val="single" w:sz="4" w:space="0" w:color="FFFFFF" w:themeColor="background1"/>
+        <w:bottom w:val="single" w:sz="4" w:space="0" w:color="FFFFFF" w:themeColor="background1"/>
+        <w:right w:val="single" w:sz="4" w:space="0" w:color="FFFFFF" w:themeColor="background1"/>
+        <w:insideH w:val="single" w:sz="4" w:space="0" w:color="FFFFFF" w:themeColor="background1"/>
+        <w:insideV w:val="single" w:sz="4" w:space="0" w:color="FFFFFF" w:themeColor="background1"/>
+      </w:tblBorders>
+    </w:tblPr>
+    <w:tcPr>
+      <w:shd w:val="clear" w:color="auto" w:fill="CAEDFB" w:themeFill="accent4" w:themeFillTint="33"/>
+    </w:tcPr>
+    <w:tblStylePr w:type="firstRow">
+      <w:rPr>
+        <w:b/>
+        <w:bCs/>
+        <w:color w:val="FFFFFF" w:themeColor="background1"/>
+      </w:rPr>
+      <w:tblPr/>
+      <w:tcPr>
+        <w:tcBorders>
+          <w:top w:val="single" w:sz="4" w:space="0" w:color="FFFFFF" w:themeColor="background1"/>
+          <w:left w:val="single" w:sz="4" w:space="0" w:color="FFFFFF" w:themeColor="background1"/>
+          <w:right w:val="single" w:sz="4" w:space="0" w:color="FFFFFF" w:themeColor="background1"/>
+          <w:insideH w:val="nil"/>
+          <w:insideV w:val="nil"/>
+        </w:tcBorders>
+        <w:shd w:val="clear" w:color="auto" w:fill="0F9ED5" w:themeFill="accent4"/>
+      </w:tcPr>
+    </w:tblStylePr>
+    <w:tblStylePr w:type="lastRow">
+      <w:rPr>
+        <w:b/>
+        <w:bCs/>
+        <w:color w:val="FFFFFF" w:themeColor="background1"/>
+      </w:rPr>
+      <w:tblPr/>
+      <w:tcPr>
+        <w:tcBorders>
+          <w:left w:val="single" w:sz="4" w:space="0" w:color="FFFFFF" w:themeColor="background1"/>
+          <w:bottom w:val="single" w:sz="4" w:space="0" w:color="FFFFFF" w:themeColor="background1"/>
+          <w:right w:val="single" w:sz="4" w:space="0" w:color="FFFFFF" w:themeColor="background1"/>
+          <w:insideH w:val="nil"/>
+          <w:insideV w:val="nil"/>
+        </w:tcBorders>
+        <w:shd w:val="clear" w:color="auto" w:fill="0F9ED5" w:themeFill="accent4"/>
+      </w:tcPr>
+    </w:tblStylePr>
+    <w:tblStylePr w:type="firstCol">
+      <w:rPr>
+        <w:b/>
+        <w:bCs/>
+        <w:color w:val="FFFFFF" w:themeColor="background1"/>
+      </w:rPr>
+      <w:tblPr/>
+      <w:tcPr>
+        <w:tcBorders>
+          <w:top w:val="single" w:sz="4" w:space="0" w:color="FFFFFF" w:themeColor="background1"/>
+          <w:left w:val="single" w:sz="4" w:space="0" w:color="FFFFFF" w:themeColor="background1"/>
+          <w:bottom w:val="single" w:sz="4" w:space="0" w:color="FFFFFF" w:themeColor="background1"/>
+          <w:insideV w:val="nil"/>
+        </w:tcBorders>
+        <w:shd w:val="clear" w:color="auto" w:fill="0F9ED5" w:themeFill="accent4"/>
+      </w:tcPr>
+    </w:tblStylePr>
+    <w:tblStylePr w:type="lastCol">
+      <w:rPr>
+        <w:b/>
+        <w:bCs/>
+        <w:color w:val="FFFFFF" w:themeColor="background1"/>
+      </w:rPr>
+      <w:tblPr/>
+      <w:tcPr>
+        <w:tcBorders>
+          <w:top w:val="single" w:sz="4" w:space="0" w:color="FFFFFF" w:themeColor="background1"/>
+          <w:bottom w:val="single" w:sz="4" w:space="0" w:color="FFFFFF" w:themeColor="background1"/>
+          <w:right w:val="single" w:sz="4" w:space="0" w:color="FFFFFF" w:themeColor="background1"/>
+          <w:insideV w:val="nil"/>
+        </w:tcBorders>
+        <w:shd w:val="clear" w:color="auto" w:fill="0F9ED5" w:themeFill="accent4"/>
+      </w:tcPr>
+    </w:tblStylePr>
+    <w:tblStylePr w:type="band1Vert">
+      <w:tblPr/>
+      <w:tcPr>
+        <w:shd w:val="clear" w:color="auto" w:fill="95DCF7" w:themeFill="accent4" w:themeFillTint="66"/>
+      </w:tcPr>
+    </w:tblStylePr>
+    <w:tblStylePr w:type="band1Horz">
+      <w:tblPr/>
+      <w:tcPr>
+        <w:shd w:val="clear" w:color="auto" w:fill="95DCF7" w:themeFill="accent4" w:themeFillTint="66"/>
+      </w:tcPr>
+    </w:tblStylePr>
+  </w:style>
+  <w:style w:type="character" w:styleId="af3">
+    <w:name w:val="Hyperlink"/>
+    <w:basedOn w:val="a0"/>
+    <w:uiPriority w:val="99"/>
+    <w:unhideWhenUsed/>
+    <w:rsid w:val="008A77FC"/>
+    <w:rPr>
+      <w:color w:val="467886" w:themeColor="hyperlink"/>
+      <w:u w:val="single"/>
+    </w:rPr>
+  </w:style>
+  <w:style w:type="character" w:styleId="af4">
+    <w:name w:val="Unresolved Mention"/>
+    <w:basedOn w:val="a0"/>
+    <w:uiPriority w:val="99"/>
+    <w:semiHidden/>
+    <w:unhideWhenUsed/>
+    <w:rsid w:val="008A77FC"/>
+    <w:rPr>
+      <w:color w:val="605E5C"/>
+      <w:shd w:val="clear" w:color="auto" w:fill="E1DFDD"/>
+    </w:rPr>
+  </w:style>
+  <w:style w:type="character" w:styleId="af5">
+    <w:name w:val="FollowedHyperlink"/>
+    <w:basedOn w:val="a0"/>
+    <w:uiPriority w:val="99"/>
+    <w:semiHidden/>
+    <w:unhideWhenUsed/>
+    <w:rsid w:val="00B15912"/>
+    <w:rPr>
+      <w:color w:val="96607D" w:themeColor="followedHyperlink"/>
+      <w:u w:val="single"/>
+    </w:rPr>
+  </w:style>
+  <w:style w:type="paragraph" w:styleId="TOC">
+    <w:name w:val="TOC Heading"/>
+    <w:basedOn w:val="1"/>
+    <w:next w:val="a"/>
+    <w:uiPriority w:val="39"/>
+    <w:unhideWhenUsed/>
+    <w:qFormat/>
+    <w:rsid w:val="00C761FB"/>
+    <w:pPr>
+      <w:widowControl/>
+      <w:spacing w:before="240" w:after="0" w:line="259" w:lineRule="auto"/>
+      <w:outlineLvl w:val="9"/>
+    </w:pPr>
+    <w:rPr>
+      <w:color w:val="0F4761" w:themeColor="accent1" w:themeShade="BF"/>
+      <w:kern w:val="0"/>
+      <w:sz w:val="32"/>
+      <w:szCs w:val="32"/>
+      <w14:ligatures w14:val="none"/>
+    </w:rPr>
+  </w:style>
+  <w:style w:type="paragraph" w:styleId="TOC1">
+    <w:name w:val="toc 1"/>
+    <w:basedOn w:val="a"/>
+    <w:next w:val="a"/>
+    <w:autoRedefine/>
+    <w:uiPriority w:val="39"/>
+    <w:unhideWhenUsed/>
+    <w:rsid w:val="00C761FB"/>
+  </w:style>
+  <w:style w:type="paragraph" w:styleId="TOC2">
+    <w:name w:val="toc 2"/>
+    <w:basedOn w:val="a"/>
+    <w:next w:val="a"/>
+    <w:autoRedefine/>
+    <w:uiPriority w:val="39"/>
+    <w:unhideWhenUsed/>
+    <w:rsid w:val="00C761FB"/>
+    <w:pPr>
+      <w:ind w:leftChars="200" w:left="420"/>
+    </w:pPr>
+  </w:style>
+  <w:style w:type="paragraph" w:styleId="TOC3">
+    <w:name w:val="toc 3"/>
+    <w:basedOn w:val="a"/>
+    <w:next w:val="a"/>
+    <w:autoRedefine/>
+    <w:uiPriority w:val="39"/>
+    <w:unhideWhenUsed/>
+    <w:rsid w:val="00C761FB"/>
+    <w:pPr>
+      <w:ind w:leftChars="400" w:left="840"/>
+    </w:pPr>
+  </w:style>
 </w:styles>
 </file>
 
@@ -4579,4 +10586,16 @@
     </a:ext>
   </a:extLst>
 </a:theme>
+</file>
+
+<file path=customXml/item1.xml><?xml version="1.0" encoding="utf-8"?>
+<b:Sources xmlns:b="http://schemas.openxmlformats.org/officeDocument/2006/bibliography" xmlns="http://schemas.openxmlformats.org/officeDocument/2006/bibliography" SelectedStyle="\APASixthEditionOfficeOnline.xsl" StyleName="APA" Version="6"/>
+</file>
+
+<file path=customXml/itemProps1.xml><?xml version="1.0" encoding="utf-8"?>
+<ds:datastoreItem xmlns:ds="http://schemas.openxmlformats.org/officeDocument/2006/customXml" ds:itemID="{4C50B652-852B-4F88-9F72-8F5EBDA53778}">
+  <ds:schemaRefs>
+    <ds:schemaRef ds:uri="http://schemas.openxmlformats.org/officeDocument/2006/bibliography"/>
+  </ds:schemaRefs>
+</ds:datastoreItem>
 </file>